--- a/09-通信电路/01-无线收发电路/射频前端电路/射频前端电路.docx
+++ b/09-通信电路/01-无线收发电路/射频前端电路/射频前端电路.docx
@@ -2722,6 +2722,20 @@
     </w:p>
     <w:bookmarkEnd w:id="26"/>
     <w:bookmarkEnd w:id="27"/>
+    <w:p>
+      <w:pPr>
+        <w:spacing w:before="360"/>
+        <w:jc w:val="center"/>
+      </w:pPr>
+      <w:r>
+        <w:rPr>
+          <w:rFonts w:ascii="Times New Roman" w:hAnsi="Times New Roman"/>
+          <w:color w:val="555555"/>
+          <w:sz w:val="21"/>
+        </w:rPr>
+        <w:t>材料收集者：杜文杰</w:t>
+      </w:r>
+    </w:p>
     <w:sectPr>
       <w:headerReference r:id="rId9" w:type="default"/>
       <w:footerReference r:id="rId10" w:type="default"/>

--- a/09-通信电路/01-无线收发电路/射频前端电路/射频前端电路.docx
+++ b/09-通信电路/01-无线收发电路/射频前端电路/射频前端电路.docx
@@ -1,6 +1,6 @@
 
 <file path=word/document.xml><?xml version="1.0" encoding="utf-8"?>
-<w:document xmlns:w="http://schemas.openxmlformats.org/wordprocessingml/2006/main" xmlns:m="http://schemas.openxmlformats.org/officeDocument/2006/math" xmlns:r="http://schemas.openxmlformats.org/officeDocument/2006/relationships" xmlns:o="urn:schemas-microsoft-com:office:office" xmlns:v="urn:schemas-microsoft-com:vml" xmlns:w10="urn:schemas-microsoft-com:office:word" xmlns:a="http://schemas.openxmlformats.org/drawingml/2006/main" xmlns:pic="http://schemas.openxmlformats.org/drawingml/2006/picture" xmlns:wp="http://schemas.openxmlformats.org/drawingml/2006/wordprocessingDrawing">
+<w:document xmlns:m="http://schemas.openxmlformats.org/officeDocument/2006/math" xmlns:r="http://schemas.openxmlformats.org/officeDocument/2006/relationships" xmlns:w="http://schemas.openxmlformats.org/wordprocessingml/2006/main" xmlns:o="urn:schemas-microsoft-com:office:office" xmlns:v="urn:schemas-microsoft-com:vml" xmlns:w10="urn:schemas-microsoft-com:office:word" xmlns:a="http://schemas.openxmlformats.org/drawingml/2006/main" xmlns:pic="http://schemas.openxmlformats.org/drawingml/2006/picture" xmlns:wp="http://schemas.openxmlformats.org/drawingml/2006/wordprocessingDrawing">
   <w:body>
     <w:bookmarkStart w:id="27" w:name="射频前端电路"/>
     <w:p>
@@ -9,7 +9,7 @@
       </w:pPr>
       <w:r>
         <w:rPr>
-          <w:rFonts w:hint="eastAsia"/>
+          <w:rFonts w:hint="eastAsia" w:eastAsia="黑体"/>
         </w:rPr>
         <w:t xml:space="preserve">射频前端电路</w:t>
       </w:r>
@@ -21,7 +21,7 @@
       </w:pPr>
       <w:r>
         <w:rPr>
-          <w:rFonts w:hint="eastAsia"/>
+          <w:rFonts w:hint="eastAsia" w:eastAsia="黑体"/>
         </w:rPr>
         <w:t xml:space="preserve">拓扑描述</w:t>
       </w:r>
@@ -32,38 +32,47 @@
       </w:pPr>
       <w:r>
         <w:rPr>
-          <w:rFonts w:hint="eastAsia"/>
+          <w:rFonts w:hint="eastAsia" w:eastAsia="黑体"/>
         </w:rPr>
         <w:t xml:space="preserve">由</w:t>
       </w:r>
       <w:r>
+        <w:rPr>
+          <w:rFonts w:eastAsia="黑体"/>
+        </w:rPr>
         <w:t xml:space="preserve"> </w:t>
       </w:r>
       <w:r>
         <w:rPr>
-          <w:rFonts w:hint="eastAsia"/>
+          <w:rFonts w:hint="eastAsia" w:eastAsia="黑体"/>
           <w:b/>
           <w:bCs/>
         </w:rPr>
         <w:t xml:space="preserve">功率放大器（PA）A1</w:t>
       </w:r>
       <w:r>
+        <w:rPr>
+          <w:rFonts w:eastAsia="黑体"/>
+        </w:rPr>
         <w:t xml:space="preserve">、</w:t>
       </w:r>
       <w:r>
         <w:rPr>
-          <w:rFonts w:hint="eastAsia"/>
+          <w:rFonts w:hint="eastAsia" w:eastAsia="黑体"/>
           <w:b/>
           <w:bCs/>
         </w:rPr>
         <w:t xml:space="preserve">低噪声放大器（LNA）A2</w:t>
       </w:r>
       <w:r>
+        <w:rPr>
+          <w:rFonts w:eastAsia="黑体"/>
+        </w:rPr>
         <w:t xml:space="preserve">、</w:t>
       </w:r>
       <w:r>
         <w:rPr>
-          <w:rFonts w:hint="eastAsia"/>
+          <w:rFonts w:hint="eastAsia" w:eastAsia="黑体"/>
           <w:b/>
           <w:bCs/>
         </w:rPr>
@@ -71,6 +80,7 @@
       </w:r>
       <w:r>
         <w:rPr>
+          <w:rFonts w:eastAsia="黑体"/>
           <w:b/>
           <w:bCs/>
         </w:rPr>
@@ -78,18 +88,21 @@
       </w:r>
       <w:r>
         <w:rPr>
-          <w:rFonts w:hint="eastAsia"/>
+          <w:rFonts w:hint="eastAsia" w:eastAsia="黑体"/>
           <w:b/>
           <w:bCs/>
         </w:rPr>
         <w:t xml:space="preserve">Switch）K1</w:t>
       </w:r>
       <w:r>
+        <w:rPr>
+          <w:rFonts w:eastAsia="黑体"/>
+        </w:rPr>
         <w:t xml:space="preserve">、</w:t>
       </w:r>
       <w:r>
         <w:rPr>
-          <w:rFonts w:hint="eastAsia"/>
+          <w:rFonts w:hint="eastAsia" w:eastAsia="黑体"/>
           <w:b/>
           <w:bCs/>
         </w:rPr>
@@ -97,6 +110,7 @@
       </w:r>
       <w:r>
         <w:rPr>
+          <w:rFonts w:eastAsia="黑体"/>
           <w:b/>
           <w:bCs/>
         </w:rPr>
@@ -104,53 +118,65 @@
       </w:r>
       <w:r>
         <w:rPr>
-          <w:rFonts w:hint="eastAsia"/>
+          <w:rFonts w:hint="eastAsia" w:eastAsia="黑体"/>
           <w:b/>
           <w:bCs/>
         </w:rPr>
         <w:t xml:space="preserve">SAW/BAW）F1</w:t>
       </w:r>
       <w:r>
+        <w:rPr>
+          <w:rFonts w:eastAsia="黑体"/>
+        </w:rPr>
         <w:t xml:space="preserve"> </w:t>
       </w:r>
       <w:r>
         <w:rPr>
-          <w:rFonts w:hint="eastAsia"/>
+          <w:rFonts w:hint="eastAsia" w:eastAsia="黑体"/>
         </w:rPr>
         <w:t xml:space="preserve">以及</w:t>
       </w:r>
       <w:r>
+        <w:rPr>
+          <w:rFonts w:eastAsia="黑体"/>
+        </w:rPr>
         <w:t xml:space="preserve"> </w:t>
       </w:r>
       <w:r>
         <w:rPr>
-          <w:rFonts w:hint="eastAsia"/>
+          <w:rFonts w:hint="eastAsia" w:eastAsia="黑体"/>
           <w:b/>
           <w:bCs/>
         </w:rPr>
         <w:t xml:space="preserve">阻抗匹配网络</w:t>
       </w:r>
       <w:r>
+        <w:rPr>
+          <w:rFonts w:eastAsia="黑体"/>
+        </w:rPr>
         <w:t xml:space="preserve"> </w:t>
       </w:r>
       <w:r>
         <w:rPr>
-          <w:rFonts w:hint="eastAsia"/>
+          <w:rFonts w:hint="eastAsia" w:eastAsia="黑体"/>
         </w:rPr>
         <w:t xml:space="preserve">组成，介于收发机芯片与天线之间，按功能分为发射、接收、切换与滤波四类。电路共有</w:t>
       </w:r>
       <w:r>
+        <w:rPr>
+          <w:rFonts w:eastAsia="黑体"/>
+        </w:rPr>
         <w:t xml:space="preserve"> 9 </w:t>
       </w:r>
       <w:r>
         <w:rPr>
-          <w:rFonts w:hint="eastAsia"/>
+          <w:rFonts w:hint="eastAsia" w:eastAsia="黑体"/>
         </w:rPr>
         <w:t xml:space="preserve">个关键节点：</w:t>
       </w:r>
       <w:r>
         <w:rPr>
-          <w:rFonts w:hint="eastAsia"/>
+          <w:rFonts w:hint="eastAsia" w:eastAsia="黑体"/>
           <w:b/>
           <w:bCs/>
         </w:rPr>
@@ -158,6 +184,7 @@
       </w:r>
       <w:r>
         <w:rPr>
+          <w:rFonts w:eastAsia="黑体"/>
           <w:b/>
           <w:bCs/>
         </w:rPr>
@@ -165,7 +192,7 @@
       </w:r>
       <w:r>
         <w:rPr>
-          <w:rFonts w:hint="eastAsia"/>
+          <w:rFonts w:hint="eastAsia" w:eastAsia="黑体"/>
           <w:b/>
           <w:bCs/>
         </w:rPr>
@@ -173,13 +200,13 @@
       </w:r>
       <w:r>
         <w:rPr>
-          <w:rFonts w:hint="eastAsia"/>
+          <w:rFonts w:hint="eastAsia" w:eastAsia="黑体"/>
         </w:rPr>
         <w:t xml:space="preserve">（天线与匹配网络相连）；</w:t>
       </w:r>
       <w:r>
         <w:rPr>
-          <w:rFonts w:hint="eastAsia"/>
+          <w:rFonts w:hint="eastAsia" w:eastAsia="黑体"/>
           <w:b/>
           <w:bCs/>
         </w:rPr>
@@ -187,6 +214,7 @@
       </w:r>
       <w:r>
         <w:rPr>
+          <w:rFonts w:eastAsia="黑体"/>
           <w:b/>
           <w:bCs/>
         </w:rPr>
@@ -194,7 +222,7 @@
       </w:r>
       <w:r>
         <w:rPr>
-          <w:rFonts w:hint="eastAsia"/>
+          <w:rFonts w:hint="eastAsia" w:eastAsia="黑体"/>
           <w:b/>
           <w:bCs/>
         </w:rPr>
@@ -202,22 +230,25 @@
       </w:r>
       <w:r>
         <w:rPr>
-          <w:rFonts w:hint="eastAsia"/>
+          <w:rFonts w:hint="eastAsia" w:eastAsia="黑体"/>
         </w:rPr>
         <w:t xml:space="preserve">（匹配网络与</w:t>
       </w:r>
       <w:r>
+        <w:rPr>
+          <w:rFonts w:eastAsia="黑体"/>
+        </w:rPr>
         <w:t xml:space="preserve"> F1 </w:t>
       </w:r>
       <w:r>
         <w:rPr>
-          <w:rFonts w:hint="eastAsia"/>
+          <w:rFonts w:hint="eastAsia" w:eastAsia="黑体"/>
         </w:rPr>
         <w:t xml:space="preserve">输入端相连）；</w:t>
       </w:r>
       <w:r>
         <w:rPr>
-          <w:rFonts w:hint="eastAsia"/>
+          <w:rFonts w:hint="eastAsia" w:eastAsia="黑体"/>
           <w:b/>
           <w:bCs/>
         </w:rPr>
@@ -225,6 +256,7 @@
       </w:r>
       <w:r>
         <w:rPr>
+          <w:rFonts w:eastAsia="黑体"/>
           <w:b/>
           <w:bCs/>
         </w:rPr>
@@ -232,7 +264,7 @@
       </w:r>
       <w:r>
         <w:rPr>
-          <w:rFonts w:hint="eastAsia"/>
+          <w:rFonts w:hint="eastAsia" w:eastAsia="黑体"/>
           <w:b/>
           <w:bCs/>
         </w:rPr>
@@ -240,31 +272,37 @@
       </w:r>
       <w:r>
         <w:rPr>
-          <w:rFonts w:hint="eastAsia"/>
+          <w:rFonts w:hint="eastAsia" w:eastAsia="黑体"/>
         </w:rPr>
         <w:t xml:space="preserve">（F1</w:t>
       </w:r>
       <w:r>
+        <w:rPr>
+          <w:rFonts w:eastAsia="黑体"/>
+        </w:rPr>
         <w:t xml:space="preserve"> </w:t>
       </w:r>
       <w:r>
         <w:rPr>
-          <w:rFonts w:hint="eastAsia"/>
+          <w:rFonts w:hint="eastAsia" w:eastAsia="黑体"/>
         </w:rPr>
         <w:t xml:space="preserve">输出与</w:t>
       </w:r>
       <w:r>
+        <w:rPr>
+          <w:rFonts w:eastAsia="黑体"/>
+        </w:rPr>
         <w:t xml:space="preserve"> K1 </w:t>
       </w:r>
       <w:r>
         <w:rPr>
-          <w:rFonts w:hint="eastAsia"/>
+          <w:rFonts w:hint="eastAsia" w:eastAsia="黑体"/>
         </w:rPr>
         <w:t xml:space="preserve">公共端相连）；</w:t>
       </w:r>
       <w:r>
         <w:rPr>
-          <w:rFonts w:hint="eastAsia"/>
+          <w:rFonts w:hint="eastAsia" w:eastAsia="黑体"/>
           <w:b/>
           <w:bCs/>
         </w:rPr>
@@ -272,6 +310,7 @@
       </w:r>
       <w:r>
         <w:rPr>
+          <w:rFonts w:eastAsia="黑体"/>
           <w:b/>
           <w:bCs/>
         </w:rPr>
@@ -279,7 +318,7 @@
       </w:r>
       <w:r>
         <w:rPr>
-          <w:rFonts w:hint="eastAsia"/>
+          <w:rFonts w:hint="eastAsia" w:eastAsia="黑体"/>
           <w:b/>
           <w:bCs/>
         </w:rPr>
@@ -287,31 +326,37 @@
       </w:r>
       <w:r>
         <w:rPr>
-          <w:rFonts w:hint="eastAsia"/>
+          <w:rFonts w:hint="eastAsia" w:eastAsia="黑体"/>
         </w:rPr>
         <w:t xml:space="preserve">（K1</w:t>
       </w:r>
       <w:r>
+        <w:rPr>
+          <w:rFonts w:eastAsia="黑体"/>
+        </w:rPr>
         <w:t xml:space="preserve"> </w:t>
       </w:r>
       <w:r>
         <w:rPr>
-          <w:rFonts w:hint="eastAsia"/>
+          <w:rFonts w:hint="eastAsia" w:eastAsia="黑体"/>
         </w:rPr>
         <w:t xml:space="preserve">发射支路与</w:t>
       </w:r>
       <w:r>
+        <w:rPr>
+          <w:rFonts w:eastAsia="黑体"/>
+        </w:rPr>
         <w:t xml:space="preserve"> A1 </w:t>
       </w:r>
       <w:r>
         <w:rPr>
-          <w:rFonts w:hint="eastAsia"/>
+          <w:rFonts w:hint="eastAsia" w:eastAsia="黑体"/>
         </w:rPr>
         <w:t xml:space="preserve">输出相连）；</w:t>
       </w:r>
       <w:r>
         <w:rPr>
-          <w:rFonts w:hint="eastAsia"/>
+          <w:rFonts w:hint="eastAsia" w:eastAsia="黑体"/>
           <w:b/>
           <w:bCs/>
         </w:rPr>
@@ -319,6 +364,7 @@
       </w:r>
       <w:r>
         <w:rPr>
+          <w:rFonts w:eastAsia="黑体"/>
           <w:b/>
           <w:bCs/>
         </w:rPr>
@@ -326,7 +372,7 @@
       </w:r>
       <w:r>
         <w:rPr>
-          <w:rFonts w:hint="eastAsia"/>
+          <w:rFonts w:hint="eastAsia" w:eastAsia="黑体"/>
           <w:b/>
           <w:bCs/>
         </w:rPr>
@@ -334,31 +380,37 @@
       </w:r>
       <w:r>
         <w:rPr>
-          <w:rFonts w:hint="eastAsia"/>
+          <w:rFonts w:hint="eastAsia" w:eastAsia="黑体"/>
         </w:rPr>
         <w:t xml:space="preserve">（K1</w:t>
       </w:r>
       <w:r>
+        <w:rPr>
+          <w:rFonts w:eastAsia="黑体"/>
+        </w:rPr>
         <w:t xml:space="preserve"> </w:t>
       </w:r>
       <w:r>
         <w:rPr>
-          <w:rFonts w:hint="eastAsia"/>
+          <w:rFonts w:hint="eastAsia" w:eastAsia="黑体"/>
         </w:rPr>
         <w:t xml:space="preserve">接收支路与</w:t>
       </w:r>
       <w:r>
+        <w:rPr>
+          <w:rFonts w:eastAsia="黑体"/>
+        </w:rPr>
         <w:t xml:space="preserve"> A2 </w:t>
       </w:r>
       <w:r>
         <w:rPr>
-          <w:rFonts w:hint="eastAsia"/>
+          <w:rFonts w:hint="eastAsia" w:eastAsia="黑体"/>
         </w:rPr>
         <w:t xml:space="preserve">输入相连）；</w:t>
       </w:r>
       <w:r>
         <w:rPr>
-          <w:rFonts w:hint="eastAsia"/>
+          <w:rFonts w:hint="eastAsia" w:eastAsia="黑体"/>
           <w:b/>
           <w:bCs/>
         </w:rPr>
@@ -366,6 +418,7 @@
       </w:r>
       <w:r>
         <w:rPr>
+          <w:rFonts w:eastAsia="黑体"/>
           <w:b/>
           <w:bCs/>
         </w:rPr>
@@ -373,7 +426,7 @@
       </w:r>
       <w:r>
         <w:rPr>
-          <w:rFonts w:hint="eastAsia"/>
+          <w:rFonts w:hint="eastAsia" w:eastAsia="黑体"/>
           <w:b/>
           <w:bCs/>
         </w:rPr>
@@ -381,22 +434,25 @@
       </w:r>
       <w:r>
         <w:rPr>
-          <w:rFonts w:hint="eastAsia"/>
+          <w:rFonts w:hint="eastAsia" w:eastAsia="黑体"/>
         </w:rPr>
         <w:t xml:space="preserve">（收发机发射端与</w:t>
       </w:r>
       <w:r>
+        <w:rPr>
+          <w:rFonts w:eastAsia="黑体"/>
+        </w:rPr>
         <w:t xml:space="preserve"> A1 </w:t>
       </w:r>
       <w:r>
         <w:rPr>
-          <w:rFonts w:hint="eastAsia"/>
+          <w:rFonts w:hint="eastAsia" w:eastAsia="黑体"/>
         </w:rPr>
         <w:t xml:space="preserve">输入相连）；</w:t>
       </w:r>
       <w:r>
         <w:rPr>
-          <w:rFonts w:hint="eastAsia"/>
+          <w:rFonts w:hint="eastAsia" w:eastAsia="黑体"/>
           <w:b/>
           <w:bCs/>
         </w:rPr>
@@ -404,6 +460,7 @@
       </w:r>
       <w:r>
         <w:rPr>
+          <w:rFonts w:eastAsia="黑体"/>
           <w:b/>
           <w:bCs/>
         </w:rPr>
@@ -411,7 +468,7 @@
       </w:r>
       <w:r>
         <w:rPr>
-          <w:rFonts w:hint="eastAsia"/>
+          <w:rFonts w:hint="eastAsia" w:eastAsia="黑体"/>
           <w:b/>
           <w:bCs/>
         </w:rPr>
@@ -419,22 +476,25 @@
       </w:r>
       <w:r>
         <w:rPr>
-          <w:rFonts w:hint="eastAsia"/>
+          <w:rFonts w:hint="eastAsia" w:eastAsia="黑体"/>
         </w:rPr>
         <w:t xml:space="preserve">（A2</w:t>
       </w:r>
       <w:r>
+        <w:rPr>
+          <w:rFonts w:eastAsia="黑体"/>
+        </w:rPr>
         <w:t xml:space="preserve"> </w:t>
       </w:r>
       <w:r>
         <w:rPr>
-          <w:rFonts w:hint="eastAsia"/>
+          <w:rFonts w:hint="eastAsia" w:eastAsia="黑体"/>
         </w:rPr>
         <w:t xml:space="preserve">输出与收发机接收端相连）；</w:t>
       </w:r>
       <w:r>
         <w:rPr>
-          <w:rFonts w:hint="eastAsia"/>
+          <w:rFonts w:hint="eastAsia" w:eastAsia="黑体"/>
           <w:b/>
           <w:bCs/>
         </w:rPr>
@@ -442,6 +502,7 @@
       </w:r>
       <w:r>
         <w:rPr>
+          <w:rFonts w:eastAsia="黑体"/>
           <w:b/>
           <w:bCs/>
         </w:rPr>
@@ -449,7 +510,7 @@
       </w:r>
       <w:r>
         <w:rPr>
-          <w:rFonts w:hint="eastAsia"/>
+          <w:rFonts w:hint="eastAsia" w:eastAsia="黑体"/>
           <w:b/>
           <w:bCs/>
         </w:rPr>
@@ -457,6 +518,7 @@
       </w:r>
       <w:r>
         <w:rPr>
+          <w:rFonts w:eastAsia="黑体"/>
           <w:b/>
           <w:bCs/>
         </w:rPr>
@@ -464,13 +526,13 @@
       </w:r>
       <w:r>
         <w:rPr>
-          <w:rFonts w:hint="eastAsia"/>
+          <w:rFonts w:hint="eastAsia" w:eastAsia="黑体"/>
         </w:rPr>
         <w:t xml:space="preserve">；</w:t>
       </w:r>
       <w:r>
         <w:rPr>
-          <w:rFonts w:hint="eastAsia"/>
+          <w:rFonts w:hint="eastAsia" w:eastAsia="黑体"/>
           <w:b/>
           <w:bCs/>
         </w:rPr>
@@ -478,6 +540,7 @@
       </w:r>
       <w:r>
         <w:rPr>
+          <w:rFonts w:eastAsia="黑体"/>
           <w:b/>
           <w:bCs/>
         </w:rPr>
@@ -485,7 +548,7 @@
       </w:r>
       <w:r>
         <w:rPr>
-          <w:rFonts w:hint="eastAsia"/>
+          <w:rFonts w:hint="eastAsia" w:eastAsia="黑体"/>
           <w:b/>
           <w:bCs/>
         </w:rPr>
@@ -493,12 +556,16 @@
       </w:r>
       <w:r>
         <w:rPr>
+          <w:rFonts w:eastAsia="黑体"/>
           <w:b/>
           <w:bCs/>
         </w:rPr>
         <w:t xml:space="preserve"> GND</w:t>
       </w:r>
       <w:r>
+        <w:rPr>
+          <w:rFonts w:eastAsia="黑体"/>
+        </w:rPr>
         <w:t xml:space="preserve">。</w:t>
       </w:r>
     </w:p>
@@ -506,13 +573,13 @@
       <w:pPr/>
       <w:r>
         <w:rPr>
-          <w:rFonts w:hint="eastAsia"/>
+          <w:rFonts w:hint="eastAsia" w:eastAsia="黑体"/>
         </w:rPr>
         <w:t xml:space="preserve">各元件管脚连接：</w:t>
       </w:r>
       <w:r>
         <w:rPr>
-          <w:rFonts w:hint="eastAsia"/>
+          <w:rFonts w:hint="eastAsia" w:eastAsia="黑体"/>
           <w:b/>
           <w:bCs/>
         </w:rPr>
@@ -520,13 +587,13 @@
       </w:r>
       <w:r>
         <w:rPr>
-          <w:rFonts w:hint="eastAsia"/>
+          <w:rFonts w:hint="eastAsia" w:eastAsia="黑体"/>
         </w:rPr>
         <w:t xml:space="preserve">的馈电端接节点①；</w:t>
       </w:r>
       <w:r>
         <w:rPr>
-          <w:rFonts w:hint="eastAsia"/>
+          <w:rFonts w:hint="eastAsia" w:eastAsia="黑体"/>
           <w:b/>
           <w:bCs/>
         </w:rPr>
@@ -534,13 +601,13 @@
       </w:r>
       <w:r>
         <w:rPr>
-          <w:rFonts w:hint="eastAsia"/>
+          <w:rFonts w:hint="eastAsia" w:eastAsia="黑体"/>
         </w:rPr>
         <w:t xml:space="preserve">一端接节点①、另一端接节点②；</w:t>
       </w:r>
       <w:r>
         <w:rPr>
-          <w:rFonts w:hint="eastAsia"/>
+          <w:rFonts w:hint="eastAsia" w:eastAsia="黑体"/>
           <w:b/>
           <w:bCs/>
         </w:rPr>
@@ -548,174 +615,223 @@
       </w:r>
       <w:r>
         <w:rPr>
-          <w:rFonts w:hint="eastAsia"/>
+          <w:rFonts w:hint="eastAsia" w:eastAsia="黑体"/>
         </w:rPr>
         <w:t xml:space="preserve">的输入脚接节点②、输出脚接节点③；</w:t>
       </w:r>
       <w:r>
         <w:rPr>
+          <w:rFonts w:eastAsia="黑体"/>
           <w:b/>
           <w:bCs/>
         </w:rPr>
         <w:t xml:space="preserve">K1</w:t>
       </w:r>
       <w:r>
+        <w:rPr>
+          <w:rFonts w:eastAsia="黑体"/>
+        </w:rPr>
         <w:t xml:space="preserve"> </w:t>
       </w:r>
       <w:r>
         <w:rPr>
-          <w:rFonts w:hint="eastAsia"/>
+          <w:rFonts w:hint="eastAsia" w:eastAsia="黑体"/>
         </w:rPr>
         <w:t xml:space="preserve">的公共端</w:t>
       </w:r>
       <w:r>
+        <w:rPr>
+          <w:rFonts w:eastAsia="黑体"/>
+        </w:rPr>
         <w:t xml:space="preserve"> RF </w:t>
       </w:r>
       <w:r>
         <w:rPr>
-          <w:rFonts w:hint="eastAsia"/>
+          <w:rFonts w:hint="eastAsia" w:eastAsia="黑体"/>
         </w:rPr>
         <w:t xml:space="preserve">接节点③，发射支路脚</w:t>
       </w:r>
       <w:r>
+        <w:rPr>
+          <w:rFonts w:eastAsia="黑体"/>
+        </w:rPr>
         <w:t xml:space="preserve"> TX </w:t>
       </w:r>
       <w:r>
         <w:rPr>
-          <w:rFonts w:hint="eastAsia"/>
+          <w:rFonts w:hint="eastAsia" w:eastAsia="黑体"/>
         </w:rPr>
         <w:t xml:space="preserve">接节点④、接收支路脚</w:t>
       </w:r>
       <w:r>
+        <w:rPr>
+          <w:rFonts w:eastAsia="黑体"/>
+        </w:rPr>
         <w:t xml:space="preserve"> RX </w:t>
       </w:r>
       <w:r>
         <w:rPr>
-          <w:rFonts w:hint="eastAsia"/>
+          <w:rFonts w:hint="eastAsia" w:eastAsia="黑体"/>
         </w:rPr>
         <w:t xml:space="preserve">接节点⑤，控制脚</w:t>
       </w:r>
       <w:r>
+        <w:rPr>
+          <w:rFonts w:eastAsia="黑体"/>
+        </w:rPr>
         <w:t xml:space="preserve"> CTRL </w:t>
       </w:r>
       <w:r>
         <w:rPr>
-          <w:rFonts w:hint="eastAsia"/>
+          <w:rFonts w:hint="eastAsia" w:eastAsia="黑体"/>
         </w:rPr>
         <w:t xml:space="preserve">接收发机/基带的</w:t>
       </w:r>
       <w:r>
+        <w:rPr>
+          <w:rFonts w:eastAsia="黑体"/>
+        </w:rPr>
         <w:t xml:space="preserve"> TDD </w:t>
       </w:r>
       <w:r>
         <w:rPr>
-          <w:rFonts w:hint="eastAsia"/>
+          <w:rFonts w:hint="eastAsia" w:eastAsia="黑体"/>
         </w:rPr>
         <w:t xml:space="preserve">控制输出；</w:t>
       </w:r>
       <w:r>
         <w:rPr>
-          <w:rFonts w:hint="eastAsia"/>
+          <w:rFonts w:hint="eastAsia" w:eastAsia="黑体"/>
           <w:b/>
           <w:bCs/>
         </w:rPr>
         <w:t xml:space="preserve">A1（PA）</w:t>
       </w:r>
       <w:r>
+        <w:rPr>
+          <w:rFonts w:eastAsia="黑体"/>
+        </w:rPr>
         <w:t xml:space="preserve"> </w:t>
       </w:r>
       <w:r>
         <w:rPr>
-          <w:rFonts w:hint="eastAsia"/>
+          <w:rFonts w:hint="eastAsia" w:eastAsia="黑体"/>
         </w:rPr>
         <w:t xml:space="preserve">的输入脚</w:t>
       </w:r>
       <w:r>
+        <w:rPr>
+          <w:rFonts w:eastAsia="黑体"/>
+        </w:rPr>
         <w:t xml:space="preserve"> IN </w:t>
       </w:r>
       <w:r>
         <w:rPr>
-          <w:rFonts w:hint="eastAsia"/>
+          <w:rFonts w:hint="eastAsia" w:eastAsia="黑体"/>
         </w:rPr>
         <w:t xml:space="preserve">接节点⑥、输出脚</w:t>
       </w:r>
       <w:r>
+        <w:rPr>
+          <w:rFonts w:eastAsia="黑体"/>
+        </w:rPr>
         <w:t xml:space="preserve"> OUT </w:t>
       </w:r>
       <w:r>
         <w:rPr>
-          <w:rFonts w:hint="eastAsia"/>
+          <w:rFonts w:hint="eastAsia" w:eastAsia="黑体"/>
         </w:rPr>
         <w:t xml:space="preserve">接节点④，电源脚</w:t>
       </w:r>
       <w:r>
+        <w:rPr>
+          <w:rFonts w:eastAsia="黑体"/>
+        </w:rPr>
         <w:t xml:space="preserve"> VCC </w:t>
       </w:r>
       <w:r>
         <w:rPr>
-          <w:rFonts w:hint="eastAsia"/>
+          <w:rFonts w:hint="eastAsia" w:eastAsia="黑体"/>
         </w:rPr>
         <w:t xml:space="preserve">接节点⑧、地脚</w:t>
       </w:r>
       <w:r>
+        <w:rPr>
+          <w:rFonts w:eastAsia="黑体"/>
+        </w:rPr>
         <w:t xml:space="preserve"> GND </w:t>
       </w:r>
       <w:r>
         <w:rPr>
-          <w:rFonts w:hint="eastAsia"/>
+          <w:rFonts w:hint="eastAsia" w:eastAsia="黑体"/>
         </w:rPr>
         <w:t xml:space="preserve">接节点⑨；</w:t>
       </w:r>
       <w:r>
         <w:rPr>
-          <w:rFonts w:hint="eastAsia"/>
+          <w:rFonts w:hint="eastAsia" w:eastAsia="黑体"/>
           <w:b/>
           <w:bCs/>
         </w:rPr>
         <w:t xml:space="preserve">A2（LNA）</w:t>
       </w:r>
       <w:r>
+        <w:rPr>
+          <w:rFonts w:eastAsia="黑体"/>
+        </w:rPr>
         <w:t xml:space="preserve"> </w:t>
       </w:r>
       <w:r>
         <w:rPr>
-          <w:rFonts w:hint="eastAsia"/>
+          <w:rFonts w:hint="eastAsia" w:eastAsia="黑体"/>
         </w:rPr>
         <w:t xml:space="preserve">的输入脚</w:t>
       </w:r>
       <w:r>
+        <w:rPr>
+          <w:rFonts w:eastAsia="黑体"/>
+        </w:rPr>
         <w:t xml:space="preserve"> IN </w:t>
       </w:r>
       <w:r>
         <w:rPr>
-          <w:rFonts w:hint="eastAsia"/>
+          <w:rFonts w:hint="eastAsia" w:eastAsia="黑体"/>
         </w:rPr>
         <w:t xml:space="preserve">接节点⑤、输出脚</w:t>
       </w:r>
       <w:r>
+        <w:rPr>
+          <w:rFonts w:eastAsia="黑体"/>
+        </w:rPr>
         <w:t xml:space="preserve"> OUT </w:t>
       </w:r>
       <w:r>
         <w:rPr>
-          <w:rFonts w:hint="eastAsia"/>
+          <w:rFonts w:hint="eastAsia" w:eastAsia="黑体"/>
         </w:rPr>
         <w:t xml:space="preserve">接节点⑦，电源脚</w:t>
       </w:r>
       <w:r>
+        <w:rPr>
+          <w:rFonts w:eastAsia="黑体"/>
+        </w:rPr>
         <w:t xml:space="preserve"> VCC </w:t>
       </w:r>
       <w:r>
         <w:rPr>
-          <w:rFonts w:hint="eastAsia"/>
+          <w:rFonts w:hint="eastAsia" w:eastAsia="黑体"/>
         </w:rPr>
         <w:t xml:space="preserve">接节点⑧、地脚</w:t>
       </w:r>
       <w:r>
+        <w:rPr>
+          <w:rFonts w:eastAsia="黑体"/>
+        </w:rPr>
         <w:t xml:space="preserve"> GND </w:t>
       </w:r>
       <w:r>
         <w:rPr>
-          <w:rFonts w:hint="eastAsia"/>
+          <w:rFonts w:hint="eastAsia" w:eastAsia="黑体"/>
         </w:rPr>
         <w:t xml:space="preserve">接节点⑨。</w:t>
       </w:r>
@@ -724,34 +840,43 @@
       <w:pPr/>
       <w:r>
         <w:rPr>
-          <w:rFonts w:hint="eastAsia"/>
+          <w:rFonts w:hint="eastAsia" w:eastAsia="黑体"/>
         </w:rPr>
         <w:t xml:space="preserve">由此构成”发射时开关切至</w:t>
       </w:r>
       <w:r>
+        <w:rPr>
+          <w:rFonts w:eastAsia="黑体"/>
+        </w:rPr>
         <w:t xml:space="preserve"> PA </w:t>
       </w:r>
       <w:r>
         <w:rPr>
-          <w:rFonts w:hint="eastAsia"/>
+          <w:rFonts w:hint="eastAsia" w:eastAsia="黑体"/>
         </w:rPr>
         <w:t xml:space="preserve">通路、PA</w:t>
       </w:r>
       <w:r>
+        <w:rPr>
+          <w:rFonts w:eastAsia="黑体"/>
+        </w:rPr>
         <w:t xml:space="preserve"> </w:t>
       </w:r>
       <w:r>
         <w:rPr>
-          <w:rFonts w:hint="eastAsia"/>
+          <w:rFonts w:hint="eastAsia" w:eastAsia="黑体"/>
         </w:rPr>
         <w:t xml:space="preserve">放大后经滤波送天线，接收时开关切至</w:t>
       </w:r>
       <w:r>
+        <w:rPr>
+          <w:rFonts w:eastAsia="黑体"/>
+        </w:rPr>
         <w:t xml:space="preserve"> LNA </w:t>
       </w:r>
       <w:r>
         <w:rPr>
-          <w:rFonts w:hint="eastAsia"/>
+          <w:rFonts w:hint="eastAsia" w:eastAsia="黑体"/>
         </w:rPr>
         <w:t xml:space="preserve">通路、微弱信号经滤波与低噪声放大送收发机”的收发分时共用天线的射频前端组态。</w:t>
       </w:r>
@@ -764,7 +889,7 @@
       </w:pPr>
       <w:r>
         <w:rPr>
-          <w:rFonts w:hint="eastAsia"/>
+          <w:rFonts w:hint="eastAsia" w:eastAsia="黑体"/>
         </w:rPr>
         <w:t xml:space="preserve">工作原理</w:t>
       </w:r>
@@ -775,34 +900,43 @@
       </w:pPr>
       <w:r>
         <w:rPr>
-          <w:rFonts w:hint="eastAsia"/>
+          <w:rFonts w:hint="eastAsia" w:eastAsia="黑体"/>
         </w:rPr>
         <w:t xml:space="preserve">发射时开关切换到</w:t>
       </w:r>
       <w:r>
+        <w:rPr>
+          <w:rFonts w:eastAsia="黑体"/>
+        </w:rPr>
         <w:t xml:space="preserve"> PA </w:t>
       </w:r>
       <w:r>
         <w:rPr>
-          <w:rFonts w:hint="eastAsia"/>
+          <w:rFonts w:hint="eastAsia" w:eastAsia="黑体"/>
         </w:rPr>
         <w:t xml:space="preserve">通路，把末级信号放大到所需功率并抑制带外杂散；接收时切换到</w:t>
       </w:r>
       <w:r>
+        <w:rPr>
+          <w:rFonts w:eastAsia="黑体"/>
+        </w:rPr>
         <w:t xml:space="preserve"> LNA </w:t>
       </w:r>
       <w:r>
         <w:rPr>
-          <w:rFonts w:hint="eastAsia"/>
+          <w:rFonts w:hint="eastAsia" w:eastAsia="黑体"/>
         </w:rPr>
         <w:t xml:space="preserve">通路，LNA</w:t>
       </w:r>
       <w:r>
+        <w:rPr>
+          <w:rFonts w:eastAsia="黑体"/>
+        </w:rPr>
         <w:t xml:space="preserve"> </w:t>
       </w:r>
       <w:r>
         <w:rPr>
-          <w:rFonts w:hint="eastAsia"/>
+          <w:rFonts w:hint="eastAsia" w:eastAsia="黑体"/>
         </w:rPr>
         <w:t xml:space="preserve">在低噪声前提下放大微弱信号，改善整机噪声系数；带通滤波器抑制镜像频率与邻道干扰。</w:t>
       </w:r>
@@ -815,7 +949,7 @@
       </w:pPr>
       <w:r>
         <w:rPr>
-          <w:rFonts w:hint="eastAsia"/>
+          <w:rFonts w:hint="eastAsia" w:eastAsia="黑体"/>
         </w:rPr>
         <w:t xml:space="preserve">关键计算公式</w:t>
       </w:r>
@@ -829,16 +963,19 @@
       </w:pPr>
       <w:r>
         <w:rPr>
-          <w:rFonts w:hint="eastAsia"/>
+          <w:rFonts w:hint="eastAsia" w:eastAsia="黑体"/>
         </w:rPr>
         <w:t xml:space="preserve">系统级联噪声系数（Friis</w:t>
       </w:r>
       <w:r>
+        <w:rPr>
+          <w:rFonts w:eastAsia="黑体"/>
+        </w:rPr>
         <w:t xml:space="preserve"> </w:t>
       </w:r>
       <w:r>
         <w:rPr>
-          <w:rFonts w:hint="eastAsia"/>
+          <w:rFonts w:hint="eastAsia" w:eastAsia="黑体"/>
         </w:rPr>
         <w:t xml:space="preserve">公式，单位线性）：</w:t>
       </w:r>
@@ -1027,7 +1164,7 @@
       </w:pPr>
       <w:r>
         <w:rPr>
-          <w:rFonts w:hint="eastAsia"/>
+          <w:rFonts w:hint="eastAsia" w:eastAsia="黑体"/>
         </w:rPr>
         <w:t xml:space="preserve">输入三阶截点级联：</w:t>
       </w:r>
@@ -1198,7 +1335,7 @@
       </w:pPr>
       <w:r>
         <w:rPr>
-          <w:rFonts w:hint="eastAsia"/>
+          <w:rFonts w:hint="eastAsia" w:eastAsia="黑体"/>
         </w:rPr>
         <w:t xml:space="preserve">功率增益（dB）：</w:t>
       </w:r>
@@ -1306,7 +1443,7 @@
       </w:pPr>
       <w:r>
         <w:rPr>
-          <w:rFonts w:hint="eastAsia"/>
+          <w:rFonts w:hint="eastAsia" w:eastAsia="黑体"/>
         </w:rPr>
         <w:t xml:space="preserve">电压驻波比与反射系数关系：</w:t>
       </w:r>
@@ -1414,16 +1551,19 @@
       </w:pPr>
       <w:r>
         <w:rPr>
-          <w:rFonts w:hint="eastAsia"/>
+          <w:rFonts w:hint="eastAsia" w:eastAsia="黑体"/>
         </w:rPr>
         <w:t xml:space="preserve">三阶截点与</w:t>
       </w:r>
       <w:r>
+        <w:rPr>
+          <w:rFonts w:eastAsia="黑体"/>
+        </w:rPr>
         <w:t xml:space="preserve"> 1 dB </w:t>
       </w:r>
       <w:r>
         <w:rPr>
-          <w:rFonts w:hint="eastAsia"/>
+          <w:rFonts w:hint="eastAsia" w:eastAsia="黑体"/>
         </w:rPr>
         <w:t xml:space="preserve">压缩点的经验关系（立方非线性）：</w:t>
       </w:r>
@@ -1594,7 +1734,7 @@
             </w:pPr>
             <w:r>
               <w:rPr>
-                <w:rFonts w:hint="eastAsia"/>
+                <w:rFonts w:hint="eastAsia" w:eastAsia="黑体"/>
               </w:rPr>
               <w:t xml:space="preserve">符号</w:t>
             </w:r>
@@ -1608,7 +1748,7 @@
             </w:pPr>
             <w:r>
               <w:rPr>
-                <w:rFonts w:hint="eastAsia"/>
+                <w:rFonts w:hint="eastAsia" w:eastAsia="黑体"/>
               </w:rPr>
               <w:t xml:space="preserve">含义</w:t>
             </w:r>
@@ -1622,7 +1762,7 @@
             </w:pPr>
             <w:r>
               <w:rPr>
-                <w:rFonts w:hint="eastAsia"/>
+                <w:rFonts w:hint="eastAsia" w:eastAsia="黑体"/>
               </w:rPr>
               <w:t xml:space="preserve">单位</w:t>
             </w:r>
@@ -1645,6 +1785,9 @@
               </m:r>
             </m:oMath>
             <w:r>
+              <w:rPr>
+                <w:rFonts w:eastAsia="黑体"/>
+              </w:rPr>
               <w:t xml:space="preserve">​</w:t>
             </w:r>
           </w:p>
@@ -1657,7 +1800,7 @@
             </w:pPr>
             <w:r>
               <w:rPr>
-                <w:rFonts w:hint="eastAsia"/>
+                <w:rFonts w:hint="eastAsia" w:eastAsia="黑体"/>
               </w:rPr>
               <w:t xml:space="preserve">噪声系数</w:t>
             </w:r>
@@ -1671,7 +1814,7 @@
             </w:pPr>
             <w:r>
               <w:rPr>
-                <w:rFonts w:hint="eastAsia"/>
+                <w:rFonts w:hint="eastAsia" w:eastAsia="黑体"/>
               </w:rPr>
               <w:t xml:space="preserve">—（线性）</w:t>
             </w:r>
@@ -1691,6 +1834,9 @@
               </m:r>
             </m:oMath>
             <w:r>
+              <w:rPr>
+                <w:rFonts w:eastAsia="黑体"/>
+              </w:rPr>
               <w:t xml:space="preserve">​</w:t>
             </w:r>
           </w:p>
@@ -1703,7 +1849,7 @@
             </w:pPr>
             <w:r>
               <w:rPr>
-                <w:rFonts w:hint="eastAsia"/>
+                <w:rFonts w:hint="eastAsia" w:eastAsia="黑体"/>
               </w:rPr>
               <w:t xml:space="preserve">功率增益</w:t>
             </w:r>
@@ -1717,7 +1863,7 @@
             </w:pPr>
             <w:r>
               <w:rPr>
-                <w:rFonts w:hint="eastAsia"/>
+                <w:rFonts w:hint="eastAsia" w:eastAsia="黑体"/>
               </w:rPr>
               <w:t xml:space="preserve">—（线性）</w:t>
             </w:r>
@@ -1746,6 +1892,9 @@
               </m:r>
             </m:oMath>
             <w:r>
+              <w:rPr>
+                <w:rFonts w:eastAsia="黑体"/>
+              </w:rPr>
               <w:t xml:space="preserve">​</w:t>
             </w:r>
           </w:p>
@@ -1758,7 +1907,7 @@
             </w:pPr>
             <w:r>
               <w:rPr>
-                <w:rFonts w:hint="eastAsia"/>
+                <w:rFonts w:hint="eastAsia" w:eastAsia="黑体"/>
               </w:rPr>
               <w:t xml:space="preserve">输入三阶截点</w:t>
             </w:r>
@@ -1771,6 +1920,9 @@
               <w:pStyle w:val="Compact"/>
             </w:pPr>
             <w:r>
+              <w:rPr>
+                <w:rFonts w:eastAsia="黑体"/>
+              </w:rPr>
               <w:t xml:space="preserve">W</w:t>
             </w:r>
           </w:p>
@@ -1792,6 +1944,9 @@
               </m:r>
             </m:oMath>
             <w:r>
+              <w:rPr>
+                <w:rFonts w:eastAsia="黑体"/>
+              </w:rPr>
               <w:t xml:space="preserve">​</w:t>
             </w:r>
           </w:p>
@@ -1804,7 +1959,7 @@
             </w:pPr>
             <w:r>
               <w:rPr>
-                <w:rFonts w:hint="eastAsia"/>
+                <w:rFonts w:hint="eastAsia" w:eastAsia="黑体"/>
               </w:rPr>
               <w:t xml:space="preserve">反射系数</w:t>
             </w:r>
@@ -1817,6 +1972,9 @@
               <w:pStyle w:val="Compact"/>
             </w:pPr>
             <w:r>
+              <w:rPr>
+                <w:rFonts w:eastAsia="黑体"/>
+              </w:rPr>
               <w:t xml:space="preserve">—</w:t>
             </w:r>
           </w:p>
@@ -1844,6 +2002,9 @@
               </m:r>
             </m:oMath>
             <w:r>
+              <w:rPr>
+                <w:rFonts w:eastAsia="黑体"/>
+              </w:rPr>
               <w:t xml:space="preserve">​</w:t>
             </w:r>
           </w:p>
@@ -1856,7 +2017,7 @@
             </w:pPr>
             <w:r>
               <w:rPr>
-                <w:rFonts w:hint="eastAsia"/>
+                <w:rFonts w:hint="eastAsia" w:eastAsia="黑体"/>
               </w:rPr>
               <w:t xml:space="preserve">电压驻波比</w:t>
             </w:r>
@@ -1869,6 +2030,9 @@
               <w:pStyle w:val="Compact"/>
             </w:pPr>
             <w:r>
+              <w:rPr>
+                <w:rFonts w:eastAsia="黑体"/>
+              </w:rPr>
               <w:t xml:space="preserve">—</w:t>
             </w:r>
           </w:p>
@@ -1883,7 +2047,7 @@
       </w:pPr>
       <w:r>
         <w:rPr>
-          <w:rFonts w:hint="eastAsia"/>
+          <w:rFonts w:hint="eastAsia" w:eastAsia="黑体"/>
         </w:rPr>
         <w:t xml:space="preserve">元件调整影响</w:t>
       </w:r>
@@ -1898,6 +2062,7 @@
       </w:pPr>
       <w:r>
         <w:rPr>
+          <w:rFonts w:eastAsia="黑体"/>
           <w:b/>
           <w:bCs/>
         </w:rPr>
@@ -1905,21 +2070,27 @@
       </w:r>
       <w:r>
         <w:rPr>
-          <w:rFonts w:hint="eastAsia"/>
+          <w:rFonts w:hint="eastAsia" w:eastAsia="黑体"/>
           <w:b/>
           <w:bCs/>
         </w:rPr>
         <w:t xml:space="preserve">增益增大</w:t>
       </w:r>
       <w:r>
+        <w:rPr>
+          <w:rFonts w:eastAsia="黑体"/>
+        </w:rPr>
         <w:t xml:space="preserve"> </w:t>
       </w:r>
       <w:r>
+        <w:rPr>
+          <w:rFonts w:eastAsia="黑体"/>
+        </w:rPr>
         <w:t xml:space="preserve">→ </w:t>
       </w:r>
       <w:r>
         <w:rPr>
-          <w:rFonts w:hint="eastAsia"/>
+          <w:rFonts w:hint="eastAsia" w:eastAsia="黑体"/>
         </w:rPr>
         <w:t xml:space="preserve">整机噪声系数降低，但线性度与动态范围可能变差。</w:t>
       </w:r>
@@ -1934,6 +2105,7 @@
       </w:pPr>
       <w:r>
         <w:rPr>
+          <w:rFonts w:eastAsia="黑体"/>
           <w:b/>
           <w:bCs/>
         </w:rPr>
@@ -1941,21 +2113,27 @@
       </w:r>
       <w:r>
         <w:rPr>
-          <w:rFonts w:hint="eastAsia"/>
+          <w:rFonts w:hint="eastAsia" w:eastAsia="黑体"/>
           <w:b/>
           <w:bCs/>
         </w:rPr>
         <w:t xml:space="preserve">输出功率增大</w:t>
       </w:r>
       <w:r>
+        <w:rPr>
+          <w:rFonts w:eastAsia="黑体"/>
+        </w:rPr>
         <w:t xml:space="preserve"> </w:t>
       </w:r>
       <w:r>
+        <w:rPr>
+          <w:rFonts w:eastAsia="黑体"/>
+        </w:rPr>
         <w:t xml:space="preserve">→ </w:t>
       </w:r>
       <w:r>
         <w:rPr>
-          <w:rFonts w:hint="eastAsia"/>
+          <w:rFonts w:hint="eastAsia" w:eastAsia="黑体"/>
         </w:rPr>
         <w:t xml:space="preserve">覆盖距离增加，但功耗、发热和邻道泄漏增大。</w:t>
       </w:r>
@@ -1970,21 +2148,27 @@
       </w:pPr>
       <w:r>
         <w:rPr>
-          <w:rFonts w:hint="eastAsia"/>
+          <w:rFonts w:hint="eastAsia" w:eastAsia="黑体"/>
           <w:b/>
           <w:bCs/>
         </w:rPr>
         <w:t xml:space="preserve">滤波器带宽收窄</w:t>
       </w:r>
       <w:r>
+        <w:rPr>
+          <w:rFonts w:eastAsia="黑体"/>
+        </w:rPr>
         <w:t xml:space="preserve"> </w:t>
       </w:r>
       <w:r>
+        <w:rPr>
+          <w:rFonts w:eastAsia="黑体"/>
+        </w:rPr>
         <w:t xml:space="preserve">→ </w:t>
       </w:r>
       <w:r>
         <w:rPr>
-          <w:rFonts w:hint="eastAsia"/>
+          <w:rFonts w:hint="eastAsia" w:eastAsia="黑体"/>
         </w:rPr>
         <w:t xml:space="preserve">抗邻道干扰增强，但插入损耗上升、有效功率下降。</w:t>
       </w:r>
@@ -1999,30 +2183,39 @@
       </w:pPr>
       <w:r>
         <w:rPr>
-          <w:rFonts w:hint="eastAsia"/>
+          <w:rFonts w:hint="eastAsia" w:eastAsia="黑体"/>
           <w:b/>
           <w:bCs/>
         </w:rPr>
         <w:t xml:space="preserve">匹配网络失配</w:t>
       </w:r>
       <w:r>
+        <w:rPr>
+          <w:rFonts w:eastAsia="黑体"/>
+        </w:rPr>
         <w:t xml:space="preserve"> </w:t>
       </w:r>
       <w:r>
+        <w:rPr>
+          <w:rFonts w:eastAsia="黑体"/>
+        </w:rPr>
         <w:t xml:space="preserve">→ </w:t>
       </w:r>
       <w:r>
         <w:rPr>
-          <w:rFonts w:hint="eastAsia"/>
+          <w:rFonts w:hint="eastAsia" w:eastAsia="黑体"/>
         </w:rPr>
         <w:t xml:space="preserve">反射增大、EIRP</w:t>
       </w:r>
       <w:r>
+        <w:rPr>
+          <w:rFonts w:eastAsia="黑体"/>
+        </w:rPr>
         <w:t xml:space="preserve"> </w:t>
       </w:r>
       <w:r>
         <w:rPr>
-          <w:rFonts w:hint="eastAsia"/>
+          <w:rFonts w:hint="eastAsia" w:eastAsia="黑体"/>
         </w:rPr>
         <w:t xml:space="preserve">下降，功放承受驻波应力。</w:t>
       </w:r>
@@ -2037,21 +2230,27 @@
       </w:pPr>
       <w:r>
         <w:rPr>
-          <w:rFonts w:hint="eastAsia"/>
+          <w:rFonts w:hint="eastAsia" w:eastAsia="黑体"/>
           <w:b/>
           <w:bCs/>
         </w:rPr>
         <w:t xml:space="preserve">开关隔离度不足</w:t>
       </w:r>
       <w:r>
+        <w:rPr>
+          <w:rFonts w:eastAsia="黑体"/>
+        </w:rPr>
         <w:t xml:space="preserve"> </w:t>
       </w:r>
       <w:r>
+        <w:rPr>
+          <w:rFonts w:eastAsia="黑体"/>
+        </w:rPr>
         <w:t xml:space="preserve">→ </w:t>
       </w:r>
       <w:r>
         <w:rPr>
-          <w:rFonts w:hint="eastAsia"/>
+          <w:rFonts w:hint="eastAsia" w:eastAsia="黑体"/>
         </w:rPr>
         <w:t xml:space="preserve">收发信号泄漏，导致接收路径饱和。</w:t>
       </w:r>
@@ -2064,7 +2263,7 @@
       </w:pPr>
       <w:r>
         <w:rPr>
-          <w:rFonts w:hint="eastAsia"/>
+          <w:rFonts w:hint="eastAsia" w:eastAsia="黑体"/>
         </w:rPr>
         <w:t xml:space="preserve">典型参数示例</w:t>
       </w:r>
@@ -2079,11 +2278,14 @@
       </w:pPr>
       <w:r>
         <w:rPr>
-          <w:rFonts w:hint="eastAsia"/>
+          <w:rFonts w:hint="eastAsia" w:eastAsia="黑体"/>
         </w:rPr>
         <w:t xml:space="preserve">取</w:t>
       </w:r>
       <w:r>
+        <w:rPr>
+          <w:rFonts w:eastAsia="黑体"/>
+        </w:rPr>
         <w:t xml:space="preserve"> </w:t>
       </w:r>
       <m:oMath>
@@ -2114,16 +2316,19 @@
       </m:oMath>
       <w:r>
         <w:rPr>
-          <w:rFonts w:hint="eastAsia"/>
+          <w:rFonts w:hint="eastAsia" w:eastAsia="黑体"/>
         </w:rPr>
         <w:t xml:space="preserve">（3</w:t>
       </w:r>
       <w:r>
+        <w:rPr>
+          <w:rFonts w:eastAsia="黑体"/>
+        </w:rPr>
         <w:t xml:space="preserve"> </w:t>
       </w:r>
       <w:r>
         <w:rPr>
-          <w:rFonts w:hint="eastAsia"/>
+          <w:rFonts w:hint="eastAsia" w:eastAsia="黑体"/>
         </w:rPr>
         <w:t xml:space="preserve">dB）、</w:t>
       </w:r>
@@ -2152,16 +2357,19 @@
       </m:oMath>
       <w:r>
         <w:rPr>
-          <w:rFonts w:hint="eastAsia"/>
+          <w:rFonts w:hint="eastAsia" w:eastAsia="黑体"/>
         </w:rPr>
         <w:t xml:space="preserve">（10</w:t>
       </w:r>
       <w:r>
+        <w:rPr>
+          <w:rFonts w:eastAsia="黑体"/>
+        </w:rPr>
         <w:t xml:space="preserve"> </w:t>
       </w:r>
       <w:r>
         <w:rPr>
-          <w:rFonts w:hint="eastAsia"/>
+          <w:rFonts w:hint="eastAsia" w:eastAsia="黑体"/>
         </w:rPr>
         <w:t xml:space="preserve">dB）、</w:t>
       </w:r>
@@ -2193,16 +2401,19 @@
       </m:oMath>
       <w:r>
         <w:rPr>
-          <w:rFonts w:hint="eastAsia"/>
+          <w:rFonts w:hint="eastAsia" w:eastAsia="黑体"/>
         </w:rPr>
         <w:t xml:space="preserve">（5</w:t>
       </w:r>
       <w:r>
+        <w:rPr>
+          <w:rFonts w:eastAsia="黑体"/>
+        </w:rPr>
         <w:t xml:space="preserve"> </w:t>
       </w:r>
       <w:r>
         <w:rPr>
-          <w:rFonts w:hint="eastAsia"/>
+          <w:rFonts w:hint="eastAsia" w:eastAsia="黑体"/>
         </w:rPr>
         <w:t xml:space="preserve">dB）：</w:t>
       </w:r>
@@ -2294,11 +2505,14 @@
       </m:oMath>
       <w:r>
         <w:rPr>
-          <w:rFonts w:hint="eastAsia"/>
+          <w:rFonts w:hint="eastAsia" w:eastAsia="黑体"/>
         </w:rPr>
         <w:t xml:space="preserve">，即</w:t>
       </w:r>
       <w:r>
+        <w:rPr>
+          <w:rFonts w:eastAsia="黑体"/>
+        </w:rPr>
         <w:t xml:space="preserve"> </w:t>
       </w:r>
       <m:oMath>
@@ -2344,6 +2558,9 @@
         </m:r>
       </m:oMath>
       <w:r>
+        <w:rPr>
+          <w:rFonts w:eastAsia="黑体"/>
+        </w:rPr>
         <w:t xml:space="preserve">。</w:t>
       </w:r>
     </w:p>
@@ -2357,11 +2574,14 @@
       </w:pPr>
       <w:r>
         <w:rPr>
-          <w:rFonts w:hint="eastAsia"/>
+          <w:rFonts w:hint="eastAsia" w:eastAsia="黑体"/>
         </w:rPr>
         <w:t xml:space="preserve">取</w:t>
       </w:r>
       <w:r>
+        <w:rPr>
+          <w:rFonts w:eastAsia="黑体"/>
+        </w:rPr>
         <w:t xml:space="preserve"> </w:t>
       </w:r>
       <m:oMath>
@@ -2395,7 +2615,7 @@
       </m:oMath>
       <w:r>
         <w:rPr>
-          <w:rFonts w:hint="eastAsia"/>
+          <w:rFonts w:hint="eastAsia" w:eastAsia="黑体"/>
         </w:rPr>
         <w:t xml:space="preserve">：</w:t>
       </w:r>
@@ -2483,6 +2703,9 @@
         </m:r>
       </m:oMath>
       <w:r>
+        <w:rPr>
+          <w:rFonts w:eastAsia="黑体"/>
+        </w:rPr>
         <w:t xml:space="preserve">。</w:t>
       </w:r>
     </w:p>
@@ -2494,7 +2717,7 @@
       </w:pPr>
       <w:r>
         <w:rPr>
-          <w:rFonts w:hint="eastAsia"/>
+          <w:rFonts w:hint="eastAsia" w:eastAsia="黑体"/>
         </w:rPr>
         <w:t xml:space="preserve">常见器件型号</w:t>
       </w:r>
@@ -2509,7 +2732,7 @@
       </w:pPr>
       <w:r>
         <w:rPr>
-          <w:rFonts w:hint="eastAsia"/>
+          <w:rFonts w:hint="eastAsia" w:eastAsia="黑体"/>
         </w:rPr>
         <w:t xml:space="preserve">LNA：BGU7003、SKY65404。</w:t>
       </w:r>
@@ -2523,11 +2746,14 @@
         </w:numPr>
       </w:pPr>
       <w:r>
+        <w:rPr>
+          <w:rFonts w:eastAsia="黑体"/>
+        </w:rPr>
         <w:t xml:space="preserve">RF </w:t>
       </w:r>
       <w:r>
         <w:rPr>
-          <w:rFonts w:hint="eastAsia"/>
+          <w:rFonts w:hint="eastAsia" w:eastAsia="黑体"/>
         </w:rPr>
         <w:t xml:space="preserve">Switch：PE4259、SKY13317。</w:t>
       </w:r>
@@ -2541,11 +2767,14 @@
         </w:numPr>
       </w:pPr>
       <w:r>
+        <w:rPr>
+          <w:rFonts w:eastAsia="黑体"/>
+        </w:rPr>
         <w:t xml:space="preserve">SAW </w:t>
       </w:r>
       <w:r>
         <w:rPr>
-          <w:rFonts w:hint="eastAsia"/>
+          <w:rFonts w:hint="eastAsia" w:eastAsia="黑体"/>
         </w:rPr>
         <w:t xml:space="preserve">滤波器：TA1456A、B39122。</w:t>
       </w:r>
@@ -2558,7 +2787,7 @@
       </w:pPr>
       <w:r>
         <w:rPr>
-          <w:rFonts w:hint="eastAsia"/>
+          <w:rFonts w:hint="eastAsia" w:eastAsia="黑体"/>
         </w:rPr>
         <w:t xml:space="preserve">注意事项</w:t>
       </w:r>
@@ -2573,16 +2802,19 @@
       </w:pPr>
       <w:r>
         <w:rPr>
-          <w:rFonts w:hint="eastAsia"/>
+          <w:rFonts w:hint="eastAsia" w:eastAsia="黑体"/>
         </w:rPr>
         <w:t xml:space="preserve">级联中第一级</w:t>
       </w:r>
       <w:r>
+        <w:rPr>
+          <w:rFonts w:eastAsia="黑体"/>
+        </w:rPr>
         <w:t xml:space="preserve"> LNA </w:t>
       </w:r>
       <w:r>
         <w:rPr>
-          <w:rFonts w:hint="eastAsia"/>
+          <w:rFonts w:hint="eastAsia" w:eastAsia="黑体"/>
         </w:rPr>
         <w:t xml:space="preserve">的噪声系数与增益对整机噪声系数起决定作用。</w:t>
       </w:r>
@@ -2596,20 +2828,26 @@
         </w:numPr>
       </w:pPr>
       <w:r>
+        <w:rPr>
+          <w:rFonts w:eastAsia="黑体"/>
+        </w:rPr>
         <w:t xml:space="preserve">PA </w:t>
       </w:r>
       <w:r>
         <w:rPr>
-          <w:rFonts w:hint="eastAsia"/>
+          <w:rFonts w:hint="eastAsia" w:eastAsia="黑体"/>
         </w:rPr>
         <w:t xml:space="preserve">负载失配（天线</w:t>
       </w:r>
       <w:r>
+        <w:rPr>
+          <w:rFonts w:eastAsia="黑体"/>
+        </w:rPr>
         <w:t xml:space="preserve"> VSWR </w:t>
       </w:r>
       <w:r>
         <w:rPr>
-          <w:rFonts w:hint="eastAsia"/>
+          <w:rFonts w:hint="eastAsia" w:eastAsia="黑体"/>
         </w:rPr>
         <w:t xml:space="preserve">差）会反灌形成高驻波，需加隔离或保护。</w:t>
       </w:r>
@@ -2624,25 +2862,31 @@
       </w:pPr>
       <w:r>
         <w:rPr>
-          <w:rFonts w:hint="eastAsia"/>
+          <w:rFonts w:hint="eastAsia" w:eastAsia="黑体"/>
         </w:rPr>
         <w:t xml:space="preserve">各模块间需严格的</w:t>
       </w:r>
       <w:r>
+        <w:rPr>
+          <w:rFonts w:eastAsia="黑体"/>
+        </w:rPr>
         <w:t xml:space="preserve"> 50 </w:t>
       </w:r>
       <w:r>
         <w:rPr>
-          <w:rFonts w:hint="eastAsia"/>
+          <w:rFonts w:hint="eastAsia" w:eastAsia="黑体"/>
         </w:rPr>
         <w:t xml:space="preserve">Ω（或</w:t>
       </w:r>
       <w:r>
+        <w:rPr>
+          <w:rFonts w:eastAsia="黑体"/>
+        </w:rPr>
         <w:t xml:space="preserve"> 75 </w:t>
       </w:r>
       <w:r>
         <w:rPr>
-          <w:rFonts w:hint="eastAsia"/>
+          <w:rFonts w:hint="eastAsia" w:eastAsia="黑体"/>
         </w:rPr>
         <w:t xml:space="preserve">Ω）阻抗匹配，走线要短。</w:t>
       </w:r>
@@ -2657,7 +2901,7 @@
       </w:pPr>
       <w:r>
         <w:rPr>
-          <w:rFonts w:hint="eastAsia"/>
+          <w:rFonts w:hint="eastAsia" w:eastAsia="黑体"/>
         </w:rPr>
         <w:t xml:space="preserve">发射与接收链路的时序切换（TDD）要避免同时导通导致串扰。</w:t>
       </w:r>
@@ -2670,7 +2914,7 @@
       </w:pPr>
       <w:r>
         <w:rPr>
-          <w:rFonts w:hint="eastAsia"/>
+          <w:rFonts w:hint="eastAsia" w:eastAsia="黑体"/>
         </w:rPr>
         <w:t xml:space="preserve">参考资料</w:t>
       </w:r>
@@ -2684,6 +2928,9 @@
         </w:numPr>
       </w:pPr>
       <w:r>
+        <w:rPr>
+          <w:rFonts w:eastAsia="黑体"/>
+        </w:rPr>
         <w:t xml:space="preserve">Wikipedia: RF front end。</w:t>
       </w:r>
     </w:p>
@@ -2696,11 +2943,14 @@
         </w:numPr>
       </w:pPr>
       <w:r>
+        <w:rPr>
+          <w:rFonts w:eastAsia="黑体"/>
+        </w:rPr>
         <w:t xml:space="preserve">TI/Skyworks </w:t>
       </w:r>
       <w:r>
         <w:rPr>
-          <w:rFonts w:hint="eastAsia"/>
+          <w:rFonts w:hint="eastAsia" w:eastAsia="黑体"/>
         </w:rPr>
         <w:t xml:space="preserve">射频前端器件应用笔记。</w:t>
       </w:r>
@@ -2715,7 +2965,7 @@
       </w:pPr>
       <w:r>
         <w:rPr>
-          <w:rFonts w:hint="eastAsia"/>
+          <w:rFonts w:hint="eastAsia" w:eastAsia="黑体"/>
         </w:rPr>
         <w:t xml:space="preserve">《射频电路设计——理论与应用》（Ludwig）。</w:t>
       </w:r>
@@ -2729,11 +2979,11 @@
       </w:pPr>
       <w:r>
         <w:rPr>
-          <w:rFonts w:ascii="Times New Roman" w:hAnsi="Times New Roman"/>
+          <w:rFonts w:ascii="Times New Roman" w:hAnsi="Times New Roman" w:eastAsia="黑体"/>
           <w:color w:val="555555"/>
           <w:sz w:val="21"/>
         </w:rPr>
-        <w:t>材料收集者：杜文杰</w:t>
+        <w:t>材料收集者：杜文杰，WX手机：19519196569，QQ:3478827729</w:t>
       </w:r>
     </w:p>
     <w:sectPr>
@@ -2753,7 +3003,7 @@
 </file>
 
 <file path=word/footer1.xml><?xml version="1.0" encoding="utf-8"?>
-<w:ftr xmlns:m="http://schemas.openxmlformats.org/officeDocument/2006/math" xmlns:mc="http://schemas.openxmlformats.org/markup-compatibility/2006" xmlns:mo="http://schemas.microsoft.com/office/mac/office/2008/main" xmlns:mv="urn:schemas-microsoft-com:mac:vml" xmlns:o="urn:schemas-microsoft-com:office:office" xmlns:r="http://schemas.openxmlformats.org/officeDocument/2006/relationships" xmlns:v="urn:schemas-microsoft-com:vml" xmlns:w10="urn:schemas-microsoft-com:office:word" xmlns:w14="http://schemas.microsoft.com/office/word/2010/wordml" xmlns:w="http://schemas.openxmlformats.org/wordprocessingml/2006/main" xmlns:wne="http://schemas.microsoft.com/office/word/2006/wordml" xmlns:wp14="http://schemas.microsoft.com/office/word/2010/wordprocessingDrawing" xmlns:wp="http://schemas.openxmlformats.org/drawingml/2006/wordprocessingDrawing" xmlns:wpc="http://schemas.microsoft.com/office/word/2010/wordprocessingCanvas" xmlns:wpg="http://schemas.microsoft.com/office/word/2010/wordprocessingGroup" xmlns:wpi="http://schemas.microsoft.com/office/word/2010/wordprocessingInk" xmlns:wps="http://schemas.microsoft.com/office/word/2010/wordprocessingShape" mc:Ignorable="w14 wp14">
+<w:ftr xmlns:mc="http://schemas.openxmlformats.org/markup-compatibility/2006" xmlns:w="http://schemas.openxmlformats.org/wordprocessingml/2006/main" xmlns:m="http://schemas.openxmlformats.org/officeDocument/2006/math" xmlns:mo="http://schemas.microsoft.com/office/mac/office/2008/main" xmlns:mv="urn:schemas-microsoft-com:mac:vml" xmlns:o="urn:schemas-microsoft-com:office:office" xmlns:r="http://schemas.openxmlformats.org/officeDocument/2006/relationships" xmlns:v="urn:schemas-microsoft-com:vml" xmlns:w10="urn:schemas-microsoft-com:office:word" xmlns:w14="http://schemas.microsoft.com/office/word/2010/wordml" xmlns:wne="http://schemas.microsoft.com/office/word/2006/wordml" xmlns:wp14="http://schemas.microsoft.com/office/word/2010/wordprocessingDrawing" xmlns:wp="http://schemas.openxmlformats.org/drawingml/2006/wordprocessingDrawing" xmlns:wpc="http://schemas.microsoft.com/office/word/2010/wordprocessingCanvas" xmlns:wpg="http://schemas.microsoft.com/office/word/2010/wordprocessingGroup" xmlns:wpi="http://schemas.microsoft.com/office/word/2010/wordprocessingInk" xmlns:wps="http://schemas.microsoft.com/office/word/2010/wordprocessingShape" mc:Ignorable="w14 wp14">
   <w:p>
     <w:pPr>
       <w:pStyle w:val="Footer"/>
@@ -2761,12 +3011,14 @@
     </w:pPr>
     <w:r>
       <w:rPr>
+        <w:rFonts w:eastAsia="黑体"/>
         <w:sz w:val="18"/>
       </w:rPr>
       <w:t xml:space="preserve">第 </w:t>
     </w:r>
     <w:r>
       <w:rPr>
+        <w:rFonts w:eastAsia="黑体"/>
         <w:sz w:val="18"/>
       </w:rPr>
       <w:fldChar w:fldCharType="begin"/>
@@ -2775,6 +3027,7 @@
     </w:r>
     <w:r>
       <w:rPr>
+        <w:rFonts w:eastAsia="黑体"/>
         <w:sz w:val="18"/>
       </w:rPr>
       <w:t xml:space="preserve"> 页</w:t>
@@ -2788,6 +3041,9 @@
   <w:footnote w:type="continuationSeparator" w:id="0">
     <w:p>
       <w:r>
+        <w:rPr>
+          <w:rFonts w:eastAsia="黑体"/>
+        </w:rPr>
         <w:continuationSeparator/>
       </w:r>
     </w:p>
@@ -2795,6 +3051,9 @@
   <w:footnote w:type="separator" w:id="-1">
     <w:p>
       <w:r>
+        <w:rPr>
+          <w:rFonts w:eastAsia="黑体"/>
+        </w:rPr>
         <w:separator/>
       </w:r>
     </w:p>
@@ -2803,7 +3062,7 @@
 </file>
 
 <file path=word/header1.xml><?xml version="1.0" encoding="utf-8"?>
-<w:hdr xmlns:m="http://schemas.openxmlformats.org/officeDocument/2006/math" xmlns:mc="http://schemas.openxmlformats.org/markup-compatibility/2006" xmlns:mo="http://schemas.microsoft.com/office/mac/office/2008/main" xmlns:mv="urn:schemas-microsoft-com:mac:vml" xmlns:o="urn:schemas-microsoft-com:office:office" xmlns:r="http://schemas.openxmlformats.org/officeDocument/2006/relationships" xmlns:v="urn:schemas-microsoft-com:vml" xmlns:w10="urn:schemas-microsoft-com:office:word" xmlns:w14="http://schemas.microsoft.com/office/word/2010/wordml" xmlns:w="http://schemas.openxmlformats.org/wordprocessingml/2006/main" xmlns:wne="http://schemas.microsoft.com/office/word/2006/wordml" xmlns:wp14="http://schemas.microsoft.com/office/word/2010/wordprocessingDrawing" xmlns:wp="http://schemas.openxmlformats.org/drawingml/2006/wordprocessingDrawing" xmlns:wpc="http://schemas.microsoft.com/office/word/2010/wordprocessingCanvas" xmlns:wpg="http://schemas.microsoft.com/office/word/2010/wordprocessingGroup" xmlns:wpi="http://schemas.microsoft.com/office/word/2010/wordprocessingInk" xmlns:wps="http://schemas.microsoft.com/office/word/2010/wordprocessingShape" mc:Ignorable="w14 wp14">
+<w:hdr xmlns:mc="http://schemas.openxmlformats.org/markup-compatibility/2006" xmlns:w="http://schemas.openxmlformats.org/wordprocessingml/2006/main" xmlns:m="http://schemas.openxmlformats.org/officeDocument/2006/math" xmlns:mo="http://schemas.microsoft.com/office/mac/office/2008/main" xmlns:mv="urn:schemas-microsoft-com:mac:vml" xmlns:o="urn:schemas-microsoft-com:office:office" xmlns:r="http://schemas.openxmlformats.org/officeDocument/2006/relationships" xmlns:v="urn:schemas-microsoft-com:vml" xmlns:w10="urn:schemas-microsoft-com:office:word" xmlns:w14="http://schemas.microsoft.com/office/word/2010/wordml" xmlns:wne="http://schemas.microsoft.com/office/word/2006/wordml" xmlns:wp14="http://schemas.microsoft.com/office/word/2010/wordprocessingDrawing" xmlns:wp="http://schemas.openxmlformats.org/drawingml/2006/wordprocessingDrawing" xmlns:wpc="http://schemas.microsoft.com/office/word/2010/wordprocessingCanvas" xmlns:wpg="http://schemas.microsoft.com/office/word/2010/wordprocessingGroup" xmlns:wpi="http://schemas.microsoft.com/office/word/2010/wordprocessingInk" xmlns:wps="http://schemas.microsoft.com/office/word/2010/wordprocessingShape" mc:Ignorable="w14 wp14">
   <w:p>
     <w:pPr>
       <w:pStyle w:val="Header"/>
@@ -2811,7 +3070,7 @@
     </w:pPr>
     <w:r>
       <w:rPr>
-        <w:rFonts w:ascii="Times New Roman" w:hAnsi="Times New Roman"/>
+        <w:rFonts w:ascii="Times New Roman" w:hAnsi="Times New Roman" w:eastAsia="黑体"/>
         <w:sz w:val="18"/>
         <w:rFonts w:eastAsia="黑体"/>
         <w:rFonts w:eastAsia="黑体"/>
@@ -2823,7 +3082,7 @@
 </file>
 
 <file path=word/numbering.xml><?xml version="1.0" encoding="utf-8"?>
-<w:numbering xmlns:m="http://schemas.openxmlformats.org/officeDocument/2006/math" xmlns:mc="http://schemas.openxmlformats.org/markup-compatibility/2006" xmlns:mo="http://schemas.microsoft.com/office/mac/office/2008/main" xmlns:mv="urn:schemas-microsoft-com:mac:vml" xmlns:o="urn:schemas-microsoft-com:office:office" xmlns:r="http://schemas.openxmlformats.org/officeDocument/2006/relationships" xmlns:v="urn:schemas-microsoft-com:vml" xmlns:w="http://schemas.openxmlformats.org/wordprocessingml/2006/main" xmlns:w10="urn:schemas-microsoft-com:office:word" xmlns:w14="http://schemas.microsoft.com/office/word/2010/wordml" xmlns:wne="http://schemas.microsoft.com/office/word/2006/wordml" xmlns:wp="http://schemas.openxmlformats.org/drawingml/2006/wordprocessingDrawing" xmlns:wp14="http://schemas.microsoft.com/office/word/2010/wordprocessingDrawing" xmlns:wpc="http://schemas.microsoft.com/office/word/2010/wordprocessingCanvas" xmlns:wpg="http://schemas.microsoft.com/office/word/2010/wordprocessingGroup" xmlns:wpi="http://schemas.microsoft.com/office/word/2010/wordprocessingInk" xmlns:wps="http://schemas.microsoft.com/office/word/2010/wordprocessingShape" mc:Ignorable="w14 wp14">
+<w:numbering xmlns:mc="http://schemas.openxmlformats.org/markup-compatibility/2006" xmlns:w="http://schemas.openxmlformats.org/wordprocessingml/2006/main" xmlns:m="http://schemas.openxmlformats.org/officeDocument/2006/math" xmlns:mo="http://schemas.microsoft.com/office/mac/office/2008/main" xmlns:mv="urn:schemas-microsoft-com:mac:vml" xmlns:o="urn:schemas-microsoft-com:office:office" xmlns:r="http://schemas.openxmlformats.org/officeDocument/2006/relationships" xmlns:v="urn:schemas-microsoft-com:vml" xmlns:w10="urn:schemas-microsoft-com:office:word" xmlns:w14="http://schemas.microsoft.com/office/word/2010/wordml" xmlns:wne="http://schemas.microsoft.com/office/word/2006/wordml" xmlns:wp="http://schemas.openxmlformats.org/drawingml/2006/wordprocessingDrawing" xmlns:wp14="http://schemas.microsoft.com/office/word/2010/wordprocessingDrawing" xmlns:wpc="http://schemas.microsoft.com/office/word/2010/wordprocessingCanvas" xmlns:wpg="http://schemas.microsoft.com/office/word/2010/wordprocessingGroup" xmlns:wpi="http://schemas.microsoft.com/office/word/2010/wordprocessingInk" xmlns:wps="http://schemas.microsoft.com/office/word/2010/wordprocessingShape" mc:Ignorable="w14 wp14">
   <w:abstractNum w:abstractNumId="0">
     <w:nsid w:val="FFFFFF7C"/>
     <w:multiLevelType w:val="singleLevel"/>
@@ -2910,7 +3169,7 @@
         <w:ind w:hanging="360" w:left="1440"/>
       </w:pPr>
       <w:rPr>
-        <w:rFonts w:ascii="Symbol" w:hAnsi="Symbol" w:hint="default"/>
+        <w:rFonts w:ascii="Symbol" w:hAnsi="Symbol" w:hint="default" w:eastAsia="黑体"/>
       </w:rPr>
     </w:lvl>
   </w:abstractNum>
@@ -2931,7 +3190,7 @@
         <w:ind w:hanging="360" w:left="1080"/>
       </w:pPr>
       <w:rPr>
-        <w:rFonts w:ascii="Symbol" w:hAnsi="Symbol" w:hint="default"/>
+        <w:rFonts w:ascii="Symbol" w:hAnsi="Symbol" w:hint="default" w:eastAsia="黑体"/>
       </w:rPr>
     </w:lvl>
   </w:abstractNum>
@@ -2952,7 +3211,7 @@
         <w:ind w:hanging="360" w:left="720"/>
       </w:pPr>
       <w:rPr>
-        <w:rFonts w:ascii="Symbol" w:hAnsi="Symbol" w:hint="default"/>
+        <w:rFonts w:ascii="Symbol" w:hAnsi="Symbol" w:hint="default" w:eastAsia="黑体"/>
       </w:rPr>
     </w:lvl>
   </w:abstractNum>
@@ -2991,7 +3250,7 @@
         <w:ind w:hanging="360" w:left="360"/>
       </w:pPr>
       <w:rPr>
-        <w:rFonts w:ascii="Symbol" w:hAnsi="Symbol" w:hint="default"/>
+        <w:rFonts w:ascii="Symbol" w:hAnsi="Symbol" w:hint="default" w:eastAsia="黑体"/>
       </w:rPr>
     </w:lvl>
   </w:abstractNum>
@@ -3082,7 +3341,7 @@
         <w:ind w:left="720" w:hanging="360"/>
       </w:pPr>
       <w:rPr>
-        <w:rFonts w:ascii="Symbol" w:hAnsi="Symbol" w:cs="Symbol" w:hint="default"/>
+        <w:rFonts w:ascii="Symbol" w:hAnsi="Symbol" w:cs="Symbol" w:hint="default" w:eastAsia="黑体"/>
       </w:rPr>
     </w:lvl>
     <w:lvl w:ilvl="1">
@@ -3093,7 +3352,7 @@
         <w:ind w:left="1440" w:hanging="360"/>
       </w:pPr>
       <w:rPr>
-        <w:rFonts w:ascii="Courier New" w:hAnsi="Courier New" w:cs="Courier New" w:hint="default"/>
+        <w:rFonts w:ascii="Courier New" w:hAnsi="Courier New" w:cs="Courier New" w:hint="default" w:eastAsia="黑体"/>
       </w:rPr>
     </w:lvl>
     <w:lvl w:ilvl="2">
@@ -3104,7 +3363,7 @@
         <w:ind w:left="2160" w:hanging="360"/>
       </w:pPr>
       <w:rPr>
-        <w:rFonts w:ascii="Wingdings" w:hAnsi="Wingdings" w:cs="Wingdings" w:hint="default"/>
+        <w:rFonts w:ascii="Wingdings" w:hAnsi="Wingdings" w:cs="Wingdings" w:hint="default" w:eastAsia="黑体"/>
       </w:rPr>
     </w:lvl>
     <w:lvl w:ilvl="3">
@@ -3115,7 +3374,7 @@
         <w:ind w:left="2880" w:hanging="360"/>
       </w:pPr>
       <w:rPr>
-        <w:rFonts w:ascii="Symbol" w:hAnsi="Symbol" w:cs="Symbol" w:hint="default"/>
+        <w:rFonts w:ascii="Symbol" w:hAnsi="Symbol" w:cs="Symbol" w:hint="default" w:eastAsia="黑体"/>
       </w:rPr>
     </w:lvl>
     <w:lvl w:ilvl="4">
@@ -3126,7 +3385,7 @@
         <w:ind w:left="3600" w:hanging="360"/>
       </w:pPr>
       <w:rPr>
-        <w:rFonts w:ascii="Courier New" w:hAnsi="Courier New" w:cs="Courier New" w:hint="default"/>
+        <w:rFonts w:ascii="Courier New" w:hAnsi="Courier New" w:cs="Courier New" w:hint="default" w:eastAsia="黑体"/>
       </w:rPr>
     </w:lvl>
     <w:lvl w:ilvl="5">
@@ -3137,7 +3396,7 @@
         <w:ind w:left="4320" w:hanging="360"/>
       </w:pPr>
       <w:rPr>
-        <w:rFonts w:ascii="Wingdings" w:hAnsi="Wingdings" w:cs="Wingdings" w:hint="default"/>
+        <w:rFonts w:ascii="Wingdings" w:hAnsi="Wingdings" w:cs="Wingdings" w:hint="default" w:eastAsia="黑体"/>
       </w:rPr>
     </w:lvl>
     <w:lvl w:ilvl="6">
@@ -3148,7 +3407,7 @@
         <w:ind w:left="5040" w:hanging="360"/>
       </w:pPr>
       <w:rPr>
-        <w:rFonts w:ascii="Symbol" w:hAnsi="Symbol" w:cs="Symbol" w:hint="default"/>
+        <w:rFonts w:ascii="Symbol" w:hAnsi="Symbol" w:cs="Symbol" w:hint="default" w:eastAsia="黑体"/>
       </w:rPr>
     </w:lvl>
     <w:lvl w:ilvl="7">
@@ -3159,7 +3418,7 @@
         <w:ind w:left="5760" w:hanging="360"/>
       </w:pPr>
       <w:rPr>
-        <w:rFonts w:ascii="Courier New" w:hAnsi="Courier New" w:cs="Courier New" w:hint="default"/>
+        <w:rFonts w:ascii="Courier New" w:hAnsi="Courier New" w:cs="Courier New" w:hint="default" w:eastAsia="黑体"/>
       </w:rPr>
     </w:lvl>
     <w:lvl w:ilvl="8">
@@ -3170,7 +3429,7 @@
         <w:ind w:left="6480" w:hanging="360"/>
       </w:pPr>
       <w:rPr>
-        <w:rFonts w:ascii="Wingdings" w:hAnsi="Wingdings" w:cs="Wingdings" w:hint="default"/>
+        <w:rFonts w:ascii="Wingdings" w:hAnsi="Wingdings" w:cs="Wingdings" w:hint="default" w:eastAsia="黑体"/>
       </w:rPr>
     </w:lvl>
   </w:abstractNum>
@@ -3226,11 +3485,11 @@
 </file>
 
 <file path=word/styles.xml><?xml version="1.0" encoding="utf-8"?>
-<w:styles xmlns:mc="http://schemas.openxmlformats.org/markup-compatibility/2006" xmlns:r="http://schemas.openxmlformats.org/officeDocument/2006/relationships" xmlns:w="http://schemas.openxmlformats.org/wordprocessingml/2006/main" xmlns:w14="http://schemas.microsoft.com/office/word/2010/wordml" mc:Ignorable="w14">
+<w:styles xmlns:mc="http://schemas.openxmlformats.org/markup-compatibility/2006" xmlns:w="http://schemas.openxmlformats.org/wordprocessingml/2006/main" xmlns:r="http://schemas.openxmlformats.org/officeDocument/2006/relationships" xmlns:w14="http://schemas.microsoft.com/office/word/2010/wordml" mc:Ignorable="w14">
   <w:docDefaults>
     <w:rPrDefault>
       <w:rPr>
-        <w:rFonts w:asciiTheme="minorHAnsi" w:cstheme="minorBidi" w:eastAsiaTheme="minorEastAsia" w:hAnsiTheme="minorHAnsi"/>
+        <w:rFonts w:asciiTheme="minorHAnsi" w:cstheme="minorBidi" w:hAnsiTheme="minorHAnsi" w:eastAsia="黑体"/>
         <w:sz w:val="22"/>
         <w:szCs w:val="22"/>
         <w:lang w:bidi="ar-SA" w:eastAsia="en-US" w:val="en-US"/>
@@ -3452,7 +3711,7 @@
       <w:outlineLvl w:val="0"/>
     </w:pPr>
     <w:rPr>
-      <w:rFonts w:ascii="Times New Roman" w:asciiTheme="majorHAnsi" w:cstheme="majorBidi" w:eastAsia="黑体" w:eastAsiaTheme="majorEastAsia" w:hAnsi="Times New Roman" w:hAnsiTheme="majorHAnsi"/>
+      <w:rFonts w:ascii="Times New Roman" w:asciiTheme="majorHAnsi" w:cstheme="majorBidi" w:eastAsia="黑体" w:hAnsi="Times New Roman" w:hAnsiTheme="majorHAnsi"/>
       <w:b/>
       <w:bCs/>
       <w:color w:val="1F3864"/>
@@ -3476,7 +3735,7 @@
       <w:outlineLvl w:val="1"/>
     </w:pPr>
     <w:rPr>
-      <w:rFonts w:ascii="Times New Roman" w:asciiTheme="majorHAnsi" w:cstheme="majorBidi" w:eastAsia="黑体" w:eastAsiaTheme="majorEastAsia" w:hAnsi="Times New Roman" w:hAnsiTheme="majorHAnsi"/>
+      <w:rFonts w:ascii="Times New Roman" w:asciiTheme="majorHAnsi" w:cstheme="majorBidi" w:eastAsia="黑体" w:hAnsi="Times New Roman" w:hAnsiTheme="majorHAnsi"/>
       <w:b/>
       <w:bCs/>
       <w:color w:val="2E4E7E"/>
@@ -3500,7 +3759,7 @@
       <w:outlineLvl w:val="2"/>
     </w:pPr>
     <w:rPr>
-      <w:rFonts w:ascii="Times New Roman" w:asciiTheme="majorHAnsi" w:cstheme="majorBidi" w:eastAsia="黑体" w:eastAsiaTheme="majorEastAsia" w:hAnsi="Times New Roman" w:hAnsiTheme="majorHAnsi"/>
+      <w:rFonts w:ascii="Times New Roman" w:asciiTheme="majorHAnsi" w:cstheme="majorBidi" w:eastAsia="黑体" w:hAnsi="Times New Roman" w:hAnsiTheme="majorHAnsi"/>
       <w:b/>
       <w:bCs/>
       <w:color w:val="2E4E7E"/>
@@ -3524,7 +3783,7 @@
       <w:outlineLvl w:val="3"/>
     </w:pPr>
     <w:rPr>
-      <w:rFonts w:ascii="Times New Roman" w:asciiTheme="majorHAnsi" w:cstheme="majorBidi" w:eastAsia="黑体" w:eastAsiaTheme="majorEastAsia" w:hAnsi="Times New Roman" w:hAnsiTheme="majorHAnsi"/>
+      <w:rFonts w:ascii="Times New Roman" w:asciiTheme="majorHAnsi" w:cstheme="majorBidi" w:eastAsia="黑体" w:hAnsi="Times New Roman" w:hAnsiTheme="majorHAnsi"/>
       <w:b/>
       <w:bCs/>
       <w:i/>
@@ -3550,7 +3809,7 @@
       <w:outlineLvl w:val="4"/>
     </w:pPr>
     <w:rPr>
-      <w:rFonts w:ascii="Times New Roman" w:asciiTheme="majorHAnsi" w:cstheme="majorBidi" w:eastAsia="黑体" w:eastAsiaTheme="majorEastAsia" w:hAnsi="Times New Roman" w:hAnsiTheme="majorHAnsi"/>
+      <w:rFonts w:ascii="Times New Roman" w:asciiTheme="majorHAnsi" w:cstheme="majorBidi" w:eastAsia="黑体" w:hAnsi="Times New Roman" w:hAnsiTheme="majorHAnsi"/>
       <w:b/>
       <w:color w:val="333333"/>
       <w:sz w:val="22"/>
@@ -3573,7 +3832,7 @@
       <w:outlineLvl w:val="5"/>
     </w:pPr>
     <w:rPr>
-      <w:rFonts w:asciiTheme="majorHAnsi" w:cstheme="majorBidi" w:eastAsiaTheme="majorEastAsia" w:hAnsiTheme="majorHAnsi"/>
+      <w:rFonts w:asciiTheme="majorHAnsi" w:cstheme="majorBidi" w:hAnsiTheme="majorHAnsi" w:eastAsia="黑体"/>
       <w:i/>
       <w:iCs/>
       <w:color w:themeColor="accent1" w:themeShade="7F" w:val="243F60"/>
@@ -3596,7 +3855,7 @@
       <w:outlineLvl w:val="6"/>
     </w:pPr>
     <w:rPr>
-      <w:rFonts w:asciiTheme="majorHAnsi" w:cstheme="majorBidi" w:eastAsiaTheme="majorEastAsia" w:hAnsiTheme="majorHAnsi"/>
+      <w:rFonts w:asciiTheme="majorHAnsi" w:cstheme="majorBidi" w:hAnsiTheme="majorHAnsi" w:eastAsia="黑体"/>
       <w:i/>
       <w:iCs/>
       <w:color w:themeColor="text1" w:themeTint="BF" w:val="404040"/>
@@ -3619,7 +3878,7 @@
       <w:outlineLvl w:val="7"/>
     </w:pPr>
     <w:rPr>
-      <w:rFonts w:asciiTheme="majorHAnsi" w:cstheme="majorBidi" w:eastAsiaTheme="majorEastAsia" w:hAnsiTheme="majorHAnsi"/>
+      <w:rFonts w:asciiTheme="majorHAnsi" w:cstheme="majorBidi" w:hAnsiTheme="majorHAnsi" w:eastAsia="黑体"/>
       <w:color w:themeColor="accent1" w:val="4F81BD"/>
       <w:sz w:val="20"/>
       <w:szCs w:val="20"/>
@@ -3642,7 +3901,7 @@
       <w:outlineLvl w:val="8"/>
     </w:pPr>
     <w:rPr>
-      <w:rFonts w:asciiTheme="majorHAnsi" w:cstheme="majorBidi" w:eastAsiaTheme="majorEastAsia" w:hAnsiTheme="majorHAnsi"/>
+      <w:rFonts w:asciiTheme="majorHAnsi" w:cstheme="majorBidi" w:hAnsiTheme="majorHAnsi" w:eastAsia="黑体"/>
       <w:i/>
       <w:iCs/>
       <w:color w:themeColor="text1" w:themeTint="BF" w:val="404040"/>
@@ -3693,7 +3952,7 @@
     <w:uiPriority w:val="9"/>
     <w:rsid w:val="00FC693F"/>
     <w:rPr>
-      <w:rFonts w:asciiTheme="majorHAnsi" w:cstheme="majorBidi" w:eastAsiaTheme="majorEastAsia" w:hAnsiTheme="majorHAnsi"/>
+      <w:rFonts w:asciiTheme="majorHAnsi" w:cstheme="majorBidi" w:hAnsiTheme="majorHAnsi" w:eastAsia="黑体"/>
       <w:b/>
       <w:bCs/>
       <w:color w:themeColor="accent1" w:themeShade="BF" w:val="365F91"/>
@@ -3708,7 +3967,7 @@
     <w:uiPriority w:val="9"/>
     <w:rsid w:val="00FC693F"/>
     <w:rPr>
-      <w:rFonts w:asciiTheme="majorHAnsi" w:cstheme="majorBidi" w:eastAsiaTheme="majorEastAsia" w:hAnsiTheme="majorHAnsi"/>
+      <w:rFonts w:asciiTheme="majorHAnsi" w:cstheme="majorBidi" w:hAnsiTheme="majorHAnsi" w:eastAsia="黑体"/>
       <w:b/>
       <w:bCs/>
       <w:color w:themeColor="accent1" w:val="4F81BD"/>
@@ -3723,7 +3982,7 @@
     <w:uiPriority w:val="9"/>
     <w:rsid w:val="00FC693F"/>
     <w:rPr>
-      <w:rFonts w:asciiTheme="majorHAnsi" w:cstheme="majorBidi" w:eastAsiaTheme="majorEastAsia" w:hAnsiTheme="majorHAnsi"/>
+      <w:rFonts w:asciiTheme="majorHAnsi" w:cstheme="majorBidi" w:hAnsiTheme="majorHAnsi" w:eastAsia="黑体"/>
       <w:b/>
       <w:bCs/>
       <w:color w:themeColor="accent1" w:val="4F81BD"/>
@@ -3746,7 +4005,7 @@
       <w:contextualSpacing/>
     </w:pPr>
     <w:rPr>
-      <w:rFonts w:ascii="Times New Roman" w:asciiTheme="majorHAnsi" w:cstheme="majorBidi" w:eastAsia="黑体" w:eastAsiaTheme="majorEastAsia" w:hAnsi="Times New Roman" w:hAnsiTheme="majorHAnsi"/>
+      <w:rFonts w:ascii="Times New Roman" w:asciiTheme="majorHAnsi" w:cstheme="majorBidi" w:eastAsia="黑体" w:hAnsi="Times New Roman" w:hAnsiTheme="majorHAnsi"/>
       <w:b/>
       <w:color w:val="1F3864"/>
       <w:spacing w:val="5"/>
@@ -3762,7 +4021,7 @@
     <w:uiPriority w:val="10"/>
     <w:rsid w:val="00FC693F"/>
     <w:rPr>
-      <w:rFonts w:asciiTheme="majorHAnsi" w:cstheme="majorBidi" w:eastAsiaTheme="majorEastAsia" w:hAnsiTheme="majorHAnsi"/>
+      <w:rFonts w:asciiTheme="majorHAnsi" w:cstheme="majorBidi" w:hAnsiTheme="majorHAnsi" w:eastAsia="黑体"/>
       <w:color w:themeColor="text2" w:themeShade="BF" w:val="17365D"/>
       <w:spacing w:val="5"/>
       <w:kern w:val="28"/>
@@ -3784,7 +4043,7 @@
       </w:numPr>
     </w:pPr>
     <w:rPr>
-      <w:rFonts w:asciiTheme="majorHAnsi" w:cstheme="majorBidi" w:eastAsiaTheme="majorEastAsia" w:hAnsiTheme="majorHAnsi"/>
+      <w:rFonts w:asciiTheme="majorHAnsi" w:cstheme="majorBidi" w:hAnsiTheme="majorHAnsi" w:eastAsia="黑体"/>
       <w:i/>
       <w:iCs/>
       <w:color w:themeColor="accent1" w:val="4F81BD"/>
@@ -3800,7 +4059,7 @@
     <w:uiPriority w:val="11"/>
     <w:rsid w:val="00FC693F"/>
     <w:rPr>
-      <w:rFonts w:asciiTheme="majorHAnsi" w:cstheme="majorBidi" w:eastAsiaTheme="majorEastAsia" w:hAnsiTheme="majorHAnsi"/>
+      <w:rFonts w:asciiTheme="majorHAnsi" w:cstheme="majorBidi" w:hAnsiTheme="majorHAnsi" w:eastAsia="黑体"/>
       <w:i/>
       <w:iCs/>
       <w:color w:themeColor="accent1" w:val="4F81BD"/>
@@ -3867,6 +4126,7 @@
       <w:spacing w:after="120"/>
     </w:pPr>
     <w:rPr>
+      <w:rFonts w:eastAsia="黑体"/>
       <w:sz w:val="16"/>
       <w:szCs w:val="16"/>
     </w:rPr>
@@ -3878,6 +4138,7 @@
     <w:uiPriority w:val="99"/>
     <w:rsid w:val="00AA1D8D"/>
     <w:rPr>
+      <w:rFonts w:eastAsia="黑体"/>
       <w:sz w:val="16"/>
       <w:szCs w:val="16"/>
     </w:rPr>
@@ -4047,7 +4308,7 @@
       </w:tabs>
     </w:pPr>
     <w:rPr>
-      <w:rFonts w:ascii="Courier" w:hAnsi="Courier"/>
+      <w:rFonts w:ascii="Courier" w:hAnsi="Courier" w:eastAsia="黑体"/>
       <w:sz w:val="20"/>
       <w:szCs w:val="20"/>
     </w:rPr>
@@ -4059,7 +4320,7 @@
     <w:uiPriority w:val="99"/>
     <w:rsid w:val="0029639D"/>
     <w:rPr>
-      <w:rFonts w:ascii="Courier" w:hAnsi="Courier"/>
+      <w:rFonts w:ascii="Courier" w:hAnsi="Courier" w:eastAsia="黑体"/>
       <w:sz w:val="20"/>
       <w:szCs w:val="20"/>
     </w:rPr>
@@ -4095,6 +4356,7 @@
     <w:uiPriority w:val="29"/>
     <w:rsid w:val="00FC693F"/>
     <w:rPr>
+      <w:rFonts w:eastAsia="黑体"/>
       <w:i/>
       <w:iCs/>
       <w:color w:themeColor="text1" w:val="000000"/>
@@ -4108,7 +4370,7 @@
     <w:semiHidden/>
     <w:rsid w:val="00FC693F"/>
     <w:rPr>
-      <w:rFonts w:asciiTheme="majorHAnsi" w:cstheme="majorBidi" w:eastAsiaTheme="majorEastAsia" w:hAnsiTheme="majorHAnsi"/>
+      <w:rFonts w:asciiTheme="majorHAnsi" w:cstheme="majorBidi" w:hAnsiTheme="majorHAnsi" w:eastAsia="黑体"/>
       <w:b/>
       <w:bCs/>
       <w:i/>
@@ -4124,7 +4386,7 @@
     <w:semiHidden/>
     <w:rsid w:val="00FC693F"/>
     <w:rPr>
-      <w:rFonts w:asciiTheme="majorHAnsi" w:cstheme="majorBidi" w:eastAsiaTheme="majorEastAsia" w:hAnsiTheme="majorHAnsi"/>
+      <w:rFonts w:asciiTheme="majorHAnsi" w:cstheme="majorBidi" w:hAnsiTheme="majorHAnsi" w:eastAsia="黑体"/>
       <w:color w:themeColor="accent1" w:themeShade="7F" w:val="243F60"/>
     </w:rPr>
   </w:style>
@@ -4136,7 +4398,7 @@
     <w:semiHidden/>
     <w:rsid w:val="00FC693F"/>
     <w:rPr>
-      <w:rFonts w:asciiTheme="majorHAnsi" w:cstheme="majorBidi" w:eastAsiaTheme="majorEastAsia" w:hAnsiTheme="majorHAnsi"/>
+      <w:rFonts w:asciiTheme="majorHAnsi" w:cstheme="majorBidi" w:hAnsiTheme="majorHAnsi" w:eastAsia="黑体"/>
       <w:i/>
       <w:iCs/>
       <w:color w:themeColor="accent1" w:themeShade="7F" w:val="243F60"/>
@@ -4150,7 +4412,7 @@
     <w:semiHidden/>
     <w:rsid w:val="00FC693F"/>
     <w:rPr>
-      <w:rFonts w:asciiTheme="majorHAnsi" w:cstheme="majorBidi" w:eastAsiaTheme="majorEastAsia" w:hAnsiTheme="majorHAnsi"/>
+      <w:rFonts w:asciiTheme="majorHAnsi" w:cstheme="majorBidi" w:hAnsiTheme="majorHAnsi" w:eastAsia="黑体"/>
       <w:i/>
       <w:iCs/>
       <w:color w:themeColor="text1" w:themeTint="BF" w:val="404040"/>
@@ -4164,7 +4426,7 @@
     <w:semiHidden/>
     <w:rsid w:val="00FC693F"/>
     <w:rPr>
-      <w:rFonts w:asciiTheme="majorHAnsi" w:cstheme="majorBidi" w:eastAsiaTheme="majorEastAsia" w:hAnsiTheme="majorHAnsi"/>
+      <w:rFonts w:asciiTheme="majorHAnsi" w:cstheme="majorBidi" w:hAnsiTheme="majorHAnsi" w:eastAsia="黑体"/>
       <w:color w:themeColor="accent1" w:val="4F81BD"/>
       <w:sz w:val="20"/>
       <w:szCs w:val="20"/>
@@ -4178,7 +4440,7 @@
     <w:semiHidden/>
     <w:rsid w:val="00FC693F"/>
     <w:rPr>
-      <w:rFonts w:asciiTheme="majorHAnsi" w:cstheme="majorBidi" w:eastAsiaTheme="majorEastAsia" w:hAnsiTheme="majorHAnsi"/>
+      <w:rFonts w:asciiTheme="majorHAnsi" w:cstheme="majorBidi" w:hAnsiTheme="majorHAnsi" w:eastAsia="黑体"/>
       <w:i/>
       <w:iCs/>
       <w:color w:themeColor="text1" w:themeTint="BF" w:val="404040"/>
@@ -4199,6 +4461,7 @@
       <w:spacing w:line="240" w:lineRule="auto"/>
     </w:pPr>
     <w:rPr>
+      <w:rFonts w:eastAsia="黑体"/>
       <w:b/>
       <w:bCs/>
       <w:color w:themeColor="accent1" w:val="4F81BD"/>
@@ -4213,6 +4476,7 @@
     <w:qFormat/>
     <w:rsid w:val="00FC693F"/>
     <w:rPr>
+      <w:rFonts w:eastAsia="黑体"/>
       <w:b/>
       <w:bCs/>
     </w:rPr>
@@ -4224,6 +4488,7 @@
     <w:qFormat/>
     <w:rsid w:val="00FC693F"/>
     <w:rPr>
+      <w:rFonts w:eastAsia="黑体"/>
       <w:i/>
       <w:iCs/>
     </w:rPr>
@@ -4244,6 +4509,7 @@
       <w:ind w:left="936" w:right="936"/>
     </w:pPr>
     <w:rPr>
+      <w:rFonts w:eastAsia="黑体"/>
       <w:b/>
       <w:bCs/>
       <w:i/>
@@ -4258,6 +4524,7 @@
     <w:uiPriority w:val="30"/>
     <w:rsid w:val="00FC693F"/>
     <w:rPr>
+      <w:rFonts w:eastAsia="黑体"/>
       <w:b/>
       <w:bCs/>
       <w:i/>
@@ -4272,6 +4539,7 @@
     <w:qFormat/>
     <w:rsid w:val="00FC693F"/>
     <w:rPr>
+      <w:rFonts w:eastAsia="黑体"/>
       <w:i/>
       <w:iCs/>
       <w:color w:themeColor="text1" w:themeTint="7F" w:val="808080"/>
@@ -4284,6 +4552,7 @@
     <w:qFormat/>
     <w:rsid w:val="00FC693F"/>
     <w:rPr>
+      <w:rFonts w:eastAsia="黑体"/>
       <w:b/>
       <w:bCs/>
       <w:i/>
@@ -4298,6 +4567,7 @@
     <w:qFormat/>
     <w:rsid w:val="00FC693F"/>
     <w:rPr>
+      <w:rFonts w:eastAsia="黑体"/>
       <w:smallCaps/>
       <w:color w:themeColor="accent2" w:val="C0504D"/>
       <w:u w:val="single"/>
@@ -4310,6 +4580,7 @@
     <w:qFormat/>
     <w:rsid w:val="00FC693F"/>
     <w:rPr>
+      <w:rFonts w:eastAsia="黑体"/>
       <w:b/>
       <w:bCs/>
       <w:smallCaps/>
@@ -4325,6 +4596,7 @@
     <w:qFormat/>
     <w:rsid w:val="00FC693F"/>
     <w:rPr>
+      <w:rFonts w:eastAsia="黑体"/>
       <w:b/>
       <w:bCs/>
       <w:smallCaps/>
@@ -4379,6 +4651,7 @@
       <w:spacing w:after="0" w:line="240" w:lineRule="auto"/>
     </w:pPr>
     <w:rPr>
+      <w:rFonts w:eastAsia="黑体"/>
       <w:color w:themeColor="text1" w:themeShade="BF" w:val="000000"/>
     </w:rPr>
     <w:tblPr>
@@ -4401,6 +4674,7 @@
         <w:spacing w:after="0" w:before="0" w:line="240" w:lineRule="auto"/>
       </w:pPr>
       <w:rPr>
+        <w:rFonts w:eastAsia="黑体"/>
         <w:b/>
         <w:bCs/>
       </w:rPr>
@@ -4421,6 +4695,7 @@
         <w:spacing w:after="0" w:before="0" w:line="240" w:lineRule="auto"/>
       </w:pPr>
       <w:rPr>
+        <w:rFonts w:eastAsia="黑体"/>
         <w:b/>
         <w:bCs/>
       </w:rPr>
@@ -4438,12 +4713,14 @@
     </w:tblStylePr>
     <w:tblStylePr w:type="firstCol">
       <w:rPr>
+        <w:rFonts w:eastAsia="黑体"/>
         <w:b/>
         <w:bCs/>
       </w:rPr>
     </w:tblStylePr>
     <w:tblStylePr w:type="lastCol">
       <w:rPr>
+        <w:rFonts w:eastAsia="黑体"/>
         <w:b/>
         <w:bCs/>
       </w:rPr>
@@ -4482,6 +4759,7 @@
       <w:spacing w:after="0" w:line="240" w:lineRule="auto"/>
     </w:pPr>
     <w:rPr>
+      <w:rFonts w:eastAsia="黑体"/>
       <w:color w:themeColor="accent1" w:themeShade="BF" w:val="365F91"/>
     </w:rPr>
     <w:tblPr>
@@ -4504,6 +4782,7 @@
         <w:spacing w:after="0" w:before="0" w:line="240" w:lineRule="auto"/>
       </w:pPr>
       <w:rPr>
+        <w:rFonts w:eastAsia="黑体"/>
         <w:b/>
         <w:bCs/>
       </w:rPr>
@@ -4524,6 +4803,7 @@
         <w:spacing w:after="0" w:before="0" w:line="240" w:lineRule="auto"/>
       </w:pPr>
       <w:rPr>
+        <w:rFonts w:eastAsia="黑体"/>
         <w:b/>
         <w:bCs/>
       </w:rPr>
@@ -4541,12 +4821,14 @@
     </w:tblStylePr>
     <w:tblStylePr w:type="firstCol">
       <w:rPr>
+        <w:rFonts w:eastAsia="黑体"/>
         <w:b/>
         <w:bCs/>
       </w:rPr>
     </w:tblStylePr>
     <w:tblStylePr w:type="lastCol">
       <w:rPr>
+        <w:rFonts w:eastAsia="黑体"/>
         <w:b/>
         <w:bCs/>
       </w:rPr>
@@ -4585,6 +4867,7 @@
       <w:spacing w:after="0" w:line="240" w:lineRule="auto"/>
     </w:pPr>
     <w:rPr>
+      <w:rFonts w:eastAsia="黑体"/>
       <w:color w:themeColor="accent2" w:themeShade="BF" w:val="943634"/>
     </w:rPr>
     <w:tblPr>
@@ -4607,6 +4890,7 @@
         <w:spacing w:after="0" w:before="0" w:line="240" w:lineRule="auto"/>
       </w:pPr>
       <w:rPr>
+        <w:rFonts w:eastAsia="黑体"/>
         <w:b/>
         <w:bCs/>
       </w:rPr>
@@ -4627,6 +4911,7 @@
         <w:spacing w:after="0" w:before="0" w:line="240" w:lineRule="auto"/>
       </w:pPr>
       <w:rPr>
+        <w:rFonts w:eastAsia="黑体"/>
         <w:b/>
         <w:bCs/>
       </w:rPr>
@@ -4644,12 +4929,14 @@
     </w:tblStylePr>
     <w:tblStylePr w:type="firstCol">
       <w:rPr>
+        <w:rFonts w:eastAsia="黑体"/>
         <w:b/>
         <w:bCs/>
       </w:rPr>
     </w:tblStylePr>
     <w:tblStylePr w:type="lastCol">
       <w:rPr>
+        <w:rFonts w:eastAsia="黑体"/>
         <w:b/>
         <w:bCs/>
       </w:rPr>
@@ -4688,6 +4975,7 @@
       <w:spacing w:after="0" w:line="240" w:lineRule="auto"/>
     </w:pPr>
     <w:rPr>
+      <w:rFonts w:eastAsia="黑体"/>
       <w:color w:themeColor="accent3" w:themeShade="BF" w:val="76923C"/>
     </w:rPr>
     <w:tblPr>
@@ -4710,6 +4998,7 @@
         <w:spacing w:after="0" w:before="0" w:line="240" w:lineRule="auto"/>
       </w:pPr>
       <w:rPr>
+        <w:rFonts w:eastAsia="黑体"/>
         <w:b/>
         <w:bCs/>
       </w:rPr>
@@ -4730,6 +5019,7 @@
         <w:spacing w:after="0" w:before="0" w:line="240" w:lineRule="auto"/>
       </w:pPr>
       <w:rPr>
+        <w:rFonts w:eastAsia="黑体"/>
         <w:b/>
         <w:bCs/>
       </w:rPr>
@@ -4747,12 +5037,14 @@
     </w:tblStylePr>
     <w:tblStylePr w:type="firstCol">
       <w:rPr>
+        <w:rFonts w:eastAsia="黑体"/>
         <w:b/>
         <w:bCs/>
       </w:rPr>
     </w:tblStylePr>
     <w:tblStylePr w:type="lastCol">
       <w:rPr>
+        <w:rFonts w:eastAsia="黑体"/>
         <w:b/>
         <w:bCs/>
       </w:rPr>
@@ -4791,6 +5083,7 @@
       <w:spacing w:after="0" w:line="240" w:lineRule="auto"/>
     </w:pPr>
     <w:rPr>
+      <w:rFonts w:eastAsia="黑体"/>
       <w:color w:themeColor="accent4" w:themeShade="BF" w:val="5F497A"/>
     </w:rPr>
     <w:tblPr>
@@ -4813,6 +5106,7 @@
         <w:spacing w:after="0" w:before="0" w:line="240" w:lineRule="auto"/>
       </w:pPr>
       <w:rPr>
+        <w:rFonts w:eastAsia="黑体"/>
         <w:b/>
         <w:bCs/>
       </w:rPr>
@@ -4833,6 +5127,7 @@
         <w:spacing w:after="0" w:before="0" w:line="240" w:lineRule="auto"/>
       </w:pPr>
       <w:rPr>
+        <w:rFonts w:eastAsia="黑体"/>
         <w:b/>
         <w:bCs/>
       </w:rPr>
@@ -4850,12 +5145,14 @@
     </w:tblStylePr>
     <w:tblStylePr w:type="firstCol">
       <w:rPr>
+        <w:rFonts w:eastAsia="黑体"/>
         <w:b/>
         <w:bCs/>
       </w:rPr>
     </w:tblStylePr>
     <w:tblStylePr w:type="lastCol">
       <w:rPr>
+        <w:rFonts w:eastAsia="黑体"/>
         <w:b/>
         <w:bCs/>
       </w:rPr>
@@ -4894,6 +5191,7 @@
       <w:spacing w:after="0" w:line="240" w:lineRule="auto"/>
     </w:pPr>
     <w:rPr>
+      <w:rFonts w:eastAsia="黑体"/>
       <w:color w:themeColor="accent5" w:themeShade="BF" w:val="31849B"/>
     </w:rPr>
     <w:tblPr>
@@ -4916,6 +5214,7 @@
         <w:spacing w:after="0" w:before="0" w:line="240" w:lineRule="auto"/>
       </w:pPr>
       <w:rPr>
+        <w:rFonts w:eastAsia="黑体"/>
         <w:b/>
         <w:bCs/>
       </w:rPr>
@@ -4936,6 +5235,7 @@
         <w:spacing w:after="0" w:before="0" w:line="240" w:lineRule="auto"/>
       </w:pPr>
       <w:rPr>
+        <w:rFonts w:eastAsia="黑体"/>
         <w:b/>
         <w:bCs/>
       </w:rPr>
@@ -4953,12 +5253,14 @@
     </w:tblStylePr>
     <w:tblStylePr w:type="firstCol">
       <w:rPr>
+        <w:rFonts w:eastAsia="黑体"/>
         <w:b/>
         <w:bCs/>
       </w:rPr>
     </w:tblStylePr>
     <w:tblStylePr w:type="lastCol">
       <w:rPr>
+        <w:rFonts w:eastAsia="黑体"/>
         <w:b/>
         <w:bCs/>
       </w:rPr>
@@ -4997,6 +5299,7 @@
       <w:spacing w:after="0" w:line="240" w:lineRule="auto"/>
     </w:pPr>
     <w:rPr>
+      <w:rFonts w:eastAsia="黑体"/>
       <w:color w:themeColor="accent6" w:themeShade="BF" w:val="E36C0A"/>
     </w:rPr>
     <w:tblPr>
@@ -5019,6 +5322,7 @@
         <w:spacing w:after="0" w:before="0" w:line="240" w:lineRule="auto"/>
       </w:pPr>
       <w:rPr>
+        <w:rFonts w:eastAsia="黑体"/>
         <w:b/>
         <w:bCs/>
       </w:rPr>
@@ -5039,6 +5343,7 @@
         <w:spacing w:after="0" w:before="0" w:line="240" w:lineRule="auto"/>
       </w:pPr>
       <w:rPr>
+        <w:rFonts w:eastAsia="黑体"/>
         <w:b/>
         <w:bCs/>
       </w:rPr>
@@ -5056,12 +5361,14 @@
     </w:tblStylePr>
     <w:tblStylePr w:type="firstCol">
       <w:rPr>
+        <w:rFonts w:eastAsia="黑体"/>
         <w:b/>
         <w:bCs/>
       </w:rPr>
     </w:tblStylePr>
     <w:tblStylePr w:type="lastCol">
       <w:rPr>
+        <w:rFonts w:eastAsia="黑体"/>
         <w:b/>
         <w:bCs/>
       </w:rPr>
@@ -5121,6 +5428,7 @@
         <w:spacing w:after="0" w:before="0" w:line="240" w:lineRule="auto"/>
       </w:pPr>
       <w:rPr>
+        <w:rFonts w:eastAsia="黑体"/>
         <w:b/>
         <w:bCs/>
         <w:color w:themeColor="background1" w:val="FFFFFF"/>
@@ -5135,6 +5443,7 @@
         <w:spacing w:after="0" w:before="0" w:line="240" w:lineRule="auto"/>
       </w:pPr>
       <w:rPr>
+        <w:rFonts w:eastAsia="黑体"/>
         <w:b/>
         <w:bCs/>
       </w:rPr>
@@ -5150,12 +5459,14 @@
     </w:tblStylePr>
     <w:tblStylePr w:type="firstCol">
       <w:rPr>
+        <w:rFonts w:eastAsia="黑体"/>
         <w:b/>
         <w:bCs/>
       </w:rPr>
     </w:tblStylePr>
     <w:tblStylePr w:type="lastCol">
       <w:rPr>
+        <w:rFonts w:eastAsia="黑体"/>
         <w:b/>
         <w:bCs/>
       </w:rPr>
@@ -5213,6 +5524,7 @@
         <w:spacing w:after="0" w:before="0" w:line="240" w:lineRule="auto"/>
       </w:pPr>
       <w:rPr>
+        <w:rFonts w:eastAsia="黑体"/>
         <w:b/>
         <w:bCs/>
         <w:color w:themeColor="background1" w:val="FFFFFF"/>
@@ -5227,6 +5539,7 @@
         <w:spacing w:after="0" w:before="0" w:line="240" w:lineRule="auto"/>
       </w:pPr>
       <w:rPr>
+        <w:rFonts w:eastAsia="黑体"/>
         <w:b/>
         <w:bCs/>
       </w:rPr>
@@ -5242,12 +5555,14 @@
     </w:tblStylePr>
     <w:tblStylePr w:type="firstCol">
       <w:rPr>
+        <w:rFonts w:eastAsia="黑体"/>
         <w:b/>
         <w:bCs/>
       </w:rPr>
     </w:tblStylePr>
     <w:tblStylePr w:type="lastCol">
       <w:rPr>
+        <w:rFonts w:eastAsia="黑体"/>
         <w:b/>
         <w:bCs/>
       </w:rPr>
@@ -5305,6 +5620,7 @@
         <w:spacing w:after="0" w:before="0" w:line="240" w:lineRule="auto"/>
       </w:pPr>
       <w:rPr>
+        <w:rFonts w:eastAsia="黑体"/>
         <w:b/>
         <w:bCs/>
         <w:color w:themeColor="background1" w:val="FFFFFF"/>
@@ -5319,6 +5635,7 @@
         <w:spacing w:after="0" w:before="0" w:line="240" w:lineRule="auto"/>
       </w:pPr>
       <w:rPr>
+        <w:rFonts w:eastAsia="黑体"/>
         <w:b/>
         <w:bCs/>
       </w:rPr>
@@ -5334,12 +5651,14 @@
     </w:tblStylePr>
     <w:tblStylePr w:type="firstCol">
       <w:rPr>
+        <w:rFonts w:eastAsia="黑体"/>
         <w:b/>
         <w:bCs/>
       </w:rPr>
     </w:tblStylePr>
     <w:tblStylePr w:type="lastCol">
       <w:rPr>
+        <w:rFonts w:eastAsia="黑体"/>
         <w:b/>
         <w:bCs/>
       </w:rPr>
@@ -5397,6 +5716,7 @@
         <w:spacing w:after="0" w:before="0" w:line="240" w:lineRule="auto"/>
       </w:pPr>
       <w:rPr>
+        <w:rFonts w:eastAsia="黑体"/>
         <w:b/>
         <w:bCs/>
         <w:color w:themeColor="background1" w:val="FFFFFF"/>
@@ -5411,6 +5731,7 @@
         <w:spacing w:after="0" w:before="0" w:line="240" w:lineRule="auto"/>
       </w:pPr>
       <w:rPr>
+        <w:rFonts w:eastAsia="黑体"/>
         <w:b/>
         <w:bCs/>
       </w:rPr>
@@ -5426,12 +5747,14 @@
     </w:tblStylePr>
     <w:tblStylePr w:type="firstCol">
       <w:rPr>
+        <w:rFonts w:eastAsia="黑体"/>
         <w:b/>
         <w:bCs/>
       </w:rPr>
     </w:tblStylePr>
     <w:tblStylePr w:type="lastCol">
       <w:rPr>
+        <w:rFonts w:eastAsia="黑体"/>
         <w:b/>
         <w:bCs/>
       </w:rPr>
@@ -5489,6 +5812,7 @@
         <w:spacing w:after="0" w:before="0" w:line="240" w:lineRule="auto"/>
       </w:pPr>
       <w:rPr>
+        <w:rFonts w:eastAsia="黑体"/>
         <w:b/>
         <w:bCs/>
         <w:color w:themeColor="background1" w:val="FFFFFF"/>
@@ -5503,6 +5827,7 @@
         <w:spacing w:after="0" w:before="0" w:line="240" w:lineRule="auto"/>
       </w:pPr>
       <w:rPr>
+        <w:rFonts w:eastAsia="黑体"/>
         <w:b/>
         <w:bCs/>
       </w:rPr>
@@ -5518,12 +5843,14 @@
     </w:tblStylePr>
     <w:tblStylePr w:type="firstCol">
       <w:rPr>
+        <w:rFonts w:eastAsia="黑体"/>
         <w:b/>
         <w:bCs/>
       </w:rPr>
     </w:tblStylePr>
     <w:tblStylePr w:type="lastCol">
       <w:rPr>
+        <w:rFonts w:eastAsia="黑体"/>
         <w:b/>
         <w:bCs/>
       </w:rPr>
@@ -5581,6 +5908,7 @@
         <w:spacing w:after="0" w:before="0" w:line="240" w:lineRule="auto"/>
       </w:pPr>
       <w:rPr>
+        <w:rFonts w:eastAsia="黑体"/>
         <w:b/>
         <w:bCs/>
         <w:color w:themeColor="background1" w:val="FFFFFF"/>
@@ -5595,6 +5923,7 @@
         <w:spacing w:after="0" w:before="0" w:line="240" w:lineRule="auto"/>
       </w:pPr>
       <w:rPr>
+        <w:rFonts w:eastAsia="黑体"/>
         <w:b/>
         <w:bCs/>
       </w:rPr>
@@ -5610,12 +5939,14 @@
     </w:tblStylePr>
     <w:tblStylePr w:type="firstCol">
       <w:rPr>
+        <w:rFonts w:eastAsia="黑体"/>
         <w:b/>
         <w:bCs/>
       </w:rPr>
     </w:tblStylePr>
     <w:tblStylePr w:type="lastCol">
       <w:rPr>
+        <w:rFonts w:eastAsia="黑体"/>
         <w:b/>
         <w:bCs/>
       </w:rPr>
@@ -5673,6 +6004,7 @@
         <w:spacing w:after="0" w:before="0" w:line="240" w:lineRule="auto"/>
       </w:pPr>
       <w:rPr>
+        <w:rFonts w:eastAsia="黑体"/>
         <w:b/>
         <w:bCs/>
         <w:color w:themeColor="background1" w:val="FFFFFF"/>
@@ -5687,6 +6019,7 @@
         <w:spacing w:after="0" w:before="0" w:line="240" w:lineRule="auto"/>
       </w:pPr>
       <w:rPr>
+        <w:rFonts w:eastAsia="黑体"/>
         <w:b/>
         <w:bCs/>
       </w:rPr>
@@ -5702,12 +6035,14 @@
     </w:tblStylePr>
     <w:tblStylePr w:type="firstCol">
       <w:rPr>
+        <w:rFonts w:eastAsia="黑体"/>
         <w:b/>
         <w:bCs/>
       </w:rPr>
     </w:tblStylePr>
     <w:tblStylePr w:type="lastCol">
       <w:rPr>
+        <w:rFonts w:eastAsia="黑体"/>
         <w:b/>
         <w:bCs/>
       </w:rPr>
@@ -5767,7 +6102,7 @@
         <w:spacing w:after="0" w:before="0" w:line="240" w:lineRule="auto"/>
       </w:pPr>
       <w:rPr>
-        <w:rFonts w:asciiTheme="majorHAnsi" w:cstheme="majorBidi" w:eastAsiaTheme="majorEastAsia" w:hAnsiTheme="majorHAnsi"/>
+        <w:rFonts w:asciiTheme="majorHAnsi" w:cstheme="majorBidi" w:hAnsiTheme="majorHAnsi" w:eastAsia="黑体"/>
         <w:b/>
         <w:bCs/>
       </w:rPr>
@@ -5788,7 +6123,7 @@
         <w:spacing w:after="0" w:before="0" w:line="240" w:lineRule="auto"/>
       </w:pPr>
       <w:rPr>
-        <w:rFonts w:asciiTheme="majorHAnsi" w:cstheme="majorBidi" w:eastAsiaTheme="majorEastAsia" w:hAnsiTheme="majorHAnsi"/>
+        <w:rFonts w:asciiTheme="majorHAnsi" w:cstheme="majorBidi" w:hAnsiTheme="majorHAnsi" w:eastAsia="黑体"/>
         <w:b/>
         <w:bCs/>
       </w:rPr>
@@ -5806,14 +6141,14 @@
     </w:tblStylePr>
     <w:tblStylePr w:type="firstCol">
       <w:rPr>
-        <w:rFonts w:asciiTheme="majorHAnsi" w:cstheme="majorBidi" w:eastAsiaTheme="majorEastAsia" w:hAnsiTheme="majorHAnsi"/>
+        <w:rFonts w:asciiTheme="majorHAnsi" w:cstheme="majorBidi" w:hAnsiTheme="majorHAnsi" w:eastAsia="黑体"/>
         <w:b/>
         <w:bCs/>
       </w:rPr>
     </w:tblStylePr>
     <w:tblStylePr w:type="lastCol">
       <w:rPr>
-        <w:rFonts w:asciiTheme="majorHAnsi" w:cstheme="majorBidi" w:eastAsiaTheme="majorEastAsia" w:hAnsiTheme="majorHAnsi"/>
+        <w:rFonts w:asciiTheme="majorHAnsi" w:cstheme="majorBidi" w:hAnsiTheme="majorHAnsi" w:eastAsia="黑体"/>
         <w:b/>
         <w:bCs/>
       </w:rPr>
@@ -5897,7 +6232,7 @@
         <w:spacing w:after="0" w:before="0" w:line="240" w:lineRule="auto"/>
       </w:pPr>
       <w:rPr>
-        <w:rFonts w:asciiTheme="majorHAnsi" w:cstheme="majorBidi" w:eastAsiaTheme="majorEastAsia" w:hAnsiTheme="majorHAnsi"/>
+        <w:rFonts w:asciiTheme="majorHAnsi" w:cstheme="majorBidi" w:hAnsiTheme="majorHAnsi" w:eastAsia="黑体"/>
         <w:b/>
         <w:bCs/>
       </w:rPr>
@@ -5918,7 +6253,7 @@
         <w:spacing w:after="0" w:before="0" w:line="240" w:lineRule="auto"/>
       </w:pPr>
       <w:rPr>
-        <w:rFonts w:asciiTheme="majorHAnsi" w:cstheme="majorBidi" w:eastAsiaTheme="majorEastAsia" w:hAnsiTheme="majorHAnsi"/>
+        <w:rFonts w:asciiTheme="majorHAnsi" w:cstheme="majorBidi" w:hAnsiTheme="majorHAnsi" w:eastAsia="黑体"/>
         <w:b/>
         <w:bCs/>
       </w:rPr>
@@ -5936,14 +6271,14 @@
     </w:tblStylePr>
     <w:tblStylePr w:type="firstCol">
       <w:rPr>
-        <w:rFonts w:asciiTheme="majorHAnsi" w:cstheme="majorBidi" w:eastAsiaTheme="majorEastAsia" w:hAnsiTheme="majorHAnsi"/>
+        <w:rFonts w:asciiTheme="majorHAnsi" w:cstheme="majorBidi" w:hAnsiTheme="majorHAnsi" w:eastAsia="黑体"/>
         <w:b/>
         <w:bCs/>
       </w:rPr>
     </w:tblStylePr>
     <w:tblStylePr w:type="lastCol">
       <w:rPr>
-        <w:rFonts w:asciiTheme="majorHAnsi" w:cstheme="majorBidi" w:eastAsiaTheme="majorEastAsia" w:hAnsiTheme="majorHAnsi"/>
+        <w:rFonts w:asciiTheme="majorHAnsi" w:cstheme="majorBidi" w:hAnsiTheme="majorHAnsi" w:eastAsia="黑体"/>
         <w:b/>
         <w:bCs/>
       </w:rPr>
@@ -6027,7 +6362,7 @@
         <w:spacing w:after="0" w:before="0" w:line="240" w:lineRule="auto"/>
       </w:pPr>
       <w:rPr>
-        <w:rFonts w:asciiTheme="majorHAnsi" w:cstheme="majorBidi" w:eastAsiaTheme="majorEastAsia" w:hAnsiTheme="majorHAnsi"/>
+        <w:rFonts w:asciiTheme="majorHAnsi" w:cstheme="majorBidi" w:hAnsiTheme="majorHAnsi" w:eastAsia="黑体"/>
         <w:b/>
         <w:bCs/>
       </w:rPr>
@@ -6048,7 +6383,7 @@
         <w:spacing w:after="0" w:before="0" w:line="240" w:lineRule="auto"/>
       </w:pPr>
       <w:rPr>
-        <w:rFonts w:asciiTheme="majorHAnsi" w:cstheme="majorBidi" w:eastAsiaTheme="majorEastAsia" w:hAnsiTheme="majorHAnsi"/>
+        <w:rFonts w:asciiTheme="majorHAnsi" w:cstheme="majorBidi" w:hAnsiTheme="majorHAnsi" w:eastAsia="黑体"/>
         <w:b/>
         <w:bCs/>
       </w:rPr>
@@ -6066,14 +6401,14 @@
     </w:tblStylePr>
     <w:tblStylePr w:type="firstCol">
       <w:rPr>
-        <w:rFonts w:asciiTheme="majorHAnsi" w:cstheme="majorBidi" w:eastAsiaTheme="majorEastAsia" w:hAnsiTheme="majorHAnsi"/>
+        <w:rFonts w:asciiTheme="majorHAnsi" w:cstheme="majorBidi" w:hAnsiTheme="majorHAnsi" w:eastAsia="黑体"/>
         <w:b/>
         <w:bCs/>
       </w:rPr>
     </w:tblStylePr>
     <w:tblStylePr w:type="lastCol">
       <w:rPr>
-        <w:rFonts w:asciiTheme="majorHAnsi" w:cstheme="majorBidi" w:eastAsiaTheme="majorEastAsia" w:hAnsiTheme="majorHAnsi"/>
+        <w:rFonts w:asciiTheme="majorHAnsi" w:cstheme="majorBidi" w:hAnsiTheme="majorHAnsi" w:eastAsia="黑体"/>
         <w:b/>
         <w:bCs/>
       </w:rPr>
@@ -6157,7 +6492,7 @@
         <w:spacing w:after="0" w:before="0" w:line="240" w:lineRule="auto"/>
       </w:pPr>
       <w:rPr>
-        <w:rFonts w:asciiTheme="majorHAnsi" w:cstheme="majorBidi" w:eastAsiaTheme="majorEastAsia" w:hAnsiTheme="majorHAnsi"/>
+        <w:rFonts w:asciiTheme="majorHAnsi" w:cstheme="majorBidi" w:hAnsiTheme="majorHAnsi" w:eastAsia="黑体"/>
         <w:b/>
         <w:bCs/>
       </w:rPr>
@@ -6178,7 +6513,7 @@
         <w:spacing w:after="0" w:before="0" w:line="240" w:lineRule="auto"/>
       </w:pPr>
       <w:rPr>
-        <w:rFonts w:asciiTheme="majorHAnsi" w:cstheme="majorBidi" w:eastAsiaTheme="majorEastAsia" w:hAnsiTheme="majorHAnsi"/>
+        <w:rFonts w:asciiTheme="majorHAnsi" w:cstheme="majorBidi" w:hAnsiTheme="majorHAnsi" w:eastAsia="黑体"/>
         <w:b/>
         <w:bCs/>
       </w:rPr>
@@ -6196,14 +6531,14 @@
     </w:tblStylePr>
     <w:tblStylePr w:type="firstCol">
       <w:rPr>
-        <w:rFonts w:asciiTheme="majorHAnsi" w:cstheme="majorBidi" w:eastAsiaTheme="majorEastAsia" w:hAnsiTheme="majorHAnsi"/>
+        <w:rFonts w:asciiTheme="majorHAnsi" w:cstheme="majorBidi" w:hAnsiTheme="majorHAnsi" w:eastAsia="黑体"/>
         <w:b/>
         <w:bCs/>
       </w:rPr>
     </w:tblStylePr>
     <w:tblStylePr w:type="lastCol">
       <w:rPr>
-        <w:rFonts w:asciiTheme="majorHAnsi" w:cstheme="majorBidi" w:eastAsiaTheme="majorEastAsia" w:hAnsiTheme="majorHAnsi"/>
+        <w:rFonts w:asciiTheme="majorHAnsi" w:cstheme="majorBidi" w:hAnsiTheme="majorHAnsi" w:eastAsia="黑体"/>
         <w:b/>
         <w:bCs/>
       </w:rPr>
@@ -6287,7 +6622,7 @@
         <w:spacing w:after="0" w:before="0" w:line="240" w:lineRule="auto"/>
       </w:pPr>
       <w:rPr>
-        <w:rFonts w:asciiTheme="majorHAnsi" w:cstheme="majorBidi" w:eastAsiaTheme="majorEastAsia" w:hAnsiTheme="majorHAnsi"/>
+        <w:rFonts w:asciiTheme="majorHAnsi" w:cstheme="majorBidi" w:hAnsiTheme="majorHAnsi" w:eastAsia="黑体"/>
         <w:b/>
         <w:bCs/>
       </w:rPr>
@@ -6308,7 +6643,7 @@
         <w:spacing w:after="0" w:before="0" w:line="240" w:lineRule="auto"/>
       </w:pPr>
       <w:rPr>
-        <w:rFonts w:asciiTheme="majorHAnsi" w:cstheme="majorBidi" w:eastAsiaTheme="majorEastAsia" w:hAnsiTheme="majorHAnsi"/>
+        <w:rFonts w:asciiTheme="majorHAnsi" w:cstheme="majorBidi" w:hAnsiTheme="majorHAnsi" w:eastAsia="黑体"/>
         <w:b/>
         <w:bCs/>
       </w:rPr>
@@ -6326,14 +6661,14 @@
     </w:tblStylePr>
     <w:tblStylePr w:type="firstCol">
       <w:rPr>
-        <w:rFonts w:asciiTheme="majorHAnsi" w:cstheme="majorBidi" w:eastAsiaTheme="majorEastAsia" w:hAnsiTheme="majorHAnsi"/>
+        <w:rFonts w:asciiTheme="majorHAnsi" w:cstheme="majorBidi" w:hAnsiTheme="majorHAnsi" w:eastAsia="黑体"/>
         <w:b/>
         <w:bCs/>
       </w:rPr>
     </w:tblStylePr>
     <w:tblStylePr w:type="lastCol">
       <w:rPr>
-        <w:rFonts w:asciiTheme="majorHAnsi" w:cstheme="majorBidi" w:eastAsiaTheme="majorEastAsia" w:hAnsiTheme="majorHAnsi"/>
+        <w:rFonts w:asciiTheme="majorHAnsi" w:cstheme="majorBidi" w:hAnsiTheme="majorHAnsi" w:eastAsia="黑体"/>
         <w:b/>
         <w:bCs/>
       </w:rPr>
@@ -6417,7 +6752,7 @@
         <w:spacing w:after="0" w:before="0" w:line="240" w:lineRule="auto"/>
       </w:pPr>
       <w:rPr>
-        <w:rFonts w:asciiTheme="majorHAnsi" w:cstheme="majorBidi" w:eastAsiaTheme="majorEastAsia" w:hAnsiTheme="majorHAnsi"/>
+        <w:rFonts w:asciiTheme="majorHAnsi" w:cstheme="majorBidi" w:hAnsiTheme="majorHAnsi" w:eastAsia="黑体"/>
         <w:b/>
         <w:bCs/>
       </w:rPr>
@@ -6438,7 +6773,7 @@
         <w:spacing w:after="0" w:before="0" w:line="240" w:lineRule="auto"/>
       </w:pPr>
       <w:rPr>
-        <w:rFonts w:asciiTheme="majorHAnsi" w:cstheme="majorBidi" w:eastAsiaTheme="majorEastAsia" w:hAnsiTheme="majorHAnsi"/>
+        <w:rFonts w:asciiTheme="majorHAnsi" w:cstheme="majorBidi" w:hAnsiTheme="majorHAnsi" w:eastAsia="黑体"/>
         <w:b/>
         <w:bCs/>
       </w:rPr>
@@ -6456,14 +6791,14 @@
     </w:tblStylePr>
     <w:tblStylePr w:type="firstCol">
       <w:rPr>
-        <w:rFonts w:asciiTheme="majorHAnsi" w:cstheme="majorBidi" w:eastAsiaTheme="majorEastAsia" w:hAnsiTheme="majorHAnsi"/>
+        <w:rFonts w:asciiTheme="majorHAnsi" w:cstheme="majorBidi" w:hAnsiTheme="majorHAnsi" w:eastAsia="黑体"/>
         <w:b/>
         <w:bCs/>
       </w:rPr>
     </w:tblStylePr>
     <w:tblStylePr w:type="lastCol">
       <w:rPr>
-        <w:rFonts w:asciiTheme="majorHAnsi" w:cstheme="majorBidi" w:eastAsiaTheme="majorEastAsia" w:hAnsiTheme="majorHAnsi"/>
+        <w:rFonts w:asciiTheme="majorHAnsi" w:cstheme="majorBidi" w:hAnsiTheme="majorHAnsi" w:eastAsia="黑体"/>
         <w:b/>
         <w:bCs/>
       </w:rPr>
@@ -6547,7 +6882,7 @@
         <w:spacing w:after="0" w:before="0" w:line="240" w:lineRule="auto"/>
       </w:pPr>
       <w:rPr>
-        <w:rFonts w:asciiTheme="majorHAnsi" w:cstheme="majorBidi" w:eastAsiaTheme="majorEastAsia" w:hAnsiTheme="majorHAnsi"/>
+        <w:rFonts w:asciiTheme="majorHAnsi" w:cstheme="majorBidi" w:hAnsiTheme="majorHAnsi" w:eastAsia="黑体"/>
         <w:b/>
         <w:bCs/>
       </w:rPr>
@@ -6568,7 +6903,7 @@
         <w:spacing w:after="0" w:before="0" w:line="240" w:lineRule="auto"/>
       </w:pPr>
       <w:rPr>
-        <w:rFonts w:asciiTheme="majorHAnsi" w:cstheme="majorBidi" w:eastAsiaTheme="majorEastAsia" w:hAnsiTheme="majorHAnsi"/>
+        <w:rFonts w:asciiTheme="majorHAnsi" w:cstheme="majorBidi" w:hAnsiTheme="majorHAnsi" w:eastAsia="黑体"/>
         <w:b/>
         <w:bCs/>
       </w:rPr>
@@ -6586,14 +6921,14 @@
     </w:tblStylePr>
     <w:tblStylePr w:type="firstCol">
       <w:rPr>
-        <w:rFonts w:asciiTheme="majorHAnsi" w:cstheme="majorBidi" w:eastAsiaTheme="majorEastAsia" w:hAnsiTheme="majorHAnsi"/>
+        <w:rFonts w:asciiTheme="majorHAnsi" w:cstheme="majorBidi" w:hAnsiTheme="majorHAnsi" w:eastAsia="黑体"/>
         <w:b/>
         <w:bCs/>
       </w:rPr>
     </w:tblStylePr>
     <w:tblStylePr w:type="lastCol">
       <w:rPr>
-        <w:rFonts w:asciiTheme="majorHAnsi" w:cstheme="majorBidi" w:eastAsiaTheme="majorEastAsia" w:hAnsiTheme="majorHAnsi"/>
+        <w:rFonts w:asciiTheme="majorHAnsi" w:cstheme="majorBidi" w:hAnsiTheme="majorHAnsi" w:eastAsia="黑体"/>
         <w:b/>
         <w:bCs/>
       </w:rPr>
@@ -6676,6 +7011,7 @@
         <w:spacing w:after="0" w:before="0" w:line="240" w:lineRule="auto"/>
       </w:pPr>
       <w:rPr>
+        <w:rFonts w:eastAsia="黑体"/>
         <w:b/>
         <w:bCs/>
         <w:color w:themeColor="background1" w:val="FFFFFF"/>
@@ -6698,6 +7034,7 @@
         <w:spacing w:after="0" w:before="0" w:line="240" w:lineRule="auto"/>
       </w:pPr>
       <w:rPr>
+        <w:rFonts w:eastAsia="黑体"/>
         <w:b/>
         <w:bCs/>
       </w:rPr>
@@ -6715,12 +7052,14 @@
     </w:tblStylePr>
     <w:tblStylePr w:type="firstCol">
       <w:rPr>
+        <w:rFonts w:eastAsia="黑体"/>
         <w:b/>
         <w:bCs/>
       </w:rPr>
     </w:tblStylePr>
     <w:tblStylePr w:type="lastCol">
       <w:rPr>
+        <w:rFonts w:eastAsia="黑体"/>
         <w:b/>
         <w:bCs/>
       </w:rPr>
@@ -6782,6 +7121,7 @@
         <w:spacing w:after="0" w:before="0" w:line="240" w:lineRule="auto"/>
       </w:pPr>
       <w:rPr>
+        <w:rFonts w:eastAsia="黑体"/>
         <w:b/>
         <w:bCs/>
         <w:color w:themeColor="background1" w:val="FFFFFF"/>
@@ -6804,6 +7144,7 @@
         <w:spacing w:after="0" w:before="0" w:line="240" w:lineRule="auto"/>
       </w:pPr>
       <w:rPr>
+        <w:rFonts w:eastAsia="黑体"/>
         <w:b/>
         <w:bCs/>
       </w:rPr>
@@ -6821,12 +7162,14 @@
     </w:tblStylePr>
     <w:tblStylePr w:type="firstCol">
       <w:rPr>
+        <w:rFonts w:eastAsia="黑体"/>
         <w:b/>
         <w:bCs/>
       </w:rPr>
     </w:tblStylePr>
     <w:tblStylePr w:type="lastCol">
       <w:rPr>
+        <w:rFonts w:eastAsia="黑体"/>
         <w:b/>
         <w:bCs/>
       </w:rPr>
@@ -6888,6 +7231,7 @@
         <w:spacing w:after="0" w:before="0" w:line="240" w:lineRule="auto"/>
       </w:pPr>
       <w:rPr>
+        <w:rFonts w:eastAsia="黑体"/>
         <w:b/>
         <w:bCs/>
         <w:color w:themeColor="background1" w:val="FFFFFF"/>
@@ -6910,6 +7254,7 @@
         <w:spacing w:after="0" w:before="0" w:line="240" w:lineRule="auto"/>
       </w:pPr>
       <w:rPr>
+        <w:rFonts w:eastAsia="黑体"/>
         <w:b/>
         <w:bCs/>
       </w:rPr>
@@ -6927,12 +7272,14 @@
     </w:tblStylePr>
     <w:tblStylePr w:type="firstCol">
       <w:rPr>
+        <w:rFonts w:eastAsia="黑体"/>
         <w:b/>
         <w:bCs/>
       </w:rPr>
     </w:tblStylePr>
     <w:tblStylePr w:type="lastCol">
       <w:rPr>
+        <w:rFonts w:eastAsia="黑体"/>
         <w:b/>
         <w:bCs/>
       </w:rPr>
@@ -6994,6 +7341,7 @@
         <w:spacing w:after="0" w:before="0" w:line="240" w:lineRule="auto"/>
       </w:pPr>
       <w:rPr>
+        <w:rFonts w:eastAsia="黑体"/>
         <w:b/>
         <w:bCs/>
         <w:color w:themeColor="background1" w:val="FFFFFF"/>
@@ -7016,6 +7364,7 @@
         <w:spacing w:after="0" w:before="0" w:line="240" w:lineRule="auto"/>
       </w:pPr>
       <w:rPr>
+        <w:rFonts w:eastAsia="黑体"/>
         <w:b/>
         <w:bCs/>
       </w:rPr>
@@ -7033,12 +7382,14 @@
     </w:tblStylePr>
     <w:tblStylePr w:type="firstCol">
       <w:rPr>
+        <w:rFonts w:eastAsia="黑体"/>
         <w:b/>
         <w:bCs/>
       </w:rPr>
     </w:tblStylePr>
     <w:tblStylePr w:type="lastCol">
       <w:rPr>
+        <w:rFonts w:eastAsia="黑体"/>
         <w:b/>
         <w:bCs/>
       </w:rPr>
@@ -7100,6 +7451,7 @@
         <w:spacing w:after="0" w:before="0" w:line="240" w:lineRule="auto"/>
       </w:pPr>
       <w:rPr>
+        <w:rFonts w:eastAsia="黑体"/>
         <w:b/>
         <w:bCs/>
         <w:color w:themeColor="background1" w:val="FFFFFF"/>
@@ -7122,6 +7474,7 @@
         <w:spacing w:after="0" w:before="0" w:line="240" w:lineRule="auto"/>
       </w:pPr>
       <w:rPr>
+        <w:rFonts w:eastAsia="黑体"/>
         <w:b/>
         <w:bCs/>
       </w:rPr>
@@ -7139,12 +7492,14 @@
     </w:tblStylePr>
     <w:tblStylePr w:type="firstCol">
       <w:rPr>
+        <w:rFonts w:eastAsia="黑体"/>
         <w:b/>
         <w:bCs/>
       </w:rPr>
     </w:tblStylePr>
     <w:tblStylePr w:type="lastCol">
       <w:rPr>
+        <w:rFonts w:eastAsia="黑体"/>
         <w:b/>
         <w:bCs/>
       </w:rPr>
@@ -7206,6 +7561,7 @@
         <w:spacing w:after="0" w:before="0" w:line="240" w:lineRule="auto"/>
       </w:pPr>
       <w:rPr>
+        <w:rFonts w:eastAsia="黑体"/>
         <w:b/>
         <w:bCs/>
         <w:color w:themeColor="background1" w:val="FFFFFF"/>
@@ -7228,6 +7584,7 @@
         <w:spacing w:after="0" w:before="0" w:line="240" w:lineRule="auto"/>
       </w:pPr>
       <w:rPr>
+        <w:rFonts w:eastAsia="黑体"/>
         <w:b/>
         <w:bCs/>
       </w:rPr>
@@ -7245,12 +7602,14 @@
     </w:tblStylePr>
     <w:tblStylePr w:type="firstCol">
       <w:rPr>
+        <w:rFonts w:eastAsia="黑体"/>
         <w:b/>
         <w:bCs/>
       </w:rPr>
     </w:tblStylePr>
     <w:tblStylePr w:type="lastCol">
       <w:rPr>
+        <w:rFonts w:eastAsia="黑体"/>
         <w:b/>
         <w:bCs/>
       </w:rPr>
@@ -7312,6 +7671,7 @@
         <w:spacing w:after="0" w:before="0" w:line="240" w:lineRule="auto"/>
       </w:pPr>
       <w:rPr>
+        <w:rFonts w:eastAsia="黑体"/>
         <w:b/>
         <w:bCs/>
         <w:color w:themeColor="background1" w:val="FFFFFF"/>
@@ -7334,6 +7694,7 @@
         <w:spacing w:after="0" w:before="0" w:line="240" w:lineRule="auto"/>
       </w:pPr>
       <w:rPr>
+        <w:rFonts w:eastAsia="黑体"/>
         <w:b/>
         <w:bCs/>
       </w:rPr>
@@ -7351,12 +7712,14 @@
     </w:tblStylePr>
     <w:tblStylePr w:type="firstCol">
       <w:rPr>
+        <w:rFonts w:eastAsia="黑体"/>
         <w:b/>
         <w:bCs/>
       </w:rPr>
     </w:tblStylePr>
     <w:tblStylePr w:type="lastCol">
       <w:rPr>
+        <w:rFonts w:eastAsia="黑体"/>
         <w:b/>
         <w:bCs/>
       </w:rPr>
@@ -7415,6 +7778,7 @@
         <w:spacing w:after="0" w:before="0" w:line="240" w:lineRule="auto"/>
       </w:pPr>
       <w:rPr>
+        <w:rFonts w:eastAsia="黑体"/>
         <w:b/>
         <w:bCs/>
         <w:color w:themeColor="background1" w:val="FFFFFF"/>
@@ -7437,6 +7801,7 @@
         <w:spacing w:after="0" w:before="0" w:line="240" w:lineRule="auto"/>
       </w:pPr>
       <w:rPr>
+        <w:rFonts w:eastAsia="黑体"/>
         <w:color w:val="auto"/>
       </w:rPr>
       <w:tblPr/>
@@ -7454,6 +7819,7 @@
     </w:tblStylePr>
     <w:tblStylePr w:type="firstCol">
       <w:rPr>
+        <w:rFonts w:eastAsia="黑体"/>
         <w:b/>
         <w:bCs/>
         <w:color w:themeColor="background1" w:val="FFFFFF"/>
@@ -7473,6 +7839,7 @@
     </w:tblStylePr>
     <w:tblStylePr w:type="lastCol">
       <w:rPr>
+        <w:rFonts w:eastAsia="黑体"/>
         <w:b/>
         <w:bCs/>
         <w:color w:themeColor="background1" w:val="FFFFFF"/>
@@ -7521,6 +7888,7 @@
     </w:tblStylePr>
     <w:tblStylePr w:type="nwCell">
       <w:rPr>
+        <w:rFonts w:eastAsia="黑体"/>
         <w:color w:themeColor="background1" w:val="FFFFFF"/>
       </w:rPr>
       <w:tblPr/>
@@ -7564,6 +7932,7 @@
         <w:spacing w:after="0" w:before="0" w:line="240" w:lineRule="auto"/>
       </w:pPr>
       <w:rPr>
+        <w:rFonts w:eastAsia="黑体"/>
         <w:b/>
         <w:bCs/>
         <w:color w:themeColor="background1" w:val="FFFFFF"/>
@@ -7586,6 +7955,7 @@
         <w:spacing w:after="0" w:before="0" w:line="240" w:lineRule="auto"/>
       </w:pPr>
       <w:rPr>
+        <w:rFonts w:eastAsia="黑体"/>
         <w:color w:val="auto"/>
       </w:rPr>
       <w:tblPr/>
@@ -7603,6 +7973,7 @@
     </w:tblStylePr>
     <w:tblStylePr w:type="firstCol">
       <w:rPr>
+        <w:rFonts w:eastAsia="黑体"/>
         <w:b/>
         <w:bCs/>
         <w:color w:themeColor="background1" w:val="FFFFFF"/>
@@ -7622,6 +7993,7 @@
     </w:tblStylePr>
     <w:tblStylePr w:type="lastCol">
       <w:rPr>
+        <w:rFonts w:eastAsia="黑体"/>
         <w:b/>
         <w:bCs/>
         <w:color w:themeColor="background1" w:val="FFFFFF"/>
@@ -7670,6 +8042,7 @@
     </w:tblStylePr>
     <w:tblStylePr w:type="nwCell">
       <w:rPr>
+        <w:rFonts w:eastAsia="黑体"/>
         <w:color w:themeColor="background1" w:val="FFFFFF"/>
       </w:rPr>
       <w:tblPr/>
@@ -7713,6 +8086,7 @@
         <w:spacing w:after="0" w:before="0" w:line="240" w:lineRule="auto"/>
       </w:pPr>
       <w:rPr>
+        <w:rFonts w:eastAsia="黑体"/>
         <w:b/>
         <w:bCs/>
         <w:color w:themeColor="background1" w:val="FFFFFF"/>
@@ -7735,6 +8109,7 @@
         <w:spacing w:after="0" w:before="0" w:line="240" w:lineRule="auto"/>
       </w:pPr>
       <w:rPr>
+        <w:rFonts w:eastAsia="黑体"/>
         <w:color w:val="auto"/>
       </w:rPr>
       <w:tblPr/>
@@ -7752,6 +8127,7 @@
     </w:tblStylePr>
     <w:tblStylePr w:type="firstCol">
       <w:rPr>
+        <w:rFonts w:eastAsia="黑体"/>
         <w:b/>
         <w:bCs/>
         <w:color w:themeColor="background1" w:val="FFFFFF"/>
@@ -7771,6 +8147,7 @@
     </w:tblStylePr>
     <w:tblStylePr w:type="lastCol">
       <w:rPr>
+        <w:rFonts w:eastAsia="黑体"/>
         <w:b/>
         <w:bCs/>
         <w:color w:themeColor="background1" w:val="FFFFFF"/>
@@ -7819,6 +8196,7 @@
     </w:tblStylePr>
     <w:tblStylePr w:type="nwCell">
       <w:rPr>
+        <w:rFonts w:eastAsia="黑体"/>
         <w:color w:themeColor="background1" w:val="FFFFFF"/>
       </w:rPr>
       <w:tblPr/>
@@ -7862,6 +8240,7 @@
         <w:spacing w:after="0" w:before="0" w:line="240" w:lineRule="auto"/>
       </w:pPr>
       <w:rPr>
+        <w:rFonts w:eastAsia="黑体"/>
         <w:b/>
         <w:bCs/>
         <w:color w:themeColor="background1" w:val="FFFFFF"/>
@@ -7884,6 +8263,7 @@
         <w:spacing w:after="0" w:before="0" w:line="240" w:lineRule="auto"/>
       </w:pPr>
       <w:rPr>
+        <w:rFonts w:eastAsia="黑体"/>
         <w:color w:val="auto"/>
       </w:rPr>
       <w:tblPr/>
@@ -7901,6 +8281,7 @@
     </w:tblStylePr>
     <w:tblStylePr w:type="firstCol">
       <w:rPr>
+        <w:rFonts w:eastAsia="黑体"/>
         <w:b/>
         <w:bCs/>
         <w:color w:themeColor="background1" w:val="FFFFFF"/>
@@ -7920,6 +8301,7 @@
     </w:tblStylePr>
     <w:tblStylePr w:type="lastCol">
       <w:rPr>
+        <w:rFonts w:eastAsia="黑体"/>
         <w:b/>
         <w:bCs/>
         <w:color w:themeColor="background1" w:val="FFFFFF"/>
@@ -7968,6 +8350,7 @@
     </w:tblStylePr>
     <w:tblStylePr w:type="nwCell">
       <w:rPr>
+        <w:rFonts w:eastAsia="黑体"/>
         <w:color w:themeColor="background1" w:val="FFFFFF"/>
       </w:rPr>
       <w:tblPr/>
@@ -8011,6 +8394,7 @@
         <w:spacing w:after="0" w:before="0" w:line="240" w:lineRule="auto"/>
       </w:pPr>
       <w:rPr>
+        <w:rFonts w:eastAsia="黑体"/>
         <w:b/>
         <w:bCs/>
         <w:color w:themeColor="background1" w:val="FFFFFF"/>
@@ -8033,6 +8417,7 @@
         <w:spacing w:after="0" w:before="0" w:line="240" w:lineRule="auto"/>
       </w:pPr>
       <w:rPr>
+        <w:rFonts w:eastAsia="黑体"/>
         <w:color w:val="auto"/>
       </w:rPr>
       <w:tblPr/>
@@ -8050,6 +8435,7 @@
     </w:tblStylePr>
     <w:tblStylePr w:type="firstCol">
       <w:rPr>
+        <w:rFonts w:eastAsia="黑体"/>
         <w:b/>
         <w:bCs/>
         <w:color w:themeColor="background1" w:val="FFFFFF"/>
@@ -8069,6 +8455,7 @@
     </w:tblStylePr>
     <w:tblStylePr w:type="lastCol">
       <w:rPr>
+        <w:rFonts w:eastAsia="黑体"/>
         <w:b/>
         <w:bCs/>
         <w:color w:themeColor="background1" w:val="FFFFFF"/>
@@ -8117,6 +8504,7 @@
     </w:tblStylePr>
     <w:tblStylePr w:type="nwCell">
       <w:rPr>
+        <w:rFonts w:eastAsia="黑体"/>
         <w:color w:themeColor="background1" w:val="FFFFFF"/>
       </w:rPr>
       <w:tblPr/>
@@ -8160,6 +8548,7 @@
         <w:spacing w:after="0" w:before="0" w:line="240" w:lineRule="auto"/>
       </w:pPr>
       <w:rPr>
+        <w:rFonts w:eastAsia="黑体"/>
         <w:b/>
         <w:bCs/>
         <w:color w:themeColor="background1" w:val="FFFFFF"/>
@@ -8182,6 +8571,7 @@
         <w:spacing w:after="0" w:before="0" w:line="240" w:lineRule="auto"/>
       </w:pPr>
       <w:rPr>
+        <w:rFonts w:eastAsia="黑体"/>
         <w:color w:val="auto"/>
       </w:rPr>
       <w:tblPr/>
@@ -8199,6 +8589,7 @@
     </w:tblStylePr>
     <w:tblStylePr w:type="firstCol">
       <w:rPr>
+        <w:rFonts w:eastAsia="黑体"/>
         <w:b/>
         <w:bCs/>
         <w:color w:themeColor="background1" w:val="FFFFFF"/>
@@ -8218,6 +8609,7 @@
     </w:tblStylePr>
     <w:tblStylePr w:type="lastCol">
       <w:rPr>
+        <w:rFonts w:eastAsia="黑体"/>
         <w:b/>
         <w:bCs/>
         <w:color w:themeColor="background1" w:val="FFFFFF"/>
@@ -8266,6 +8658,7 @@
     </w:tblStylePr>
     <w:tblStylePr w:type="nwCell">
       <w:rPr>
+        <w:rFonts w:eastAsia="黑体"/>
         <w:color w:themeColor="background1" w:val="FFFFFF"/>
       </w:rPr>
       <w:tblPr/>
@@ -8309,6 +8702,7 @@
         <w:spacing w:after="0" w:before="0" w:line="240" w:lineRule="auto"/>
       </w:pPr>
       <w:rPr>
+        <w:rFonts w:eastAsia="黑体"/>
         <w:b/>
         <w:bCs/>
         <w:color w:themeColor="background1" w:val="FFFFFF"/>
@@ -8331,6 +8725,7 @@
         <w:spacing w:after="0" w:before="0" w:line="240" w:lineRule="auto"/>
       </w:pPr>
       <w:rPr>
+        <w:rFonts w:eastAsia="黑体"/>
         <w:color w:val="auto"/>
       </w:rPr>
       <w:tblPr/>
@@ -8348,6 +8743,7 @@
     </w:tblStylePr>
     <w:tblStylePr w:type="firstCol">
       <w:rPr>
+        <w:rFonts w:eastAsia="黑体"/>
         <w:b/>
         <w:bCs/>
         <w:color w:themeColor="background1" w:val="FFFFFF"/>
@@ -8367,6 +8763,7 @@
     </w:tblStylePr>
     <w:tblStylePr w:type="lastCol">
       <w:rPr>
+        <w:rFonts w:eastAsia="黑体"/>
         <w:b/>
         <w:bCs/>
         <w:color w:themeColor="background1" w:val="FFFFFF"/>
@@ -8415,6 +8812,7 @@
     </w:tblStylePr>
     <w:tblStylePr w:type="nwCell">
       <w:rPr>
+        <w:rFonts w:eastAsia="黑体"/>
         <w:color w:themeColor="background1" w:val="FFFFFF"/>
       </w:rPr>
       <w:tblPr/>
@@ -8439,6 +8837,7 @@
       <w:spacing w:after="0" w:line="240" w:lineRule="auto"/>
     </w:pPr>
     <w:rPr>
+      <w:rFonts w:eastAsia="黑体"/>
       <w:color w:themeColor="text1" w:val="000000"/>
     </w:rPr>
     <w:tblPr>
@@ -8458,7 +8857,7 @@
     </w:tblPr>
     <w:tblStylePr w:type="firstRow">
       <w:rPr>
-        <w:rFonts w:asciiTheme="majorHAnsi" w:cstheme="majorBidi" w:eastAsiaTheme="majorEastAsia" w:hAnsiTheme="majorHAnsi"/>
+        <w:rFonts w:asciiTheme="majorHAnsi" w:cstheme="majorBidi" w:hAnsiTheme="majorHAnsi" w:eastAsia="黑体"/>
       </w:rPr>
       <w:tblPr/>
       <w:tcPr>
@@ -8470,6 +8869,7 @@
     </w:tblStylePr>
     <w:tblStylePr w:type="lastRow">
       <w:rPr>
+        <w:rFonts w:eastAsia="黑体"/>
         <w:b/>
         <w:bCs/>
         <w:color w:themeColor="text2" w:val="1F497D"/>
@@ -8484,12 +8884,14 @@
     </w:tblStylePr>
     <w:tblStylePr w:type="firstCol">
       <w:rPr>
+        <w:rFonts w:eastAsia="黑体"/>
         <w:b/>
         <w:bCs/>
       </w:rPr>
     </w:tblStylePr>
     <w:tblStylePr w:type="lastCol">
       <w:rPr>
+        <w:rFonts w:eastAsia="黑体"/>
         <w:b/>
         <w:bCs/>
       </w:rPr>
@@ -8523,6 +8925,7 @@
       <w:spacing w:after="0" w:line="240" w:lineRule="auto"/>
     </w:pPr>
     <w:rPr>
+      <w:rFonts w:eastAsia="黑体"/>
       <w:color w:themeColor="text1" w:val="000000"/>
     </w:rPr>
     <w:tblPr>
@@ -8542,7 +8945,7 @@
     </w:tblPr>
     <w:tblStylePr w:type="firstRow">
       <w:rPr>
-        <w:rFonts w:asciiTheme="majorHAnsi" w:cstheme="majorBidi" w:eastAsiaTheme="majorEastAsia" w:hAnsiTheme="majorHAnsi"/>
+        <w:rFonts w:asciiTheme="majorHAnsi" w:cstheme="majorBidi" w:hAnsiTheme="majorHAnsi" w:eastAsia="黑体"/>
       </w:rPr>
       <w:tblPr/>
       <w:tcPr>
@@ -8554,6 +8957,7 @@
     </w:tblStylePr>
     <w:tblStylePr w:type="lastRow">
       <w:rPr>
+        <w:rFonts w:eastAsia="黑体"/>
         <w:b/>
         <w:bCs/>
         <w:color w:themeColor="text2" w:val="1F497D"/>
@@ -8568,12 +8972,14 @@
     </w:tblStylePr>
     <w:tblStylePr w:type="firstCol">
       <w:rPr>
+        <w:rFonts w:eastAsia="黑体"/>
         <w:b/>
         <w:bCs/>
       </w:rPr>
     </w:tblStylePr>
     <w:tblStylePr w:type="lastCol">
       <w:rPr>
+        <w:rFonts w:eastAsia="黑体"/>
         <w:b/>
         <w:bCs/>
       </w:rPr>
@@ -8607,6 +9013,7 @@
       <w:spacing w:after="0" w:line="240" w:lineRule="auto"/>
     </w:pPr>
     <w:rPr>
+      <w:rFonts w:eastAsia="黑体"/>
       <w:color w:themeColor="text1" w:val="000000"/>
     </w:rPr>
     <w:tblPr>
@@ -8626,7 +9033,7 @@
     </w:tblPr>
     <w:tblStylePr w:type="firstRow">
       <w:rPr>
-        <w:rFonts w:asciiTheme="majorHAnsi" w:cstheme="majorBidi" w:eastAsiaTheme="majorEastAsia" w:hAnsiTheme="majorHAnsi"/>
+        <w:rFonts w:asciiTheme="majorHAnsi" w:cstheme="majorBidi" w:hAnsiTheme="majorHAnsi" w:eastAsia="黑体"/>
       </w:rPr>
       <w:tblPr/>
       <w:tcPr>
@@ -8638,6 +9045,7 @@
     </w:tblStylePr>
     <w:tblStylePr w:type="lastRow">
       <w:rPr>
+        <w:rFonts w:eastAsia="黑体"/>
         <w:b/>
         <w:bCs/>
         <w:color w:themeColor="text2" w:val="1F497D"/>
@@ -8652,12 +9060,14 @@
     </w:tblStylePr>
     <w:tblStylePr w:type="firstCol">
       <w:rPr>
+        <w:rFonts w:eastAsia="黑体"/>
         <w:b/>
         <w:bCs/>
       </w:rPr>
     </w:tblStylePr>
     <w:tblStylePr w:type="lastCol">
       <w:rPr>
+        <w:rFonts w:eastAsia="黑体"/>
         <w:b/>
         <w:bCs/>
       </w:rPr>
@@ -8691,6 +9101,7 @@
       <w:spacing w:after="0" w:line="240" w:lineRule="auto"/>
     </w:pPr>
     <w:rPr>
+      <w:rFonts w:eastAsia="黑体"/>
       <w:color w:themeColor="text1" w:val="000000"/>
     </w:rPr>
     <w:tblPr>
@@ -8710,7 +9121,7 @@
     </w:tblPr>
     <w:tblStylePr w:type="firstRow">
       <w:rPr>
-        <w:rFonts w:asciiTheme="majorHAnsi" w:cstheme="majorBidi" w:eastAsiaTheme="majorEastAsia" w:hAnsiTheme="majorHAnsi"/>
+        <w:rFonts w:asciiTheme="majorHAnsi" w:cstheme="majorBidi" w:hAnsiTheme="majorHAnsi" w:eastAsia="黑体"/>
       </w:rPr>
       <w:tblPr/>
       <w:tcPr>
@@ -8722,6 +9133,7 @@
     </w:tblStylePr>
     <w:tblStylePr w:type="lastRow">
       <w:rPr>
+        <w:rFonts w:eastAsia="黑体"/>
         <w:b/>
         <w:bCs/>
         <w:color w:themeColor="text2" w:val="1F497D"/>
@@ -8736,12 +9148,14 @@
     </w:tblStylePr>
     <w:tblStylePr w:type="firstCol">
       <w:rPr>
+        <w:rFonts w:eastAsia="黑体"/>
         <w:b/>
         <w:bCs/>
       </w:rPr>
     </w:tblStylePr>
     <w:tblStylePr w:type="lastCol">
       <w:rPr>
+        <w:rFonts w:eastAsia="黑体"/>
         <w:b/>
         <w:bCs/>
       </w:rPr>
@@ -8775,6 +9189,7 @@
       <w:spacing w:after="0" w:line="240" w:lineRule="auto"/>
     </w:pPr>
     <w:rPr>
+      <w:rFonts w:eastAsia="黑体"/>
       <w:color w:themeColor="text1" w:val="000000"/>
     </w:rPr>
     <w:tblPr>
@@ -8794,7 +9209,7 @@
     </w:tblPr>
     <w:tblStylePr w:type="firstRow">
       <w:rPr>
-        <w:rFonts w:asciiTheme="majorHAnsi" w:cstheme="majorBidi" w:eastAsiaTheme="majorEastAsia" w:hAnsiTheme="majorHAnsi"/>
+        <w:rFonts w:asciiTheme="majorHAnsi" w:cstheme="majorBidi" w:hAnsiTheme="majorHAnsi" w:eastAsia="黑体"/>
       </w:rPr>
       <w:tblPr/>
       <w:tcPr>
@@ -8806,6 +9221,7 @@
     </w:tblStylePr>
     <w:tblStylePr w:type="lastRow">
       <w:rPr>
+        <w:rFonts w:eastAsia="黑体"/>
         <w:b/>
         <w:bCs/>
         <w:color w:themeColor="text2" w:val="1F497D"/>
@@ -8820,12 +9236,14 @@
     </w:tblStylePr>
     <w:tblStylePr w:type="firstCol">
       <w:rPr>
+        <w:rFonts w:eastAsia="黑体"/>
         <w:b/>
         <w:bCs/>
       </w:rPr>
     </w:tblStylePr>
     <w:tblStylePr w:type="lastCol">
       <w:rPr>
+        <w:rFonts w:eastAsia="黑体"/>
         <w:b/>
         <w:bCs/>
       </w:rPr>
@@ -8859,6 +9277,7 @@
       <w:spacing w:after="0" w:line="240" w:lineRule="auto"/>
     </w:pPr>
     <w:rPr>
+      <w:rFonts w:eastAsia="黑体"/>
       <w:color w:themeColor="text1" w:val="000000"/>
     </w:rPr>
     <w:tblPr>
@@ -8878,7 +9297,7 @@
     </w:tblPr>
     <w:tblStylePr w:type="firstRow">
       <w:rPr>
-        <w:rFonts w:asciiTheme="majorHAnsi" w:cstheme="majorBidi" w:eastAsiaTheme="majorEastAsia" w:hAnsiTheme="majorHAnsi"/>
+        <w:rFonts w:asciiTheme="majorHAnsi" w:cstheme="majorBidi" w:hAnsiTheme="majorHAnsi" w:eastAsia="黑体"/>
       </w:rPr>
       <w:tblPr/>
       <w:tcPr>
@@ -8890,6 +9309,7 @@
     </w:tblStylePr>
     <w:tblStylePr w:type="lastRow">
       <w:rPr>
+        <w:rFonts w:eastAsia="黑体"/>
         <w:b/>
         <w:bCs/>
         <w:color w:themeColor="text2" w:val="1F497D"/>
@@ -8904,12 +9324,14 @@
     </w:tblStylePr>
     <w:tblStylePr w:type="firstCol">
       <w:rPr>
+        <w:rFonts w:eastAsia="黑体"/>
         <w:b/>
         <w:bCs/>
       </w:rPr>
     </w:tblStylePr>
     <w:tblStylePr w:type="lastCol">
       <w:rPr>
+        <w:rFonts w:eastAsia="黑体"/>
         <w:b/>
         <w:bCs/>
       </w:rPr>
@@ -8943,6 +9365,7 @@
       <w:spacing w:after="0" w:line="240" w:lineRule="auto"/>
     </w:pPr>
     <w:rPr>
+      <w:rFonts w:eastAsia="黑体"/>
       <w:color w:themeColor="text1" w:val="000000"/>
     </w:rPr>
     <w:tblPr>
@@ -8962,7 +9385,7 @@
     </w:tblPr>
     <w:tblStylePr w:type="firstRow">
       <w:rPr>
-        <w:rFonts w:asciiTheme="majorHAnsi" w:cstheme="majorBidi" w:eastAsiaTheme="majorEastAsia" w:hAnsiTheme="majorHAnsi"/>
+        <w:rFonts w:asciiTheme="majorHAnsi" w:cstheme="majorBidi" w:hAnsiTheme="majorHAnsi" w:eastAsia="黑体"/>
       </w:rPr>
       <w:tblPr/>
       <w:tcPr>
@@ -8974,6 +9397,7 @@
     </w:tblStylePr>
     <w:tblStylePr w:type="lastRow">
       <w:rPr>
+        <w:rFonts w:eastAsia="黑体"/>
         <w:b/>
         <w:bCs/>
         <w:color w:themeColor="text2" w:val="1F497D"/>
@@ -8988,12 +9412,14 @@
     </w:tblStylePr>
     <w:tblStylePr w:type="firstCol">
       <w:rPr>
+        <w:rFonts w:eastAsia="黑体"/>
         <w:b/>
         <w:bCs/>
       </w:rPr>
     </w:tblStylePr>
     <w:tblStylePr w:type="lastCol">
       <w:rPr>
+        <w:rFonts w:eastAsia="黑体"/>
         <w:b/>
         <w:bCs/>
       </w:rPr>
@@ -9027,7 +9453,7 @@
       <w:spacing w:after="0" w:line="240" w:lineRule="auto"/>
     </w:pPr>
     <w:rPr>
-      <w:rFonts w:asciiTheme="majorHAnsi" w:cstheme="majorBidi" w:eastAsiaTheme="majorEastAsia" w:hAnsiTheme="majorHAnsi"/>
+      <w:rFonts w:asciiTheme="majorHAnsi" w:cstheme="majorBidi" w:hAnsiTheme="majorHAnsi" w:eastAsia="黑体"/>
       <w:color w:themeColor="text1" w:val="000000"/>
     </w:rPr>
     <w:tblPr>
@@ -9049,6 +9475,7 @@
     </w:tblPr>
     <w:tblStylePr w:type="firstRow">
       <w:rPr>
+        <w:rFonts w:eastAsia="黑体"/>
         <w:sz w:val="24"/>
         <w:szCs w:val="24"/>
       </w:rPr>
@@ -9155,7 +9582,7 @@
       <w:spacing w:after="0" w:line="240" w:lineRule="auto"/>
     </w:pPr>
     <w:rPr>
-      <w:rFonts w:asciiTheme="majorHAnsi" w:cstheme="majorBidi" w:eastAsiaTheme="majorEastAsia" w:hAnsiTheme="majorHAnsi"/>
+      <w:rFonts w:asciiTheme="majorHAnsi" w:cstheme="majorBidi" w:hAnsiTheme="majorHAnsi" w:eastAsia="黑体"/>
       <w:color w:themeColor="text1" w:val="000000"/>
     </w:rPr>
     <w:tblPr>
@@ -9177,6 +9604,7 @@
     </w:tblPr>
     <w:tblStylePr w:type="firstRow">
       <w:rPr>
+        <w:rFonts w:eastAsia="黑体"/>
         <w:sz w:val="24"/>
         <w:szCs w:val="24"/>
       </w:rPr>
@@ -9283,7 +9711,7 @@
       <w:spacing w:after="0" w:line="240" w:lineRule="auto"/>
     </w:pPr>
     <w:rPr>
-      <w:rFonts w:asciiTheme="majorHAnsi" w:cstheme="majorBidi" w:eastAsiaTheme="majorEastAsia" w:hAnsiTheme="majorHAnsi"/>
+      <w:rFonts w:asciiTheme="majorHAnsi" w:cstheme="majorBidi" w:hAnsiTheme="majorHAnsi" w:eastAsia="黑体"/>
       <w:color w:themeColor="text1" w:val="000000"/>
     </w:rPr>
     <w:tblPr>
@@ -9305,6 +9733,7 @@
     </w:tblPr>
     <w:tblStylePr w:type="firstRow">
       <w:rPr>
+        <w:rFonts w:eastAsia="黑体"/>
         <w:sz w:val="24"/>
         <w:szCs w:val="24"/>
       </w:rPr>
@@ -9411,7 +9840,7 @@
       <w:spacing w:after="0" w:line="240" w:lineRule="auto"/>
     </w:pPr>
     <w:rPr>
-      <w:rFonts w:asciiTheme="majorHAnsi" w:cstheme="majorBidi" w:eastAsiaTheme="majorEastAsia" w:hAnsiTheme="majorHAnsi"/>
+      <w:rFonts w:asciiTheme="majorHAnsi" w:cstheme="majorBidi" w:hAnsiTheme="majorHAnsi" w:eastAsia="黑体"/>
       <w:color w:themeColor="text1" w:val="000000"/>
     </w:rPr>
     <w:tblPr>
@@ -9433,6 +9862,7 @@
     </w:tblPr>
     <w:tblStylePr w:type="firstRow">
       <w:rPr>
+        <w:rFonts w:eastAsia="黑体"/>
         <w:sz w:val="24"/>
         <w:szCs w:val="24"/>
       </w:rPr>
@@ -9539,7 +9969,7 @@
       <w:spacing w:after="0" w:line="240" w:lineRule="auto"/>
     </w:pPr>
     <w:rPr>
-      <w:rFonts w:asciiTheme="majorHAnsi" w:cstheme="majorBidi" w:eastAsiaTheme="majorEastAsia" w:hAnsiTheme="majorHAnsi"/>
+      <w:rFonts w:asciiTheme="majorHAnsi" w:cstheme="majorBidi" w:hAnsiTheme="majorHAnsi" w:eastAsia="黑体"/>
       <w:color w:themeColor="text1" w:val="000000"/>
     </w:rPr>
     <w:tblPr>
@@ -9561,6 +9991,7 @@
     </w:tblPr>
     <w:tblStylePr w:type="firstRow">
       <w:rPr>
+        <w:rFonts w:eastAsia="黑体"/>
         <w:sz w:val="24"/>
         <w:szCs w:val="24"/>
       </w:rPr>
@@ -9667,7 +10098,7 @@
       <w:spacing w:after="0" w:line="240" w:lineRule="auto"/>
     </w:pPr>
     <w:rPr>
-      <w:rFonts w:asciiTheme="majorHAnsi" w:cstheme="majorBidi" w:eastAsiaTheme="majorEastAsia" w:hAnsiTheme="majorHAnsi"/>
+      <w:rFonts w:asciiTheme="majorHAnsi" w:cstheme="majorBidi" w:hAnsiTheme="majorHAnsi" w:eastAsia="黑体"/>
       <w:color w:themeColor="text1" w:val="000000"/>
     </w:rPr>
     <w:tblPr>
@@ -9689,6 +10120,7 @@
     </w:tblPr>
     <w:tblStylePr w:type="firstRow">
       <w:rPr>
+        <w:rFonts w:eastAsia="黑体"/>
         <w:sz w:val="24"/>
         <w:szCs w:val="24"/>
       </w:rPr>
@@ -9795,7 +10227,7 @@
       <w:spacing w:after="0" w:line="240" w:lineRule="auto"/>
     </w:pPr>
     <w:rPr>
-      <w:rFonts w:asciiTheme="majorHAnsi" w:cstheme="majorBidi" w:eastAsiaTheme="majorEastAsia" w:hAnsiTheme="majorHAnsi"/>
+      <w:rFonts w:asciiTheme="majorHAnsi" w:cstheme="majorBidi" w:hAnsiTheme="majorHAnsi" w:eastAsia="黑体"/>
       <w:color w:themeColor="text1" w:val="000000"/>
     </w:rPr>
     <w:tblPr>
@@ -9817,6 +10249,7 @@
     </w:tblPr>
     <w:tblStylePr w:type="firstRow">
       <w:rPr>
+        <w:rFonts w:eastAsia="黑体"/>
         <w:sz w:val="24"/>
         <w:szCs w:val="24"/>
       </w:rPr>
@@ -9946,12 +10379,14 @@
     </w:tcPr>
     <w:tblStylePr w:type="firstRow">
       <w:rPr>
+        <w:rFonts w:eastAsia="黑体"/>
         <w:b/>
         <w:bCs/>
       </w:rPr>
     </w:tblStylePr>
     <w:tblStylePr w:type="lastRow">
       <w:rPr>
+        <w:rFonts w:eastAsia="黑体"/>
         <w:b/>
         <w:bCs/>
       </w:rPr>
@@ -9964,12 +10399,14 @@
     </w:tblStylePr>
     <w:tblStylePr w:type="firstCol">
       <w:rPr>
+        <w:rFonts w:eastAsia="黑体"/>
         <w:b/>
         <w:bCs/>
       </w:rPr>
     </w:tblStylePr>
     <w:tblStylePr w:type="lastCol">
       <w:rPr>
+        <w:rFonts w:eastAsia="黑体"/>
         <w:b/>
         <w:bCs/>
       </w:rPr>
@@ -10019,12 +10456,14 @@
     </w:tcPr>
     <w:tblStylePr w:type="firstRow">
       <w:rPr>
+        <w:rFonts w:eastAsia="黑体"/>
         <w:b/>
         <w:bCs/>
       </w:rPr>
     </w:tblStylePr>
     <w:tblStylePr w:type="lastRow">
       <w:rPr>
+        <w:rFonts w:eastAsia="黑体"/>
         <w:b/>
         <w:bCs/>
       </w:rPr>
@@ -10037,12 +10476,14 @@
     </w:tblStylePr>
     <w:tblStylePr w:type="firstCol">
       <w:rPr>
+        <w:rFonts w:eastAsia="黑体"/>
         <w:b/>
         <w:bCs/>
       </w:rPr>
     </w:tblStylePr>
     <w:tblStylePr w:type="lastCol">
       <w:rPr>
+        <w:rFonts w:eastAsia="黑体"/>
         <w:b/>
         <w:bCs/>
       </w:rPr>
@@ -10092,12 +10533,14 @@
     </w:tcPr>
     <w:tblStylePr w:type="firstRow">
       <w:rPr>
+        <w:rFonts w:eastAsia="黑体"/>
         <w:b/>
         <w:bCs/>
       </w:rPr>
     </w:tblStylePr>
     <w:tblStylePr w:type="lastRow">
       <w:rPr>
+        <w:rFonts w:eastAsia="黑体"/>
         <w:b/>
         <w:bCs/>
       </w:rPr>
@@ -10110,12 +10553,14 @@
     </w:tblStylePr>
     <w:tblStylePr w:type="firstCol">
       <w:rPr>
+        <w:rFonts w:eastAsia="黑体"/>
         <w:b/>
         <w:bCs/>
       </w:rPr>
     </w:tblStylePr>
     <w:tblStylePr w:type="lastCol">
       <w:rPr>
+        <w:rFonts w:eastAsia="黑体"/>
         <w:b/>
         <w:bCs/>
       </w:rPr>
@@ -10165,12 +10610,14 @@
     </w:tcPr>
     <w:tblStylePr w:type="firstRow">
       <w:rPr>
+        <w:rFonts w:eastAsia="黑体"/>
         <w:b/>
         <w:bCs/>
       </w:rPr>
     </w:tblStylePr>
     <w:tblStylePr w:type="lastRow">
       <w:rPr>
+        <w:rFonts w:eastAsia="黑体"/>
         <w:b/>
         <w:bCs/>
       </w:rPr>
@@ -10183,12 +10630,14 @@
     </w:tblStylePr>
     <w:tblStylePr w:type="firstCol">
       <w:rPr>
+        <w:rFonts w:eastAsia="黑体"/>
         <w:b/>
         <w:bCs/>
       </w:rPr>
     </w:tblStylePr>
     <w:tblStylePr w:type="lastCol">
       <w:rPr>
+        <w:rFonts w:eastAsia="黑体"/>
         <w:b/>
         <w:bCs/>
       </w:rPr>
@@ -10238,12 +10687,14 @@
     </w:tcPr>
     <w:tblStylePr w:type="firstRow">
       <w:rPr>
+        <w:rFonts w:eastAsia="黑体"/>
         <w:b/>
         <w:bCs/>
       </w:rPr>
     </w:tblStylePr>
     <w:tblStylePr w:type="lastRow">
       <w:rPr>
+        <w:rFonts w:eastAsia="黑体"/>
         <w:b/>
         <w:bCs/>
       </w:rPr>
@@ -10256,12 +10707,14 @@
     </w:tblStylePr>
     <w:tblStylePr w:type="firstCol">
       <w:rPr>
+        <w:rFonts w:eastAsia="黑体"/>
         <w:b/>
         <w:bCs/>
       </w:rPr>
     </w:tblStylePr>
     <w:tblStylePr w:type="lastCol">
       <w:rPr>
+        <w:rFonts w:eastAsia="黑体"/>
         <w:b/>
         <w:bCs/>
       </w:rPr>
@@ -10311,12 +10764,14 @@
     </w:tcPr>
     <w:tblStylePr w:type="firstRow">
       <w:rPr>
+        <w:rFonts w:eastAsia="黑体"/>
         <w:b/>
         <w:bCs/>
       </w:rPr>
     </w:tblStylePr>
     <w:tblStylePr w:type="lastRow">
       <w:rPr>
+        <w:rFonts w:eastAsia="黑体"/>
         <w:b/>
         <w:bCs/>
       </w:rPr>
@@ -10329,12 +10784,14 @@
     </w:tblStylePr>
     <w:tblStylePr w:type="firstCol">
       <w:rPr>
+        <w:rFonts w:eastAsia="黑体"/>
         <w:b/>
         <w:bCs/>
       </w:rPr>
     </w:tblStylePr>
     <w:tblStylePr w:type="lastCol">
       <w:rPr>
+        <w:rFonts w:eastAsia="黑体"/>
         <w:b/>
         <w:bCs/>
       </w:rPr>
@@ -10384,12 +10841,14 @@
     </w:tcPr>
     <w:tblStylePr w:type="firstRow">
       <w:rPr>
+        <w:rFonts w:eastAsia="黑体"/>
         <w:b/>
         <w:bCs/>
       </w:rPr>
     </w:tblStylePr>
     <w:tblStylePr w:type="lastRow">
       <w:rPr>
+        <w:rFonts w:eastAsia="黑体"/>
         <w:b/>
         <w:bCs/>
       </w:rPr>
@@ -10402,12 +10861,14 @@
     </w:tblStylePr>
     <w:tblStylePr w:type="firstCol">
       <w:rPr>
+        <w:rFonts w:eastAsia="黑体"/>
         <w:b/>
         <w:bCs/>
       </w:rPr>
     </w:tblStylePr>
     <w:tblStylePr w:type="lastCol">
       <w:rPr>
+        <w:rFonts w:eastAsia="黑体"/>
         <w:b/>
         <w:bCs/>
       </w:rPr>
@@ -10434,7 +10895,7 @@
       <w:spacing w:after="0" w:line="240" w:lineRule="auto"/>
     </w:pPr>
     <w:rPr>
-      <w:rFonts w:asciiTheme="majorHAnsi" w:cstheme="majorBidi" w:eastAsiaTheme="majorEastAsia" w:hAnsiTheme="majorHAnsi"/>
+      <w:rFonts w:asciiTheme="majorHAnsi" w:cstheme="majorBidi" w:hAnsiTheme="majorHAnsi" w:eastAsia="黑体"/>
       <w:color w:themeColor="text1" w:val="000000"/>
     </w:rPr>
     <w:tblPr>
@@ -10461,6 +10922,7 @@
     </w:tcPr>
     <w:tblStylePr w:type="firstRow">
       <w:rPr>
+        <w:rFonts w:eastAsia="黑体"/>
         <w:b/>
         <w:bCs/>
         <w:color w:themeColor="text1" w:val="000000"/>
@@ -10472,6 +10934,7 @@
     </w:tblStylePr>
     <w:tblStylePr w:type="lastRow">
       <w:rPr>
+        <w:rFonts w:eastAsia="黑体"/>
         <w:b/>
         <w:bCs/>
         <w:color w:themeColor="text1" w:val="000000"/>
@@ -10491,6 +10954,7 @@
     </w:tblStylePr>
     <w:tblStylePr w:type="firstCol">
       <w:rPr>
+        <w:rFonts w:eastAsia="黑体"/>
         <w:b/>
         <w:bCs/>
         <w:color w:themeColor="text1" w:val="000000"/>
@@ -10510,6 +10974,7 @@
     </w:tblStylePr>
     <w:tblStylePr w:type="lastCol">
       <w:rPr>
+        <w:rFonts w:eastAsia="黑体"/>
         <w:b w:val="0"/>
         <w:bCs w:val="0"/>
         <w:color w:themeColor="text1" w:val="000000"/>
@@ -10559,7 +11024,7 @@
       <w:spacing w:after="0" w:line="240" w:lineRule="auto"/>
     </w:pPr>
     <w:rPr>
-      <w:rFonts w:asciiTheme="majorHAnsi" w:cstheme="majorBidi" w:eastAsiaTheme="majorEastAsia" w:hAnsiTheme="majorHAnsi"/>
+      <w:rFonts w:asciiTheme="majorHAnsi" w:cstheme="majorBidi" w:hAnsiTheme="majorHAnsi" w:eastAsia="黑体"/>
       <w:color w:themeColor="text1" w:val="000000"/>
     </w:rPr>
     <w:tblPr>
@@ -10586,6 +11051,7 @@
     </w:tcPr>
     <w:tblStylePr w:type="firstRow">
       <w:rPr>
+        <w:rFonts w:eastAsia="黑体"/>
         <w:b/>
         <w:bCs/>
         <w:color w:themeColor="text1" w:val="000000"/>
@@ -10597,6 +11063,7 @@
     </w:tblStylePr>
     <w:tblStylePr w:type="lastRow">
       <w:rPr>
+        <w:rFonts w:eastAsia="黑体"/>
         <w:b/>
         <w:bCs/>
         <w:color w:themeColor="text1" w:val="000000"/>
@@ -10616,6 +11083,7 @@
     </w:tblStylePr>
     <w:tblStylePr w:type="firstCol">
       <w:rPr>
+        <w:rFonts w:eastAsia="黑体"/>
         <w:b/>
         <w:bCs/>
         <w:color w:themeColor="text1" w:val="000000"/>
@@ -10635,6 +11103,7 @@
     </w:tblStylePr>
     <w:tblStylePr w:type="lastCol">
       <w:rPr>
+        <w:rFonts w:eastAsia="黑体"/>
         <w:b w:val="0"/>
         <w:bCs w:val="0"/>
         <w:color w:themeColor="text1" w:val="000000"/>
@@ -10684,7 +11153,7 @@
       <w:spacing w:after="0" w:line="240" w:lineRule="auto"/>
     </w:pPr>
     <w:rPr>
-      <w:rFonts w:asciiTheme="majorHAnsi" w:cstheme="majorBidi" w:eastAsiaTheme="majorEastAsia" w:hAnsiTheme="majorHAnsi"/>
+      <w:rFonts w:asciiTheme="majorHAnsi" w:cstheme="majorBidi" w:hAnsiTheme="majorHAnsi" w:eastAsia="黑体"/>
       <w:color w:themeColor="text1" w:val="000000"/>
     </w:rPr>
     <w:tblPr>
@@ -10711,6 +11180,7 @@
     </w:tcPr>
     <w:tblStylePr w:type="firstRow">
       <w:rPr>
+        <w:rFonts w:eastAsia="黑体"/>
         <w:b/>
         <w:bCs/>
         <w:color w:themeColor="text1" w:val="000000"/>
@@ -10722,6 +11192,7 @@
     </w:tblStylePr>
     <w:tblStylePr w:type="lastRow">
       <w:rPr>
+        <w:rFonts w:eastAsia="黑体"/>
         <w:b/>
         <w:bCs/>
         <w:color w:themeColor="text1" w:val="000000"/>
@@ -10741,6 +11212,7 @@
     </w:tblStylePr>
     <w:tblStylePr w:type="firstCol">
       <w:rPr>
+        <w:rFonts w:eastAsia="黑体"/>
         <w:b/>
         <w:bCs/>
         <w:color w:themeColor="text1" w:val="000000"/>
@@ -10760,6 +11232,7 @@
     </w:tblStylePr>
     <w:tblStylePr w:type="lastCol">
       <w:rPr>
+        <w:rFonts w:eastAsia="黑体"/>
         <w:b w:val="0"/>
         <w:bCs w:val="0"/>
         <w:color w:themeColor="text1" w:val="000000"/>
@@ -10809,7 +11282,7 @@
       <w:spacing w:after="0" w:line="240" w:lineRule="auto"/>
     </w:pPr>
     <w:rPr>
-      <w:rFonts w:asciiTheme="majorHAnsi" w:cstheme="majorBidi" w:eastAsiaTheme="majorEastAsia" w:hAnsiTheme="majorHAnsi"/>
+      <w:rFonts w:asciiTheme="majorHAnsi" w:cstheme="majorBidi" w:hAnsiTheme="majorHAnsi" w:eastAsia="黑体"/>
       <w:color w:themeColor="text1" w:val="000000"/>
     </w:rPr>
     <w:tblPr>
@@ -10836,6 +11309,7 @@
     </w:tcPr>
     <w:tblStylePr w:type="firstRow">
       <w:rPr>
+        <w:rFonts w:eastAsia="黑体"/>
         <w:b/>
         <w:bCs/>
         <w:color w:themeColor="text1" w:val="000000"/>
@@ -10847,6 +11321,7 @@
     </w:tblStylePr>
     <w:tblStylePr w:type="lastRow">
       <w:rPr>
+        <w:rFonts w:eastAsia="黑体"/>
         <w:b/>
         <w:bCs/>
         <w:color w:themeColor="text1" w:val="000000"/>
@@ -10866,6 +11341,7 @@
     </w:tblStylePr>
     <w:tblStylePr w:type="firstCol">
       <w:rPr>
+        <w:rFonts w:eastAsia="黑体"/>
         <w:b/>
         <w:bCs/>
         <w:color w:themeColor="text1" w:val="000000"/>
@@ -10885,6 +11361,7 @@
     </w:tblStylePr>
     <w:tblStylePr w:type="lastCol">
       <w:rPr>
+        <w:rFonts w:eastAsia="黑体"/>
         <w:b w:val="0"/>
         <w:bCs w:val="0"/>
         <w:color w:themeColor="text1" w:val="000000"/>
@@ -10934,7 +11411,7 @@
       <w:spacing w:after="0" w:line="240" w:lineRule="auto"/>
     </w:pPr>
     <w:rPr>
-      <w:rFonts w:asciiTheme="majorHAnsi" w:cstheme="majorBidi" w:eastAsiaTheme="majorEastAsia" w:hAnsiTheme="majorHAnsi"/>
+      <w:rFonts w:asciiTheme="majorHAnsi" w:cstheme="majorBidi" w:hAnsiTheme="majorHAnsi" w:eastAsia="黑体"/>
       <w:color w:themeColor="text1" w:val="000000"/>
     </w:rPr>
     <w:tblPr>
@@ -10961,6 +11438,7 @@
     </w:tcPr>
     <w:tblStylePr w:type="firstRow">
       <w:rPr>
+        <w:rFonts w:eastAsia="黑体"/>
         <w:b/>
         <w:bCs/>
         <w:color w:themeColor="text1" w:val="000000"/>
@@ -10972,6 +11450,7 @@
     </w:tblStylePr>
     <w:tblStylePr w:type="lastRow">
       <w:rPr>
+        <w:rFonts w:eastAsia="黑体"/>
         <w:b/>
         <w:bCs/>
         <w:color w:themeColor="text1" w:val="000000"/>
@@ -10991,6 +11470,7 @@
     </w:tblStylePr>
     <w:tblStylePr w:type="firstCol">
       <w:rPr>
+        <w:rFonts w:eastAsia="黑体"/>
         <w:b/>
         <w:bCs/>
         <w:color w:themeColor="text1" w:val="000000"/>
@@ -11010,6 +11490,7 @@
     </w:tblStylePr>
     <w:tblStylePr w:type="lastCol">
       <w:rPr>
+        <w:rFonts w:eastAsia="黑体"/>
         <w:b w:val="0"/>
         <w:bCs w:val="0"/>
         <w:color w:themeColor="text1" w:val="000000"/>
@@ -11059,7 +11540,7 @@
       <w:spacing w:after="0" w:line="240" w:lineRule="auto"/>
     </w:pPr>
     <w:rPr>
-      <w:rFonts w:asciiTheme="majorHAnsi" w:cstheme="majorBidi" w:eastAsiaTheme="majorEastAsia" w:hAnsiTheme="majorHAnsi"/>
+      <w:rFonts w:asciiTheme="majorHAnsi" w:cstheme="majorBidi" w:hAnsiTheme="majorHAnsi" w:eastAsia="黑体"/>
       <w:color w:themeColor="text1" w:val="000000"/>
     </w:rPr>
     <w:tblPr>
@@ -11086,6 +11567,7 @@
     </w:tcPr>
     <w:tblStylePr w:type="firstRow">
       <w:rPr>
+        <w:rFonts w:eastAsia="黑体"/>
         <w:b/>
         <w:bCs/>
         <w:color w:themeColor="text1" w:val="000000"/>
@@ -11097,6 +11579,7 @@
     </w:tblStylePr>
     <w:tblStylePr w:type="lastRow">
       <w:rPr>
+        <w:rFonts w:eastAsia="黑体"/>
         <w:b/>
         <w:bCs/>
         <w:color w:themeColor="text1" w:val="000000"/>
@@ -11116,6 +11599,7 @@
     </w:tblStylePr>
     <w:tblStylePr w:type="firstCol">
       <w:rPr>
+        <w:rFonts w:eastAsia="黑体"/>
         <w:b/>
         <w:bCs/>
         <w:color w:themeColor="text1" w:val="000000"/>
@@ -11135,6 +11619,7 @@
     </w:tblStylePr>
     <w:tblStylePr w:type="lastCol">
       <w:rPr>
+        <w:rFonts w:eastAsia="黑体"/>
         <w:b w:val="0"/>
         <w:bCs w:val="0"/>
         <w:color w:themeColor="text1" w:val="000000"/>
@@ -11184,7 +11669,7 @@
       <w:spacing w:after="0" w:line="240" w:lineRule="auto"/>
     </w:pPr>
     <w:rPr>
-      <w:rFonts w:asciiTheme="majorHAnsi" w:cstheme="majorBidi" w:eastAsiaTheme="majorEastAsia" w:hAnsiTheme="majorHAnsi"/>
+      <w:rFonts w:asciiTheme="majorHAnsi" w:cstheme="majorBidi" w:hAnsiTheme="majorHAnsi" w:eastAsia="黑体"/>
       <w:color w:themeColor="text1" w:val="000000"/>
     </w:rPr>
     <w:tblPr>
@@ -11211,6 +11696,7 @@
     </w:tcPr>
     <w:tblStylePr w:type="firstRow">
       <w:rPr>
+        <w:rFonts w:eastAsia="黑体"/>
         <w:b/>
         <w:bCs/>
         <w:color w:themeColor="text1" w:val="000000"/>
@@ -11222,6 +11708,7 @@
     </w:tblStylePr>
     <w:tblStylePr w:type="lastRow">
       <w:rPr>
+        <w:rFonts w:eastAsia="黑体"/>
         <w:b/>
         <w:bCs/>
         <w:color w:themeColor="text1" w:val="000000"/>
@@ -11241,6 +11728,7 @@
     </w:tblStylePr>
     <w:tblStylePr w:type="firstCol">
       <w:rPr>
+        <w:rFonts w:eastAsia="黑体"/>
         <w:b/>
         <w:bCs/>
         <w:color w:themeColor="text1" w:val="000000"/>
@@ -11260,6 +11748,7 @@
     </w:tblStylePr>
     <w:tblStylePr w:type="lastCol">
       <w:rPr>
+        <w:rFonts w:eastAsia="黑体"/>
         <w:b w:val="0"/>
         <w:bCs w:val="0"/>
         <w:color w:themeColor="text1" w:val="000000"/>
@@ -11332,6 +11821,7 @@
     </w:tcPr>
     <w:tblStylePr w:type="firstRow">
       <w:rPr>
+        <w:rFonts w:eastAsia="黑体"/>
         <w:b/>
         <w:bCs/>
         <w:i w:val="0"/>
@@ -11353,6 +11843,7 @@
     </w:tblStylePr>
     <w:tblStylePr w:type="lastRow">
       <w:rPr>
+        <w:rFonts w:eastAsia="黑体"/>
         <w:b/>
         <w:bCs/>
         <w:i w:val="0"/>
@@ -11374,6 +11865,7 @@
     </w:tblStylePr>
     <w:tblStylePr w:type="firstCol">
       <w:rPr>
+        <w:rFonts w:eastAsia="黑体"/>
         <w:b/>
         <w:bCs/>
         <w:i w:val="0"/>
@@ -11393,6 +11885,7 @@
     </w:tblStylePr>
     <w:tblStylePr w:type="lastCol">
       <w:rPr>
+        <w:rFonts w:eastAsia="黑体"/>
         <w:b/>
         <w:bCs/>
         <w:i w:val="0"/>
@@ -11473,6 +11966,7 @@
     </w:tcPr>
     <w:tblStylePr w:type="firstRow">
       <w:rPr>
+        <w:rFonts w:eastAsia="黑体"/>
         <w:b/>
         <w:bCs/>
         <w:i w:val="0"/>
@@ -11494,6 +11988,7 @@
     </w:tblStylePr>
     <w:tblStylePr w:type="lastRow">
       <w:rPr>
+        <w:rFonts w:eastAsia="黑体"/>
         <w:b/>
         <w:bCs/>
         <w:i w:val="0"/>
@@ -11515,6 +12010,7 @@
     </w:tblStylePr>
     <w:tblStylePr w:type="firstCol">
       <w:rPr>
+        <w:rFonts w:eastAsia="黑体"/>
         <w:b/>
         <w:bCs/>
         <w:i w:val="0"/>
@@ -11534,6 +12030,7 @@
     </w:tblStylePr>
     <w:tblStylePr w:type="lastCol">
       <w:rPr>
+        <w:rFonts w:eastAsia="黑体"/>
         <w:b/>
         <w:bCs/>
         <w:i w:val="0"/>
@@ -11614,6 +12111,7 @@
     </w:tcPr>
     <w:tblStylePr w:type="firstRow">
       <w:rPr>
+        <w:rFonts w:eastAsia="黑体"/>
         <w:b/>
         <w:bCs/>
         <w:i w:val="0"/>
@@ -11635,6 +12133,7 @@
     </w:tblStylePr>
     <w:tblStylePr w:type="lastRow">
       <w:rPr>
+        <w:rFonts w:eastAsia="黑体"/>
         <w:b/>
         <w:bCs/>
         <w:i w:val="0"/>
@@ -11656,6 +12155,7 @@
     </w:tblStylePr>
     <w:tblStylePr w:type="firstCol">
       <w:rPr>
+        <w:rFonts w:eastAsia="黑体"/>
         <w:b/>
         <w:bCs/>
         <w:i w:val="0"/>
@@ -11675,6 +12175,7 @@
     </w:tblStylePr>
     <w:tblStylePr w:type="lastCol">
       <w:rPr>
+        <w:rFonts w:eastAsia="黑体"/>
         <w:b/>
         <w:bCs/>
         <w:i w:val="0"/>
@@ -11755,6 +12256,7 @@
     </w:tcPr>
     <w:tblStylePr w:type="firstRow">
       <w:rPr>
+        <w:rFonts w:eastAsia="黑体"/>
         <w:b/>
         <w:bCs/>
         <w:i w:val="0"/>
@@ -11776,6 +12278,7 @@
     </w:tblStylePr>
     <w:tblStylePr w:type="lastRow">
       <w:rPr>
+        <w:rFonts w:eastAsia="黑体"/>
         <w:b/>
         <w:bCs/>
         <w:i w:val="0"/>
@@ -11797,6 +12300,7 @@
     </w:tblStylePr>
     <w:tblStylePr w:type="firstCol">
       <w:rPr>
+        <w:rFonts w:eastAsia="黑体"/>
         <w:b/>
         <w:bCs/>
         <w:i w:val="0"/>
@@ -11816,6 +12320,7 @@
     </w:tblStylePr>
     <w:tblStylePr w:type="lastCol">
       <w:rPr>
+        <w:rFonts w:eastAsia="黑体"/>
         <w:b/>
         <w:bCs/>
         <w:i w:val="0"/>
@@ -11896,6 +12401,7 @@
     </w:tcPr>
     <w:tblStylePr w:type="firstRow">
       <w:rPr>
+        <w:rFonts w:eastAsia="黑体"/>
         <w:b/>
         <w:bCs/>
         <w:i w:val="0"/>
@@ -11917,6 +12423,7 @@
     </w:tblStylePr>
     <w:tblStylePr w:type="lastRow">
       <w:rPr>
+        <w:rFonts w:eastAsia="黑体"/>
         <w:b/>
         <w:bCs/>
         <w:i w:val="0"/>
@@ -11938,6 +12445,7 @@
     </w:tblStylePr>
     <w:tblStylePr w:type="firstCol">
       <w:rPr>
+        <w:rFonts w:eastAsia="黑体"/>
         <w:b/>
         <w:bCs/>
         <w:i w:val="0"/>
@@ -11957,6 +12465,7 @@
     </w:tblStylePr>
     <w:tblStylePr w:type="lastCol">
       <w:rPr>
+        <w:rFonts w:eastAsia="黑体"/>
         <w:b/>
         <w:bCs/>
         <w:i w:val="0"/>
@@ -12037,6 +12546,7 @@
     </w:tcPr>
     <w:tblStylePr w:type="firstRow">
       <w:rPr>
+        <w:rFonts w:eastAsia="黑体"/>
         <w:b/>
         <w:bCs/>
         <w:i w:val="0"/>
@@ -12058,6 +12568,7 @@
     </w:tblStylePr>
     <w:tblStylePr w:type="lastRow">
       <w:rPr>
+        <w:rFonts w:eastAsia="黑体"/>
         <w:b/>
         <w:bCs/>
         <w:i w:val="0"/>
@@ -12079,6 +12590,7 @@
     </w:tblStylePr>
     <w:tblStylePr w:type="firstCol">
       <w:rPr>
+        <w:rFonts w:eastAsia="黑体"/>
         <w:b/>
         <w:bCs/>
         <w:i w:val="0"/>
@@ -12098,6 +12610,7 @@
     </w:tblStylePr>
     <w:tblStylePr w:type="lastCol">
       <w:rPr>
+        <w:rFonts w:eastAsia="黑体"/>
         <w:b/>
         <w:bCs/>
         <w:i w:val="0"/>
@@ -12178,6 +12691,7 @@
     </w:tcPr>
     <w:tblStylePr w:type="firstRow">
       <w:rPr>
+        <w:rFonts w:eastAsia="黑体"/>
         <w:b/>
         <w:bCs/>
         <w:i w:val="0"/>
@@ -12199,6 +12713,7 @@
     </w:tblStylePr>
     <w:tblStylePr w:type="lastRow">
       <w:rPr>
+        <w:rFonts w:eastAsia="黑体"/>
         <w:b/>
         <w:bCs/>
         <w:i w:val="0"/>
@@ -12220,6 +12735,7 @@
     </w:tblStylePr>
     <w:tblStylePr w:type="firstCol">
       <w:rPr>
+        <w:rFonts w:eastAsia="黑体"/>
         <w:b/>
         <w:bCs/>
         <w:i w:val="0"/>
@@ -12239,6 +12755,7 @@
     </w:tblStylePr>
     <w:tblStylePr w:type="lastCol">
       <w:rPr>
+        <w:rFonts w:eastAsia="黑体"/>
         <w:b/>
         <w:bCs/>
         <w:i w:val="0"/>
@@ -12296,6 +12813,7 @@
       <w:spacing w:after="0" w:line="240" w:lineRule="auto"/>
     </w:pPr>
     <w:rPr>
+      <w:rFonts w:eastAsia="黑体"/>
       <w:color w:themeColor="background1" w:val="FFFFFF"/>
     </w:rPr>
     <w:tblPr>
@@ -12314,6 +12832,7 @@
     </w:tcPr>
     <w:tblStylePr w:type="firstRow">
       <w:rPr>
+        <w:rFonts w:eastAsia="黑体"/>
         <w:b/>
         <w:bCs/>
       </w:rPr>
@@ -12410,6 +12929,7 @@
       <w:spacing w:after="0" w:line="240" w:lineRule="auto"/>
     </w:pPr>
     <w:rPr>
+      <w:rFonts w:eastAsia="黑体"/>
       <w:color w:themeColor="background1" w:val="FFFFFF"/>
     </w:rPr>
     <w:tblPr>
@@ -12428,6 +12948,7 @@
     </w:tcPr>
     <w:tblStylePr w:type="firstRow">
       <w:rPr>
+        <w:rFonts w:eastAsia="黑体"/>
         <w:b/>
         <w:bCs/>
       </w:rPr>
@@ -12524,6 +13045,7 @@
       <w:spacing w:after="0" w:line="240" w:lineRule="auto"/>
     </w:pPr>
     <w:rPr>
+      <w:rFonts w:eastAsia="黑体"/>
       <w:color w:themeColor="background1" w:val="FFFFFF"/>
     </w:rPr>
     <w:tblPr>
@@ -12542,6 +13064,7 @@
     </w:tcPr>
     <w:tblStylePr w:type="firstRow">
       <w:rPr>
+        <w:rFonts w:eastAsia="黑体"/>
         <w:b/>
         <w:bCs/>
       </w:rPr>
@@ -12638,6 +13161,7 @@
       <w:spacing w:after="0" w:line="240" w:lineRule="auto"/>
     </w:pPr>
     <w:rPr>
+      <w:rFonts w:eastAsia="黑体"/>
       <w:color w:themeColor="background1" w:val="FFFFFF"/>
     </w:rPr>
     <w:tblPr>
@@ -12656,6 +13180,7 @@
     </w:tcPr>
     <w:tblStylePr w:type="firstRow">
       <w:rPr>
+        <w:rFonts w:eastAsia="黑体"/>
         <w:b/>
         <w:bCs/>
       </w:rPr>
@@ -12752,6 +13277,7 @@
       <w:spacing w:after="0" w:line="240" w:lineRule="auto"/>
     </w:pPr>
     <w:rPr>
+      <w:rFonts w:eastAsia="黑体"/>
       <w:color w:themeColor="background1" w:val="FFFFFF"/>
     </w:rPr>
     <w:tblPr>
@@ -12770,6 +13296,7 @@
     </w:tcPr>
     <w:tblStylePr w:type="firstRow">
       <w:rPr>
+        <w:rFonts w:eastAsia="黑体"/>
         <w:b/>
         <w:bCs/>
       </w:rPr>
@@ -12866,6 +13393,7 @@
       <w:spacing w:after="0" w:line="240" w:lineRule="auto"/>
     </w:pPr>
     <w:rPr>
+      <w:rFonts w:eastAsia="黑体"/>
       <w:color w:themeColor="background1" w:val="FFFFFF"/>
     </w:rPr>
     <w:tblPr>
@@ -12884,6 +13412,7 @@
     </w:tcPr>
     <w:tblStylePr w:type="firstRow">
       <w:rPr>
+        <w:rFonts w:eastAsia="黑体"/>
         <w:b/>
         <w:bCs/>
       </w:rPr>
@@ -12980,6 +13509,7 @@
       <w:spacing w:after="0" w:line="240" w:lineRule="auto"/>
     </w:pPr>
     <w:rPr>
+      <w:rFonts w:eastAsia="黑体"/>
       <w:color w:themeColor="background1" w:val="FFFFFF"/>
     </w:rPr>
     <w:tblPr>
@@ -12998,6 +13528,7 @@
     </w:tcPr>
     <w:tblStylePr w:type="firstRow">
       <w:rPr>
+        <w:rFonts w:eastAsia="黑体"/>
         <w:b/>
         <w:bCs/>
       </w:rPr>
@@ -13094,6 +13625,7 @@
       <w:spacing w:after="0" w:line="240" w:lineRule="auto"/>
     </w:pPr>
     <w:rPr>
+      <w:rFonts w:eastAsia="黑体"/>
       <w:color w:themeColor="text1" w:val="000000"/>
     </w:rPr>
     <w:tblPr>
@@ -13120,6 +13652,7 @@
     </w:tcPr>
     <w:tblStylePr w:type="firstRow">
       <w:rPr>
+        <w:rFonts w:eastAsia="黑体"/>
         <w:b/>
         <w:bCs/>
       </w:rPr>
@@ -13138,6 +13671,7 @@
     </w:tblStylePr>
     <w:tblStylePr w:type="lastRow">
       <w:rPr>
+        <w:rFonts w:eastAsia="黑体"/>
         <w:b/>
         <w:bCs/>
         <w:color w:themeColor="background1" w:val="FFFFFF"/>
@@ -13152,6 +13686,7 @@
     </w:tblStylePr>
     <w:tblStylePr w:type="firstCol">
       <w:rPr>
+        <w:rFonts w:eastAsia="黑体"/>
         <w:color w:themeColor="background1" w:val="FFFFFF"/>
       </w:rPr>
       <w:tblPr/>
@@ -13169,6 +13704,7 @@
     </w:tblStylePr>
     <w:tblStylePr w:type="lastCol">
       <w:rPr>
+        <w:rFonts w:eastAsia="黑体"/>
         <w:color w:themeColor="background1" w:val="FFFFFF"/>
       </w:rPr>
       <w:tblPr/>
@@ -13198,11 +13734,13 @@
     </w:tblStylePr>
     <w:tblStylePr w:type="neCell">
       <w:rPr>
+        <w:rFonts w:eastAsia="黑体"/>
         <w:color w:themeColor="text1" w:val="000000"/>
       </w:rPr>
     </w:tblStylePr>
     <w:tblStylePr w:type="nwCell">
       <w:rPr>
+        <w:rFonts w:eastAsia="黑体"/>
         <w:color w:themeColor="text1" w:val="000000"/>
       </w:rPr>
     </w:tblStylePr>
@@ -13216,6 +13754,7 @@
       <w:spacing w:after="0" w:line="240" w:lineRule="auto"/>
     </w:pPr>
     <w:rPr>
+      <w:rFonts w:eastAsia="黑体"/>
       <w:color w:themeColor="text1" w:val="000000"/>
     </w:rPr>
     <w:tblPr>
@@ -13242,6 +13781,7 @@
     </w:tcPr>
     <w:tblStylePr w:type="firstRow">
       <w:rPr>
+        <w:rFonts w:eastAsia="黑体"/>
         <w:b/>
         <w:bCs/>
       </w:rPr>
@@ -13260,6 +13800,7 @@
     </w:tblStylePr>
     <w:tblStylePr w:type="lastRow">
       <w:rPr>
+        <w:rFonts w:eastAsia="黑体"/>
         <w:b/>
         <w:bCs/>
         <w:color w:themeColor="background1" w:val="FFFFFF"/>
@@ -13274,6 +13815,7 @@
     </w:tblStylePr>
     <w:tblStylePr w:type="firstCol">
       <w:rPr>
+        <w:rFonts w:eastAsia="黑体"/>
         <w:color w:themeColor="background1" w:val="FFFFFF"/>
       </w:rPr>
       <w:tblPr/>
@@ -13291,6 +13833,7 @@
     </w:tblStylePr>
     <w:tblStylePr w:type="lastCol">
       <w:rPr>
+        <w:rFonts w:eastAsia="黑体"/>
         <w:color w:themeColor="background1" w:val="FFFFFF"/>
       </w:rPr>
       <w:tblPr/>
@@ -13320,11 +13863,13 @@
     </w:tblStylePr>
     <w:tblStylePr w:type="neCell">
       <w:rPr>
+        <w:rFonts w:eastAsia="黑体"/>
         <w:color w:themeColor="text1" w:val="000000"/>
       </w:rPr>
     </w:tblStylePr>
     <w:tblStylePr w:type="nwCell">
       <w:rPr>
+        <w:rFonts w:eastAsia="黑体"/>
         <w:color w:themeColor="text1" w:val="000000"/>
       </w:rPr>
     </w:tblStylePr>
@@ -13338,6 +13883,7 @@
       <w:spacing w:after="0" w:line="240" w:lineRule="auto"/>
     </w:pPr>
     <w:rPr>
+      <w:rFonts w:eastAsia="黑体"/>
       <w:color w:themeColor="text1" w:val="000000"/>
     </w:rPr>
     <w:tblPr>
@@ -13364,6 +13910,7 @@
     </w:tcPr>
     <w:tblStylePr w:type="firstRow">
       <w:rPr>
+        <w:rFonts w:eastAsia="黑体"/>
         <w:b/>
         <w:bCs/>
       </w:rPr>
@@ -13382,6 +13929,7 @@
     </w:tblStylePr>
     <w:tblStylePr w:type="lastRow">
       <w:rPr>
+        <w:rFonts w:eastAsia="黑体"/>
         <w:b/>
         <w:bCs/>
         <w:color w:themeColor="background1" w:val="FFFFFF"/>
@@ -13396,6 +13944,7 @@
     </w:tblStylePr>
     <w:tblStylePr w:type="firstCol">
       <w:rPr>
+        <w:rFonts w:eastAsia="黑体"/>
         <w:color w:themeColor="background1" w:val="FFFFFF"/>
       </w:rPr>
       <w:tblPr/>
@@ -13413,6 +13962,7 @@
     </w:tblStylePr>
     <w:tblStylePr w:type="lastCol">
       <w:rPr>
+        <w:rFonts w:eastAsia="黑体"/>
         <w:color w:themeColor="background1" w:val="FFFFFF"/>
       </w:rPr>
       <w:tblPr/>
@@ -13442,11 +13992,13 @@
     </w:tblStylePr>
     <w:tblStylePr w:type="neCell">
       <w:rPr>
+        <w:rFonts w:eastAsia="黑体"/>
         <w:color w:themeColor="text1" w:val="000000"/>
       </w:rPr>
     </w:tblStylePr>
     <w:tblStylePr w:type="nwCell">
       <w:rPr>
+        <w:rFonts w:eastAsia="黑体"/>
         <w:color w:themeColor="text1" w:val="000000"/>
       </w:rPr>
     </w:tblStylePr>
@@ -13460,6 +14012,7 @@
       <w:spacing w:after="0" w:line="240" w:lineRule="auto"/>
     </w:pPr>
     <w:rPr>
+      <w:rFonts w:eastAsia="黑体"/>
       <w:color w:themeColor="text1" w:val="000000"/>
     </w:rPr>
     <w:tblPr>
@@ -13486,6 +14039,7 @@
     </w:tcPr>
     <w:tblStylePr w:type="firstRow">
       <w:rPr>
+        <w:rFonts w:eastAsia="黑体"/>
         <w:b/>
         <w:bCs/>
       </w:rPr>
@@ -13504,6 +14058,7 @@
     </w:tblStylePr>
     <w:tblStylePr w:type="lastRow">
       <w:rPr>
+        <w:rFonts w:eastAsia="黑体"/>
         <w:b/>
         <w:bCs/>
         <w:color w:themeColor="background1" w:val="FFFFFF"/>
@@ -13518,6 +14073,7 @@
     </w:tblStylePr>
     <w:tblStylePr w:type="firstCol">
       <w:rPr>
+        <w:rFonts w:eastAsia="黑体"/>
         <w:color w:themeColor="background1" w:val="FFFFFF"/>
       </w:rPr>
       <w:tblPr/>
@@ -13535,6 +14091,7 @@
     </w:tblStylePr>
     <w:tblStylePr w:type="lastCol">
       <w:rPr>
+        <w:rFonts w:eastAsia="黑体"/>
         <w:color w:themeColor="background1" w:val="FFFFFF"/>
       </w:rPr>
       <w:tblPr/>
@@ -13572,6 +14129,7 @@
       <w:spacing w:after="0" w:line="240" w:lineRule="auto"/>
     </w:pPr>
     <w:rPr>
+      <w:rFonts w:eastAsia="黑体"/>
       <w:color w:themeColor="text1" w:val="000000"/>
     </w:rPr>
     <w:tblPr>
@@ -13598,6 +14156,7 @@
     </w:tcPr>
     <w:tblStylePr w:type="firstRow">
       <w:rPr>
+        <w:rFonts w:eastAsia="黑体"/>
         <w:b/>
         <w:bCs/>
       </w:rPr>
@@ -13616,6 +14175,7 @@
     </w:tblStylePr>
     <w:tblStylePr w:type="lastRow">
       <w:rPr>
+        <w:rFonts w:eastAsia="黑体"/>
         <w:b/>
         <w:bCs/>
         <w:color w:themeColor="background1" w:val="FFFFFF"/>
@@ -13630,6 +14190,7 @@
     </w:tblStylePr>
     <w:tblStylePr w:type="firstCol">
       <w:rPr>
+        <w:rFonts w:eastAsia="黑体"/>
         <w:color w:themeColor="background1" w:val="FFFFFF"/>
       </w:rPr>
       <w:tblPr/>
@@ -13647,6 +14208,7 @@
     </w:tblStylePr>
     <w:tblStylePr w:type="lastCol">
       <w:rPr>
+        <w:rFonts w:eastAsia="黑体"/>
         <w:color w:themeColor="background1" w:val="FFFFFF"/>
       </w:rPr>
       <w:tblPr/>
@@ -13676,11 +14238,13 @@
     </w:tblStylePr>
     <w:tblStylePr w:type="neCell">
       <w:rPr>
+        <w:rFonts w:eastAsia="黑体"/>
         <w:color w:themeColor="text1" w:val="000000"/>
       </w:rPr>
     </w:tblStylePr>
     <w:tblStylePr w:type="nwCell">
       <w:rPr>
+        <w:rFonts w:eastAsia="黑体"/>
         <w:color w:themeColor="text1" w:val="000000"/>
       </w:rPr>
     </w:tblStylePr>
@@ -13694,6 +14258,7 @@
       <w:spacing w:after="0" w:line="240" w:lineRule="auto"/>
     </w:pPr>
     <w:rPr>
+      <w:rFonts w:eastAsia="黑体"/>
       <w:color w:themeColor="text1" w:val="000000"/>
     </w:rPr>
     <w:tblPr>
@@ -13720,6 +14285,7 @@
     </w:tcPr>
     <w:tblStylePr w:type="firstRow">
       <w:rPr>
+        <w:rFonts w:eastAsia="黑体"/>
         <w:b/>
         <w:bCs/>
       </w:rPr>
@@ -13738,6 +14304,7 @@
     </w:tblStylePr>
     <w:tblStylePr w:type="lastRow">
       <w:rPr>
+        <w:rFonts w:eastAsia="黑体"/>
         <w:b/>
         <w:bCs/>
         <w:color w:themeColor="background1" w:val="FFFFFF"/>
@@ -13752,6 +14319,7 @@
     </w:tblStylePr>
     <w:tblStylePr w:type="firstCol">
       <w:rPr>
+        <w:rFonts w:eastAsia="黑体"/>
         <w:color w:themeColor="background1" w:val="FFFFFF"/>
       </w:rPr>
       <w:tblPr/>
@@ -13769,6 +14337,7 @@
     </w:tblStylePr>
     <w:tblStylePr w:type="lastCol">
       <w:rPr>
+        <w:rFonts w:eastAsia="黑体"/>
         <w:color w:themeColor="background1" w:val="FFFFFF"/>
       </w:rPr>
       <w:tblPr/>
@@ -13798,11 +14367,13 @@
     </w:tblStylePr>
     <w:tblStylePr w:type="neCell">
       <w:rPr>
+        <w:rFonts w:eastAsia="黑体"/>
         <w:color w:themeColor="text1" w:val="000000"/>
       </w:rPr>
     </w:tblStylePr>
     <w:tblStylePr w:type="nwCell">
       <w:rPr>
+        <w:rFonts w:eastAsia="黑体"/>
         <w:color w:themeColor="text1" w:val="000000"/>
       </w:rPr>
     </w:tblStylePr>
@@ -13816,6 +14387,7 @@
       <w:spacing w:after="0" w:line="240" w:lineRule="auto"/>
     </w:pPr>
     <w:rPr>
+      <w:rFonts w:eastAsia="黑体"/>
       <w:color w:themeColor="text1" w:val="000000"/>
     </w:rPr>
     <w:tblPr>
@@ -13842,6 +14414,7 @@
     </w:tcPr>
     <w:tblStylePr w:type="firstRow">
       <w:rPr>
+        <w:rFonts w:eastAsia="黑体"/>
         <w:b/>
         <w:bCs/>
       </w:rPr>
@@ -13860,6 +14433,7 @@
     </w:tblStylePr>
     <w:tblStylePr w:type="lastRow">
       <w:rPr>
+        <w:rFonts w:eastAsia="黑体"/>
         <w:b/>
         <w:bCs/>
         <w:color w:themeColor="background1" w:val="FFFFFF"/>
@@ -13874,6 +14448,7 @@
     </w:tblStylePr>
     <w:tblStylePr w:type="firstCol">
       <w:rPr>
+        <w:rFonts w:eastAsia="黑体"/>
         <w:color w:themeColor="background1" w:val="FFFFFF"/>
       </w:rPr>
       <w:tblPr/>
@@ -13891,6 +14466,7 @@
     </w:tblStylePr>
     <w:tblStylePr w:type="lastCol">
       <w:rPr>
+        <w:rFonts w:eastAsia="黑体"/>
         <w:color w:themeColor="background1" w:val="FFFFFF"/>
       </w:rPr>
       <w:tblPr/>
@@ -13920,11 +14496,13 @@
     </w:tblStylePr>
     <w:tblStylePr w:type="neCell">
       <w:rPr>
+        <w:rFonts w:eastAsia="黑体"/>
         <w:color w:themeColor="text1" w:val="000000"/>
       </w:rPr>
     </w:tblStylePr>
     <w:tblStylePr w:type="nwCell">
       <w:rPr>
+        <w:rFonts w:eastAsia="黑体"/>
         <w:color w:themeColor="text1" w:val="000000"/>
       </w:rPr>
     </w:tblStylePr>
@@ -13938,6 +14516,7 @@
       <w:spacing w:after="0" w:line="240" w:lineRule="auto"/>
     </w:pPr>
     <w:rPr>
+      <w:rFonts w:eastAsia="黑体"/>
       <w:color w:themeColor="text1" w:val="000000"/>
     </w:rPr>
     <w:tblPr>
@@ -13956,6 +14535,7 @@
     </w:tcPr>
     <w:tblStylePr w:type="firstRow">
       <w:rPr>
+        <w:rFonts w:eastAsia="黑体"/>
         <w:b/>
         <w:bCs/>
         <w:color w:themeColor="background1" w:val="FFFFFF"/>
@@ -13970,6 +14550,7 @@
     </w:tblStylePr>
     <w:tblStylePr w:type="lastRow">
       <w:rPr>
+        <w:rFonts w:eastAsia="黑体"/>
         <w:b/>
         <w:bCs/>
         <w:color w:themeColor="accent2" w:themeShade="CC" w:val="9E3A38"/>
@@ -13984,12 +14565,14 @@
     </w:tblStylePr>
     <w:tblStylePr w:type="firstCol">
       <w:rPr>
+        <w:rFonts w:eastAsia="黑体"/>
         <w:b/>
         <w:bCs/>
       </w:rPr>
     </w:tblStylePr>
     <w:tblStylePr w:type="lastCol">
       <w:rPr>
+        <w:rFonts w:eastAsia="黑体"/>
         <w:b/>
         <w:bCs/>
       </w:rPr>
@@ -14024,6 +14607,7 @@
       <w:spacing w:after="0" w:line="240" w:lineRule="auto"/>
     </w:pPr>
     <w:rPr>
+      <w:rFonts w:eastAsia="黑体"/>
       <w:color w:themeColor="text1" w:val="000000"/>
     </w:rPr>
     <w:tblPr>
@@ -14042,6 +14626,7 @@
     </w:tcPr>
     <w:tblStylePr w:type="firstRow">
       <w:rPr>
+        <w:rFonts w:eastAsia="黑体"/>
         <w:b/>
         <w:bCs/>
         <w:color w:themeColor="background1" w:val="FFFFFF"/>
@@ -14056,6 +14641,7 @@
     </w:tblStylePr>
     <w:tblStylePr w:type="lastRow">
       <w:rPr>
+        <w:rFonts w:eastAsia="黑体"/>
         <w:b/>
         <w:bCs/>
         <w:color w:themeColor="accent2" w:themeShade="CC" w:val="9E3A38"/>
@@ -14070,12 +14656,14 @@
     </w:tblStylePr>
     <w:tblStylePr w:type="firstCol">
       <w:rPr>
+        <w:rFonts w:eastAsia="黑体"/>
         <w:b/>
         <w:bCs/>
       </w:rPr>
     </w:tblStylePr>
     <w:tblStylePr w:type="lastCol">
       <w:rPr>
+        <w:rFonts w:eastAsia="黑体"/>
         <w:b/>
         <w:bCs/>
       </w:rPr>
@@ -14110,6 +14698,7 @@
       <w:spacing w:after="0" w:line="240" w:lineRule="auto"/>
     </w:pPr>
     <w:rPr>
+      <w:rFonts w:eastAsia="黑体"/>
       <w:color w:themeColor="text1" w:val="000000"/>
     </w:rPr>
     <w:tblPr>
@@ -14128,6 +14717,7 @@
     </w:tcPr>
     <w:tblStylePr w:type="firstRow">
       <w:rPr>
+        <w:rFonts w:eastAsia="黑体"/>
         <w:b/>
         <w:bCs/>
         <w:color w:themeColor="background1" w:val="FFFFFF"/>
@@ -14142,6 +14732,7 @@
     </w:tblStylePr>
     <w:tblStylePr w:type="lastRow">
       <w:rPr>
+        <w:rFonts w:eastAsia="黑体"/>
         <w:b/>
         <w:bCs/>
         <w:color w:themeColor="accent2" w:themeShade="CC" w:val="9E3A38"/>
@@ -14156,12 +14747,14 @@
     </w:tblStylePr>
     <w:tblStylePr w:type="firstCol">
       <w:rPr>
+        <w:rFonts w:eastAsia="黑体"/>
         <w:b/>
         <w:bCs/>
       </w:rPr>
     </w:tblStylePr>
     <w:tblStylePr w:type="lastCol">
       <w:rPr>
+        <w:rFonts w:eastAsia="黑体"/>
         <w:b/>
         <w:bCs/>
       </w:rPr>
@@ -14196,6 +14789,7 @@
       <w:spacing w:after="0" w:line="240" w:lineRule="auto"/>
     </w:pPr>
     <w:rPr>
+      <w:rFonts w:eastAsia="黑体"/>
       <w:color w:themeColor="text1" w:val="000000"/>
     </w:rPr>
     <w:tblPr>
@@ -14214,6 +14808,7 @@
     </w:tcPr>
     <w:tblStylePr w:type="firstRow">
       <w:rPr>
+        <w:rFonts w:eastAsia="黑体"/>
         <w:b/>
         <w:bCs/>
         <w:color w:themeColor="background1" w:val="FFFFFF"/>
@@ -14228,6 +14823,7 @@
     </w:tblStylePr>
     <w:tblStylePr w:type="lastRow">
       <w:rPr>
+        <w:rFonts w:eastAsia="黑体"/>
         <w:b/>
         <w:bCs/>
         <w:color w:themeColor="accent4" w:themeShade="CC" w:val="664E82"/>
@@ -14242,12 +14838,14 @@
     </w:tblStylePr>
     <w:tblStylePr w:type="firstCol">
       <w:rPr>
+        <w:rFonts w:eastAsia="黑体"/>
         <w:b/>
         <w:bCs/>
       </w:rPr>
     </w:tblStylePr>
     <w:tblStylePr w:type="lastCol">
       <w:rPr>
+        <w:rFonts w:eastAsia="黑体"/>
         <w:b/>
         <w:bCs/>
       </w:rPr>
@@ -14282,6 +14880,7 @@
       <w:spacing w:after="0" w:line="240" w:lineRule="auto"/>
     </w:pPr>
     <w:rPr>
+      <w:rFonts w:eastAsia="黑体"/>
       <w:color w:themeColor="text1" w:val="000000"/>
     </w:rPr>
     <w:tblPr>
@@ -14300,6 +14899,7 @@
     </w:tcPr>
     <w:tblStylePr w:type="firstRow">
       <w:rPr>
+        <w:rFonts w:eastAsia="黑体"/>
         <w:b/>
         <w:bCs/>
         <w:color w:themeColor="background1" w:val="FFFFFF"/>
@@ -14314,6 +14914,7 @@
     </w:tblStylePr>
     <w:tblStylePr w:type="lastRow">
       <w:rPr>
+        <w:rFonts w:eastAsia="黑体"/>
         <w:b/>
         <w:bCs/>
         <w:color w:themeColor="accent3" w:themeShade="CC" w:val="7E9C40"/>
@@ -14328,12 +14929,14 @@
     </w:tblStylePr>
     <w:tblStylePr w:type="firstCol">
       <w:rPr>
+        <w:rFonts w:eastAsia="黑体"/>
         <w:b/>
         <w:bCs/>
       </w:rPr>
     </w:tblStylePr>
     <w:tblStylePr w:type="lastCol">
       <w:rPr>
+        <w:rFonts w:eastAsia="黑体"/>
         <w:b/>
         <w:bCs/>
       </w:rPr>
@@ -14368,6 +14971,7 @@
       <w:spacing w:after="0" w:line="240" w:lineRule="auto"/>
     </w:pPr>
     <w:rPr>
+      <w:rFonts w:eastAsia="黑体"/>
       <w:color w:themeColor="text1" w:val="000000"/>
     </w:rPr>
     <w:tblPr>
@@ -14386,6 +14990,7 @@
     </w:tcPr>
     <w:tblStylePr w:type="firstRow">
       <w:rPr>
+        <w:rFonts w:eastAsia="黑体"/>
         <w:b/>
         <w:bCs/>
         <w:color w:themeColor="background1" w:val="FFFFFF"/>
@@ -14400,6 +15005,7 @@
     </w:tblStylePr>
     <w:tblStylePr w:type="lastRow">
       <w:rPr>
+        <w:rFonts w:eastAsia="黑体"/>
         <w:b/>
         <w:bCs/>
         <w:color w:themeColor="accent6" w:themeShade="CC" w:val="F2730A"/>
@@ -14414,12 +15020,14 @@
     </w:tblStylePr>
     <w:tblStylePr w:type="firstCol">
       <w:rPr>
+        <w:rFonts w:eastAsia="黑体"/>
         <w:b/>
         <w:bCs/>
       </w:rPr>
     </w:tblStylePr>
     <w:tblStylePr w:type="lastCol">
       <w:rPr>
+        <w:rFonts w:eastAsia="黑体"/>
         <w:b/>
         <w:bCs/>
       </w:rPr>
@@ -14454,6 +15062,7 @@
       <w:spacing w:after="0" w:line="240" w:lineRule="auto"/>
     </w:pPr>
     <w:rPr>
+      <w:rFonts w:eastAsia="黑体"/>
       <w:color w:themeColor="text1" w:val="000000"/>
     </w:rPr>
     <w:tblPr>
@@ -14472,6 +15081,7 @@
     </w:tcPr>
     <w:tblStylePr w:type="firstRow">
       <w:rPr>
+        <w:rFonts w:eastAsia="黑体"/>
         <w:b/>
         <w:bCs/>
         <w:color w:themeColor="background1" w:val="FFFFFF"/>
@@ -14486,6 +15096,7 @@
     </w:tblStylePr>
     <w:tblStylePr w:type="lastRow">
       <w:rPr>
+        <w:rFonts w:eastAsia="黑体"/>
         <w:b/>
         <w:bCs/>
         <w:color w:themeColor="accent5" w:themeShade="CC" w:val="348DA5"/>
@@ -14500,12 +15111,14 @@
     </w:tblStylePr>
     <w:tblStylePr w:type="firstCol">
       <w:rPr>
+        <w:rFonts w:eastAsia="黑体"/>
         <w:b/>
         <w:bCs/>
       </w:rPr>
     </w:tblStylePr>
     <w:tblStylePr w:type="lastCol">
       <w:rPr>
+        <w:rFonts w:eastAsia="黑体"/>
         <w:b/>
         <w:bCs/>
       </w:rPr>
@@ -14540,6 +15153,7 @@
       <w:spacing w:after="0" w:line="240" w:lineRule="auto"/>
     </w:pPr>
     <w:rPr>
+      <w:rFonts w:eastAsia="黑体"/>
       <w:color w:themeColor="text1" w:val="000000"/>
     </w:rPr>
     <w:tblPr>
@@ -14561,6 +15175,7 @@
     </w:tcPr>
     <w:tblStylePr w:type="firstRow">
       <w:rPr>
+        <w:rFonts w:eastAsia="黑体"/>
         <w:b/>
         <w:bCs/>
       </w:rPr>
@@ -14571,6 +15186,7 @@
     </w:tblStylePr>
     <w:tblStylePr w:type="lastRow">
       <w:rPr>
+        <w:rFonts w:eastAsia="黑体"/>
         <w:b/>
         <w:bCs/>
         <w:color w:themeColor="text1" w:val="000000"/>
@@ -14582,6 +15198,7 @@
     </w:tblStylePr>
     <w:tblStylePr w:type="firstCol">
       <w:rPr>
+        <w:rFonts w:eastAsia="黑体"/>
         <w:color w:themeColor="background1" w:val="FFFFFF"/>
       </w:rPr>
       <w:tblPr/>
@@ -14591,6 +15208,7 @@
     </w:tblStylePr>
     <w:tblStylePr w:type="lastCol">
       <w:rPr>
+        <w:rFonts w:eastAsia="黑体"/>
         <w:color w:themeColor="background1" w:val="FFFFFF"/>
       </w:rPr>
       <w:tblPr/>
@@ -14620,6 +15238,7 @@
       <w:spacing w:after="0" w:line="240" w:lineRule="auto"/>
     </w:pPr>
     <w:rPr>
+      <w:rFonts w:eastAsia="黑体"/>
       <w:color w:themeColor="text1" w:val="000000"/>
     </w:rPr>
     <w:tblPr>
@@ -14641,6 +15260,7 @@
     </w:tcPr>
     <w:tblStylePr w:type="firstRow">
       <w:rPr>
+        <w:rFonts w:eastAsia="黑体"/>
         <w:b/>
         <w:bCs/>
       </w:rPr>
@@ -14651,6 +15271,7 @@
     </w:tblStylePr>
     <w:tblStylePr w:type="lastRow">
       <w:rPr>
+        <w:rFonts w:eastAsia="黑体"/>
         <w:b/>
         <w:bCs/>
         <w:color w:themeColor="text1" w:val="000000"/>
@@ -14662,6 +15283,7 @@
     </w:tblStylePr>
     <w:tblStylePr w:type="firstCol">
       <w:rPr>
+        <w:rFonts w:eastAsia="黑体"/>
         <w:color w:themeColor="background1" w:val="FFFFFF"/>
       </w:rPr>
       <w:tblPr/>
@@ -14671,6 +15293,7 @@
     </w:tblStylePr>
     <w:tblStylePr w:type="lastCol">
       <w:rPr>
+        <w:rFonts w:eastAsia="黑体"/>
         <w:color w:themeColor="background1" w:val="FFFFFF"/>
       </w:rPr>
       <w:tblPr/>
@@ -14700,6 +15323,7 @@
       <w:spacing w:after="0" w:line="240" w:lineRule="auto"/>
     </w:pPr>
     <w:rPr>
+      <w:rFonts w:eastAsia="黑体"/>
       <w:color w:themeColor="text1" w:val="000000"/>
     </w:rPr>
     <w:tblPr>
@@ -14721,6 +15345,7 @@
     </w:tcPr>
     <w:tblStylePr w:type="firstRow">
       <w:rPr>
+        <w:rFonts w:eastAsia="黑体"/>
         <w:b/>
         <w:bCs/>
       </w:rPr>
@@ -14731,6 +15356,7 @@
     </w:tblStylePr>
     <w:tblStylePr w:type="lastRow">
       <w:rPr>
+        <w:rFonts w:eastAsia="黑体"/>
         <w:b/>
         <w:bCs/>
         <w:color w:themeColor="text1" w:val="000000"/>
@@ -14742,6 +15368,7 @@
     </w:tblStylePr>
     <w:tblStylePr w:type="firstCol">
       <w:rPr>
+        <w:rFonts w:eastAsia="黑体"/>
         <w:color w:themeColor="background1" w:val="FFFFFF"/>
       </w:rPr>
       <w:tblPr/>
@@ -14751,6 +15378,7 @@
     </w:tblStylePr>
     <w:tblStylePr w:type="lastCol">
       <w:rPr>
+        <w:rFonts w:eastAsia="黑体"/>
         <w:color w:themeColor="background1" w:val="FFFFFF"/>
       </w:rPr>
       <w:tblPr/>
@@ -14780,6 +15408,7 @@
       <w:spacing w:after="0" w:line="240" w:lineRule="auto"/>
     </w:pPr>
     <w:rPr>
+      <w:rFonts w:eastAsia="黑体"/>
       <w:color w:themeColor="text1" w:val="000000"/>
     </w:rPr>
     <w:tblPr>
@@ -14801,6 +15430,7 @@
     </w:tcPr>
     <w:tblStylePr w:type="firstRow">
       <w:rPr>
+        <w:rFonts w:eastAsia="黑体"/>
         <w:b/>
         <w:bCs/>
       </w:rPr>
@@ -14811,6 +15441,7 @@
     </w:tblStylePr>
     <w:tblStylePr w:type="lastRow">
       <w:rPr>
+        <w:rFonts w:eastAsia="黑体"/>
         <w:b/>
         <w:bCs/>
         <w:color w:themeColor="text1" w:val="000000"/>
@@ -14822,6 +15453,7 @@
     </w:tblStylePr>
     <w:tblStylePr w:type="firstCol">
       <w:rPr>
+        <w:rFonts w:eastAsia="黑体"/>
         <w:color w:themeColor="background1" w:val="FFFFFF"/>
       </w:rPr>
       <w:tblPr/>
@@ -14831,6 +15463,7 @@
     </w:tblStylePr>
     <w:tblStylePr w:type="lastCol">
       <w:rPr>
+        <w:rFonts w:eastAsia="黑体"/>
         <w:color w:themeColor="background1" w:val="FFFFFF"/>
       </w:rPr>
       <w:tblPr/>
@@ -14860,6 +15493,7 @@
       <w:spacing w:after="0" w:line="240" w:lineRule="auto"/>
     </w:pPr>
     <w:rPr>
+      <w:rFonts w:eastAsia="黑体"/>
       <w:color w:themeColor="text1" w:val="000000"/>
     </w:rPr>
     <w:tblPr>
@@ -14881,6 +15515,7 @@
     </w:tcPr>
     <w:tblStylePr w:type="firstRow">
       <w:rPr>
+        <w:rFonts w:eastAsia="黑体"/>
         <w:b/>
         <w:bCs/>
       </w:rPr>
@@ -14891,6 +15526,7 @@
     </w:tblStylePr>
     <w:tblStylePr w:type="lastRow">
       <w:rPr>
+        <w:rFonts w:eastAsia="黑体"/>
         <w:b/>
         <w:bCs/>
         <w:color w:themeColor="text1" w:val="000000"/>
@@ -14902,6 +15538,7 @@
     </w:tblStylePr>
     <w:tblStylePr w:type="firstCol">
       <w:rPr>
+        <w:rFonts w:eastAsia="黑体"/>
         <w:color w:themeColor="background1" w:val="FFFFFF"/>
       </w:rPr>
       <w:tblPr/>
@@ -14911,6 +15548,7 @@
     </w:tblStylePr>
     <w:tblStylePr w:type="lastCol">
       <w:rPr>
+        <w:rFonts w:eastAsia="黑体"/>
         <w:color w:themeColor="background1" w:val="FFFFFF"/>
       </w:rPr>
       <w:tblPr/>
@@ -14940,6 +15578,7 @@
       <w:spacing w:after="0" w:line="240" w:lineRule="auto"/>
     </w:pPr>
     <w:rPr>
+      <w:rFonts w:eastAsia="黑体"/>
       <w:color w:themeColor="text1" w:val="000000"/>
     </w:rPr>
     <w:tblPr>
@@ -14961,6 +15600,7 @@
     </w:tcPr>
     <w:tblStylePr w:type="firstRow">
       <w:rPr>
+        <w:rFonts w:eastAsia="黑体"/>
         <w:b/>
         <w:bCs/>
       </w:rPr>
@@ -14971,6 +15611,7 @@
     </w:tblStylePr>
     <w:tblStylePr w:type="lastRow">
       <w:rPr>
+        <w:rFonts w:eastAsia="黑体"/>
         <w:b/>
         <w:bCs/>
         <w:color w:themeColor="text1" w:val="000000"/>
@@ -14982,6 +15623,7 @@
     </w:tblStylePr>
     <w:tblStylePr w:type="firstCol">
       <w:rPr>
+        <w:rFonts w:eastAsia="黑体"/>
         <w:color w:themeColor="background1" w:val="FFFFFF"/>
       </w:rPr>
       <w:tblPr/>
@@ -14991,6 +15633,7 @@
     </w:tblStylePr>
     <w:tblStylePr w:type="lastCol">
       <w:rPr>
+        <w:rFonts w:eastAsia="黑体"/>
         <w:color w:themeColor="background1" w:val="FFFFFF"/>
       </w:rPr>
       <w:tblPr/>
@@ -15020,6 +15663,7 @@
       <w:spacing w:after="0" w:line="240" w:lineRule="auto"/>
     </w:pPr>
     <w:rPr>
+      <w:rFonts w:eastAsia="黑体"/>
       <w:color w:themeColor="text1" w:val="000000"/>
     </w:rPr>
     <w:tblPr>
@@ -15041,6 +15685,7 @@
     </w:tcPr>
     <w:tblStylePr w:type="firstRow">
       <w:rPr>
+        <w:rFonts w:eastAsia="黑体"/>
         <w:b/>
         <w:bCs/>
       </w:rPr>
@@ -15051,6 +15696,7 @@
     </w:tblStylePr>
     <w:tblStylePr w:type="lastRow">
       <w:rPr>
+        <w:rFonts w:eastAsia="黑体"/>
         <w:b/>
         <w:bCs/>
         <w:color w:themeColor="text1" w:val="000000"/>
@@ -15062,6 +15708,7 @@
     </w:tblStylePr>
     <w:tblStylePr w:type="firstCol">
       <w:rPr>
+        <w:rFonts w:eastAsia="黑体"/>
         <w:color w:themeColor="background1" w:val="FFFFFF"/>
       </w:rPr>
       <w:tblPr/>
@@ -15071,6 +15718,7 @@
     </w:tblStylePr>
     <w:tblStylePr w:type="lastCol">
       <w:rPr>
+        <w:rFonts w:eastAsia="黑体"/>
         <w:color w:themeColor="background1" w:val="FFFFFF"/>
       </w:rPr>
       <w:tblPr/>
@@ -15103,6 +15751,7 @@
     <w:name w:val="KeywordTok"/>
     <w:basedOn w:val="VerbatimChar"/>
     <w:rPr>
+      <w:rFonts w:eastAsia="黑体"/>
       <w:b/>
       <w:color w:val="007020"/>
     </w:rPr>
@@ -15111,6 +15760,7 @@
     <w:name w:val="DataTypeTok"/>
     <w:basedOn w:val="VerbatimChar"/>
     <w:rPr>
+      <w:rFonts w:eastAsia="黑体"/>
       <w:color w:val="902000"/>
     </w:rPr>
   </w:style>
@@ -15118,6 +15768,7 @@
     <w:name w:val="DecValTok"/>
     <w:basedOn w:val="VerbatimChar"/>
     <w:rPr>
+      <w:rFonts w:eastAsia="黑体"/>
       <w:color w:val="40a070"/>
     </w:rPr>
   </w:style>
@@ -15125,6 +15776,7 @@
     <w:name w:val="BaseNTok"/>
     <w:basedOn w:val="VerbatimChar"/>
     <w:rPr>
+      <w:rFonts w:eastAsia="黑体"/>
       <w:color w:val="40a070"/>
     </w:rPr>
   </w:style>
@@ -15132,6 +15784,7 @@
     <w:name w:val="FloatTok"/>
     <w:basedOn w:val="VerbatimChar"/>
     <w:rPr>
+      <w:rFonts w:eastAsia="黑体"/>
       <w:color w:val="40a070"/>
     </w:rPr>
   </w:style>
@@ -15139,6 +15792,7 @@
     <w:name w:val="ConstantTok"/>
     <w:basedOn w:val="VerbatimChar"/>
     <w:rPr>
+      <w:rFonts w:eastAsia="黑体"/>
       <w:color w:val="880000"/>
     </w:rPr>
   </w:style>
@@ -15146,6 +15800,7 @@
     <w:name w:val="CharTok"/>
     <w:basedOn w:val="VerbatimChar"/>
     <w:rPr>
+      <w:rFonts w:eastAsia="黑体"/>
       <w:color w:val="4070a0"/>
     </w:rPr>
   </w:style>
@@ -15153,6 +15808,7 @@
     <w:name w:val="SpecialCharTok"/>
     <w:basedOn w:val="VerbatimChar"/>
     <w:rPr>
+      <w:rFonts w:eastAsia="黑体"/>
       <w:color w:val="4070a0"/>
     </w:rPr>
   </w:style>
@@ -15160,6 +15816,7 @@
     <w:name w:val="StringTok"/>
     <w:basedOn w:val="VerbatimChar"/>
     <w:rPr>
+      <w:rFonts w:eastAsia="黑体"/>
       <w:color w:val="4070a0"/>
     </w:rPr>
   </w:style>
@@ -15167,6 +15824,7 @@
     <w:name w:val="VerbatimStringTok"/>
     <w:basedOn w:val="VerbatimChar"/>
     <w:rPr>
+      <w:rFonts w:eastAsia="黑体"/>
       <w:color w:val="4070a0"/>
     </w:rPr>
   </w:style>
@@ -15174,6 +15832,7 @@
     <w:name w:val="SpecialStringTok"/>
     <w:basedOn w:val="VerbatimChar"/>
     <w:rPr>
+      <w:rFonts w:eastAsia="黑体"/>
       <w:color w:val="bb6688"/>
     </w:rPr>
   </w:style>
@@ -15181,6 +15840,7 @@
     <w:name w:val="ImportTok"/>
     <w:basedOn w:val="VerbatimChar"/>
     <w:rPr>
+      <w:rFonts w:eastAsia="黑体"/>
       <w:b/>
       <w:color w:val="008000"/>
     </w:rPr>
@@ -15189,6 +15849,7 @@
     <w:name w:val="CommentTok"/>
     <w:basedOn w:val="VerbatimChar"/>
     <w:rPr>
+      <w:rFonts w:eastAsia="黑体"/>
       <w:i/>
       <w:color w:val="60a0b0"/>
     </w:rPr>
@@ -15197,6 +15858,7 @@
     <w:name w:val="DocumentationTok"/>
     <w:basedOn w:val="VerbatimChar"/>
     <w:rPr>
+      <w:rFonts w:eastAsia="黑体"/>
       <w:i/>
       <w:color w:val="ba2121"/>
     </w:rPr>
@@ -15205,6 +15867,7 @@
     <w:name w:val="AnnotationTok"/>
     <w:basedOn w:val="VerbatimChar"/>
     <w:rPr>
+      <w:rFonts w:eastAsia="黑体"/>
       <w:b/>
       <w:i/>
       <w:color w:val="60a0b0"/>
@@ -15214,6 +15877,7 @@
     <w:name w:val="CommentVarTok"/>
     <w:basedOn w:val="VerbatimChar"/>
     <w:rPr>
+      <w:rFonts w:eastAsia="黑体"/>
       <w:b/>
       <w:i/>
       <w:color w:val="60a0b0"/>
@@ -15223,6 +15887,7 @@
     <w:name w:val="OtherTok"/>
     <w:basedOn w:val="VerbatimChar"/>
     <w:rPr>
+      <w:rFonts w:eastAsia="黑体"/>
       <w:color w:val="007020"/>
     </w:rPr>
   </w:style>
@@ -15230,6 +15895,7 @@
     <w:name w:val="FunctionTok"/>
     <w:basedOn w:val="VerbatimChar"/>
     <w:rPr>
+      <w:rFonts w:eastAsia="黑体"/>
       <w:color w:val="06287e"/>
     </w:rPr>
   </w:style>
@@ -15237,6 +15903,7 @@
     <w:name w:val="VariableTok"/>
     <w:basedOn w:val="VerbatimChar"/>
     <w:rPr>
+      <w:rFonts w:eastAsia="黑体"/>
       <w:color w:val="19177c"/>
     </w:rPr>
   </w:style>
@@ -15244,6 +15911,7 @@
     <w:name w:val="ControlFlowTok"/>
     <w:basedOn w:val="VerbatimChar"/>
     <w:rPr>
+      <w:rFonts w:eastAsia="黑体"/>
       <w:b/>
       <w:color w:val="007020"/>
     </w:rPr>
@@ -15252,6 +15920,7 @@
     <w:name w:val="OperatorTok"/>
     <w:basedOn w:val="VerbatimChar"/>
     <w:rPr>
+      <w:rFonts w:eastAsia="黑体"/>
       <w:color w:val="666666"/>
     </w:rPr>
   </w:style>
@@ -15259,18 +15928,22 @@
     <w:name w:val="BuiltInTok"/>
     <w:basedOn w:val="VerbatimChar"/>
     <w:rPr>
+      <w:rFonts w:eastAsia="黑体"/>
       <w:color w:val="008000"/>
     </w:rPr>
   </w:style>
   <w:style w:type="character" w:customStyle="1" w:styleId="ExtensionTok">
     <w:name w:val="ExtensionTok"/>
     <w:basedOn w:val="VerbatimChar"/>
-    <w:rPr/>
+    <w:rPr>
+      <w:rFonts w:eastAsia="黑体"/>
+    </w:rPr>
   </w:style>
   <w:style w:type="character" w:customStyle="1" w:styleId="PreprocessorTok">
     <w:name w:val="PreprocessorTok"/>
     <w:basedOn w:val="VerbatimChar"/>
     <w:rPr>
+      <w:rFonts w:eastAsia="黑体"/>
       <w:color w:val="bc7a00"/>
     </w:rPr>
   </w:style>
@@ -15278,18 +15951,22 @@
     <w:name w:val="AttributeTok"/>
     <w:basedOn w:val="VerbatimChar"/>
     <w:rPr>
+      <w:rFonts w:eastAsia="黑体"/>
       <w:color w:val="7d9029"/>
     </w:rPr>
   </w:style>
   <w:style w:type="character" w:customStyle="1" w:styleId="RegionMarkerTok">
     <w:name w:val="RegionMarkerTok"/>
     <w:basedOn w:val="VerbatimChar"/>
-    <w:rPr/>
+    <w:rPr>
+      <w:rFonts w:eastAsia="黑体"/>
+    </w:rPr>
   </w:style>
   <w:style w:type="character" w:customStyle="1" w:styleId="InformationTok">
     <w:name w:val="InformationTok"/>
     <w:basedOn w:val="VerbatimChar"/>
     <w:rPr>
+      <w:rFonts w:eastAsia="黑体"/>
       <w:b/>
       <w:i/>
       <w:color w:val="60a0b0"/>
@@ -15299,6 +15976,7 @@
     <w:name w:val="WarningTok"/>
     <w:basedOn w:val="VerbatimChar"/>
     <w:rPr>
+      <w:rFonts w:eastAsia="黑体"/>
       <w:b/>
       <w:i/>
       <w:color w:val="60a0b0"/>
@@ -15308,6 +15986,7 @@
     <w:name w:val="AlertTok"/>
     <w:basedOn w:val="VerbatimChar"/>
     <w:rPr>
+      <w:rFonts w:eastAsia="黑体"/>
       <w:b/>
       <w:color w:val="ff0000"/>
     </w:rPr>
@@ -15316,6 +15995,7 @@
     <w:name w:val="ErrorTok"/>
     <w:basedOn w:val="VerbatimChar"/>
     <w:rPr>
+      <w:rFonts w:eastAsia="黑体"/>
       <w:b/>
       <w:color w:val="ff0000"/>
     </w:rPr>
@@ -15323,7 +16003,9 @@
   <w:style w:type="character" w:customStyle="1" w:styleId="NormalTok">
     <w:name w:val="NormalTok"/>
     <w:basedOn w:val="VerbatimChar"/>
-    <w:rPr/>
+    <w:rPr>
+      <w:rFonts w:eastAsia="黑体"/>
+    </w:rPr>
   </w:style>
 </w:styles>
 </file>
@@ -15372,12 +16054,12 @@
     <a:fontScheme name="Office">
       <a:majorFont>
         <a:latin typeface="Calibri"/>
-        <a:ea typeface=""/>
+        <a:ea typeface="黑体"/>
         <a:cs typeface=""/>
         <a:font script="Jpan" typeface="ＭＳ ゴシック"/>
         <a:font script="Hang" typeface="맑은 고딕"/>
-        <a:font script="Hans" typeface="宋体"/>
-        <a:font script="Hant" typeface="新細明體"/>
+        <a:font script="Hans" typeface="黑体"/>
+        <a:font script="Hant" typeface="黑体"/>
         <a:font script="Arab" typeface="Times New Roman"/>
         <a:font script="Hebr" typeface="Times New Roman"/>
         <a:font script="Thai" typeface="Angsana New"/>
@@ -15407,12 +16089,12 @@
       </a:majorFont>
       <a:minorFont>
         <a:latin typeface="Cambria"/>
-        <a:ea typeface=""/>
+        <a:ea typeface="黑体"/>
         <a:cs typeface=""/>
         <a:font script="Jpan" typeface="ＭＳ 明朝"/>
         <a:font script="Hang" typeface="맑은 고딕"/>
-        <a:font script="Hans" typeface="宋体"/>
-        <a:font script="Hant" typeface="新細明體"/>
+        <a:font script="Hans" typeface="黑体"/>
+        <a:font script="Hant" typeface="黑体"/>
         <a:font script="Arab" typeface="Arial"/>
         <a:font script="Hebr" typeface="Arial"/>
         <a:font script="Thai" typeface="Cordia New"/>

--- a/09-通信电路/01-无线收发电路/射频前端电路/射频前端电路.docx
+++ b/09-通信电路/01-无线收发电路/射频前端电路/射频前端电路.docx
@@ -2983,7 +2983,7 @@
           <w:color w:val="555555"/>
           <w:sz w:val="21"/>
         </w:rPr>
-        <w:t>材料收集者：杜文杰，WX手机：19519196569，QQ:3478827729</w:t>
+        <w:t>材料收集者：杜文杰，微信/手机：19519196569，QQ:3478827729</w:t>
       </w:r>
     </w:p>
     <w:sectPr>
